--- a/Отчет о завершении тестирования (Test Completion Report).docx
+++ b/Отчет о завершении тестирования (Test Completion Report).docx
@@ -53,23 +53,7 @@
           <w:sz w:val="28"/>
           <w:szCs w:val="28"/>
         </w:rPr>
-        <w:t>https://steiks.</w:t>
-      </w:r>
-      <w:r>
-        <w:rPr>
-          <w:rStyle w:val="a6"/>
-          <w:sz w:val="28"/>
-          <w:szCs w:val="28"/>
-        </w:rPr>
-        <w:t>r</w:t>
-      </w:r>
-      <w:r>
-        <w:rPr>
-          <w:rStyle w:val="a6"/>
-          <w:sz w:val="28"/>
-          <w:szCs w:val="28"/>
-        </w:rPr>
-        <w:t>u/</w:t>
+        <w:t>https://steiks.ru/</w:t>
       </w:r>
       <w:bookmarkEnd w:id="0"/>
       <w:r>
@@ -511,31 +495,7 @@
           <w:sz w:val="28"/>
           <w:szCs w:val="28"/>
         </w:rPr>
-        <w:t>Тестирование удобства использования (интерфейса)</w:t>
-      </w:r>
-    </w:p>
-    <w:p>
-      <w:pPr>
-        <w:numPr>
-          <w:ilvl w:val="0"/>
-          <w:numId w:val="3"/>
-        </w:numPr>
-        <w:shd w:val="clear" w:color="auto" w:fill="FFFFFF"/>
-        <w:ind w:hanging="436"/>
-        <w:jc w:val="both"/>
-        <w:rPr>
-          <w:rFonts w:ascii="Times New Roman" w:eastAsia="Times New Roman" w:hAnsi="Times New Roman" w:cs="Times New Roman"/>
-          <w:sz w:val="28"/>
-          <w:szCs w:val="28"/>
-        </w:rPr>
-      </w:pPr>
-      <w:r>
-        <w:rPr>
-          <w:rFonts w:ascii="Times New Roman" w:eastAsia="Times New Roman" w:hAnsi="Times New Roman" w:cs="Times New Roman"/>
-          <w:sz w:val="28"/>
-          <w:szCs w:val="28"/>
-        </w:rPr>
-        <w:t>Тестирование пользовательского интерфейса</w:t>
+        <w:t>Тестирование интерфейса и удобства использования (UI/UX-тестирование</w:t>
       </w:r>
     </w:p>
     <w:p>
@@ -628,7 +588,43 @@
           <w:szCs w:val="28"/>
           <w:lang w:val="ru-RU"/>
         </w:rPr>
-        <w:t>Ручное тестирование выполнено на основе разработанных чек-листов и тест-кейсов. В рамках кроссбраузерного тестирования проведено 592 проверки (по 148 в каждом из 4 браузеров: Google Chrome, Mozilla Firefox, Yandex Browser, Microsoft Edge)</w:t>
+        <w:t xml:space="preserve">Ручное тестирование выполнено на основе разработанных чек-листов и тест-кейсов. В рамках кроссбраузерного тестирования проведено </w:t>
+      </w:r>
+      <w:r>
+        <w:rPr>
+          <w:rFonts w:ascii="Times New Roman" w:eastAsia="Times New Roman" w:hAnsi="Times New Roman" w:cs="Times New Roman"/>
+          <w:sz w:val="28"/>
+          <w:szCs w:val="28"/>
+          <w:lang w:val="ru-RU"/>
+        </w:rPr>
+        <w:t>444</w:t>
+      </w:r>
+      <w:r>
+        <w:rPr>
+          <w:rFonts w:ascii="Times New Roman" w:eastAsia="Times New Roman" w:hAnsi="Times New Roman" w:cs="Times New Roman"/>
+          <w:sz w:val="28"/>
+          <w:szCs w:val="28"/>
+          <w:lang w:val="ru-RU"/>
+        </w:rPr>
+        <w:t xml:space="preserve"> проверки (по 148 в каждом из </w:t>
+      </w:r>
+      <w:r>
+        <w:rPr>
+          <w:rFonts w:ascii="Times New Roman" w:eastAsia="Times New Roman" w:hAnsi="Times New Roman" w:cs="Times New Roman"/>
+          <w:sz w:val="28"/>
+          <w:szCs w:val="28"/>
+          <w:lang w:val="ru-RU"/>
+        </w:rPr>
+        <w:t>трёх</w:t>
+      </w:r>
+      <w:r>
+        <w:rPr>
+          <w:rFonts w:ascii="Times New Roman" w:eastAsia="Times New Roman" w:hAnsi="Times New Roman" w:cs="Times New Roman"/>
+          <w:sz w:val="28"/>
+          <w:szCs w:val="28"/>
+          <w:lang w:val="ru-RU"/>
+        </w:rPr>
+        <w:t xml:space="preserve"> браузеров: Google Chrome, Mozilla Firefox, Yandex Browser)</w:t>
       </w:r>
       <w:r>
         <w:rPr>
@@ -698,8 +694,9 @@
           <w:rFonts w:ascii="Times New Roman" w:eastAsia="Times New Roman" w:hAnsi="Times New Roman" w:cs="Times New Roman"/>
           <w:sz w:val="28"/>
           <w:szCs w:val="28"/>
-        </w:rPr>
-        <w:t>496</w:t>
+          <w:lang w:val="ru-RU"/>
+        </w:rPr>
+        <w:t>372</w:t>
       </w:r>
       <w:r>
         <w:rPr>
@@ -773,7 +770,7 @@
           <w:szCs w:val="28"/>
           <w:lang w:val="ru-RU"/>
         </w:rPr>
-        <w:t>96</w:t>
+        <w:t>72</w:t>
       </w:r>
       <w:r>
         <w:rPr>
@@ -838,7 +835,7 @@
           <w:szCs w:val="28"/>
           <w:lang w:val="ru-RU"/>
         </w:rPr>
-        <w:t>4-х</w:t>
+        <w:t>трёх</w:t>
       </w:r>
       <w:r>
         <w:rPr>
@@ -889,13 +886,14 @@
           <w:noProof/>
           <w:sz w:val="28"/>
           <w:szCs w:val="28"/>
+          <w:lang w:val="en-US"/>
         </w:rPr>
         <w:lastRenderedPageBreak/>
         <w:drawing>
-          <wp:inline distT="0" distB="0" distL="0" distR="0" wp14:anchorId="022558BD" wp14:editId="36A4FC14">
-            <wp:extent cx="5545667" cy="2590459"/>
-            <wp:effectExtent l="0" t="0" r="0" b="635"/>
-            <wp:docPr id="1380389423" name="Рисунок 1"/>
+          <wp:inline distT="0" distB="0" distL="0" distR="0" wp14:anchorId="462E26CB" wp14:editId="739321BE">
+            <wp:extent cx="5669771" cy="2659610"/>
+            <wp:effectExtent l="0" t="0" r="7620" b="7620"/>
+            <wp:docPr id="994836763" name="Рисунок 1"/>
             <wp:cNvGraphicFramePr>
               <a:graphicFrameLocks xmlns:a="http://schemas.openxmlformats.org/drawingml/2006/main" noChangeAspect="1"/>
             </wp:cNvGraphicFramePr>
@@ -903,7 +901,7 @@
               <a:graphicData uri="http://schemas.openxmlformats.org/drawingml/2006/picture">
                 <pic:pic xmlns:pic="http://schemas.openxmlformats.org/drawingml/2006/picture">
                   <pic:nvPicPr>
-                    <pic:cNvPr id="1380389423" name=""/>
+                    <pic:cNvPr id="994836763" name=""/>
                     <pic:cNvPicPr/>
                   </pic:nvPicPr>
                   <pic:blipFill>
@@ -915,7 +913,7 @@
                   <pic:spPr>
                     <a:xfrm>
                       <a:off x="0" y="0"/>
-                      <a:ext cx="5584752" cy="2608716"/>
+                      <a:ext cx="5669771" cy="2659610"/>
                     </a:xfrm>
                     <a:prstGeom prst="rect">
                       <a:avLst/>
@@ -969,7 +967,42 @@
           <w:szCs w:val="28"/>
           <w:lang w:val="ru-RU"/>
         </w:rPr>
-        <w:t>По результатам проведённых проверок дефекты были классифицированы по уровню серьёзности (Severity)</w:t>
+        <w:t>По результатам проведённых проверок дефекты были</w:t>
+      </w:r>
+      <w:r>
+        <w:rPr>
+          <w:rFonts w:ascii="Times New Roman" w:eastAsia="Times New Roman" w:hAnsi="Times New Roman" w:cs="Times New Roman"/>
+          <w:sz w:val="28"/>
+          <w:szCs w:val="28"/>
+          <w:lang w:val="ru-RU"/>
+        </w:rPr>
+        <w:t xml:space="preserve"> </w:t>
+      </w:r>
+      <w:r>
+        <w:rPr>
+          <w:rFonts w:ascii="Times New Roman" w:eastAsia="Times New Roman" w:hAnsi="Times New Roman" w:cs="Times New Roman"/>
+          <w:sz w:val="28"/>
+          <w:szCs w:val="28"/>
+        </w:rPr>
+        <w:t>локализованы</w:t>
+      </w:r>
+      <w:r>
+        <w:rPr>
+          <w:rFonts w:ascii="Times New Roman" w:eastAsia="Times New Roman" w:hAnsi="Times New Roman" w:cs="Times New Roman"/>
+          <w:sz w:val="28"/>
+          <w:szCs w:val="28"/>
+          <w:lang w:val="ru-RU"/>
+        </w:rPr>
+        <w:t xml:space="preserve"> и</w:t>
+      </w:r>
+      <w:r>
+        <w:rPr>
+          <w:rFonts w:ascii="Times New Roman" w:eastAsia="Times New Roman" w:hAnsi="Times New Roman" w:cs="Times New Roman"/>
+          <w:sz w:val="28"/>
+          <w:szCs w:val="28"/>
+          <w:lang w:val="ru-RU"/>
+        </w:rPr>
+        <w:t xml:space="preserve"> классифицированы по уровню серьёзности (Severity)</w:t>
       </w:r>
       <w:r>
         <w:rPr>
@@ -990,6 +1023,7 @@
           <w:rFonts w:ascii="Times New Roman" w:eastAsia="Times New Roman" w:hAnsi="Times New Roman" w:cs="Times New Roman"/>
           <w:sz w:val="28"/>
           <w:szCs w:val="28"/>
+          <w:lang w:val="ru-RU"/>
         </w:rPr>
       </w:pPr>
     </w:p>
@@ -1415,8 +1449,18 @@
           <w:rFonts w:ascii="Times New Roman" w:eastAsia="Times New Roman" w:hAnsi="Times New Roman" w:cs="Times New Roman"/>
           <w:sz w:val="28"/>
           <w:szCs w:val="28"/>
-        </w:rPr>
-        <w:t xml:space="preserve">Trivial </w:t>
+          <w:lang w:val="en-US"/>
+        </w:rPr>
+        <w:t>Advice</w:t>
+      </w:r>
+      <w:r>
+        <w:rPr>
+          <w:rFonts w:ascii="Times New Roman" w:eastAsia="Times New Roman" w:hAnsi="Times New Roman" w:cs="Times New Roman"/>
+          <w:sz w:val="28"/>
+          <w:szCs w:val="28"/>
+          <w:lang w:val="en-US"/>
+        </w:rPr>
+        <w:t xml:space="preserve"> </w:t>
       </w:r>
       <w:r>
         <w:rPr>
@@ -2478,109 +2522,7 @@
           <w:szCs w:val="28"/>
           <w:lang w:val="ru-RU"/>
         </w:rPr>
-        <w:t>Общее число проверок</w:t>
-      </w:r>
-      <w:r>
-        <w:rPr>
-          <w:rFonts w:ascii="Times New Roman" w:eastAsia="Times New Roman" w:hAnsi="Times New Roman" w:cs="Times New Roman"/>
-          <w:sz w:val="28"/>
-          <w:szCs w:val="28"/>
-        </w:rPr>
-        <w:t xml:space="preserve"> в браузере </w:t>
-      </w:r>
-      <w:r>
-        <w:rPr>
-          <w:rFonts w:ascii="Times New Roman" w:eastAsia="Times New Roman" w:hAnsi="Times New Roman" w:cs="Times New Roman"/>
-          <w:sz w:val="28"/>
-          <w:szCs w:val="28"/>
-          <w:lang w:val="en-US"/>
-        </w:rPr>
-        <w:t>Microsoft</w:t>
-      </w:r>
-      <w:r>
-        <w:rPr>
-          <w:rFonts w:ascii="Times New Roman" w:eastAsia="Times New Roman" w:hAnsi="Times New Roman" w:cs="Times New Roman"/>
-          <w:sz w:val="28"/>
-          <w:szCs w:val="28"/>
-          <w:lang w:val="ru-RU"/>
-        </w:rPr>
-        <w:t xml:space="preserve"> </w:t>
-      </w:r>
-      <w:r>
-        <w:rPr>
-          <w:rFonts w:ascii="Times New Roman" w:eastAsia="Times New Roman" w:hAnsi="Times New Roman" w:cs="Times New Roman"/>
-          <w:sz w:val="28"/>
-          <w:szCs w:val="28"/>
-          <w:lang w:val="en-US"/>
-        </w:rPr>
-        <w:t>Edge</w:t>
-      </w:r>
-      <w:r>
-        <w:rPr>
-          <w:rFonts w:ascii="Times New Roman" w:eastAsia="Times New Roman" w:hAnsi="Times New Roman" w:cs="Times New Roman"/>
-          <w:sz w:val="28"/>
-          <w:szCs w:val="28"/>
-        </w:rPr>
-        <w:t xml:space="preserve"> </w:t>
-      </w:r>
-      <w:r>
-        <w:rPr>
-          <w:rFonts w:ascii="Times New Roman" w:eastAsia="Times New Roman" w:hAnsi="Times New Roman" w:cs="Times New Roman"/>
-          <w:sz w:val="28"/>
-          <w:szCs w:val="28"/>
-        </w:rPr>
-        <w:t>(Версия 149.0</w:t>
-      </w:r>
-      <w:r>
-        <w:rPr>
-          <w:rFonts w:ascii="Times New Roman" w:eastAsia="Times New Roman" w:hAnsi="Times New Roman" w:cs="Times New Roman"/>
-          <w:sz w:val="28"/>
-          <w:szCs w:val="28"/>
-          <w:lang w:val="ru-RU"/>
-        </w:rPr>
-        <w:t>.</w:t>
-      </w:r>
-      <w:r>
-        <w:rPr>
-          <w:rFonts w:ascii="Times New Roman" w:eastAsia="Times New Roman" w:hAnsi="Times New Roman" w:cs="Times New Roman"/>
-          <w:sz w:val="28"/>
-          <w:szCs w:val="28"/>
-        </w:rPr>
-        <w:t xml:space="preserve"> 64-bit)</w:t>
-      </w:r>
-      <w:r>
-        <w:rPr>
-          <w:rFonts w:ascii="Times New Roman" w:eastAsia="Times New Roman" w:hAnsi="Times New Roman" w:cs="Times New Roman"/>
-          <w:sz w:val="28"/>
-          <w:szCs w:val="28"/>
-        </w:rPr>
-        <w:t xml:space="preserve"> было выполнено </w:t>
-      </w:r>
-      <w:r>
-        <w:rPr>
-          <w:rFonts w:ascii="Times New Roman" w:eastAsia="Times New Roman" w:hAnsi="Times New Roman" w:cs="Times New Roman"/>
-          <w:sz w:val="28"/>
-          <w:szCs w:val="28"/>
-          <w:lang w:val="ru-RU"/>
-        </w:rPr>
-        <w:t>148</w:t>
-      </w:r>
-      <w:r>
-        <w:rPr>
-          <w:rFonts w:ascii="Times New Roman" w:eastAsia="Times New Roman" w:hAnsi="Times New Roman" w:cs="Times New Roman"/>
-          <w:sz w:val="28"/>
-          <w:szCs w:val="28"/>
-        </w:rPr>
-        <w:t xml:space="preserve"> проверок</w:t>
-      </w:r>
-      <w:r>
-        <w:rPr>
-          <w:rFonts w:ascii="Times New Roman" w:eastAsia="Times New Roman" w:hAnsi="Times New Roman" w:cs="Times New Roman"/>
-          <w:sz w:val="28"/>
-          <w:szCs w:val="28"/>
-          <w:lang w:val="ru-RU"/>
-        </w:rPr>
-        <w:t>.</w:t>
+        <w:t>В ходе кроссбраузерного тестирования установлено, что все выявленные дефекты носят системный характер и воспроизводятся во всех четырёх целевых браузерах. Ошибок, специфичных для отдельных браузерных движков, не обнаружено. Это указывает на связь дефектов с общей логикой работы интерфейса и серверной части сайта, а не с особенностями рендеринга.</w:t>
       </w:r>
     </w:p>
     <w:p>
@@ -2591,20 +2533,13 @@
         <w:jc w:val="both"/>
         <w:rPr>
           <w:rFonts w:ascii="Times New Roman" w:eastAsia="Times New Roman" w:hAnsi="Times New Roman" w:cs="Times New Roman"/>
-          <w:sz w:val="28"/>
-          <w:szCs w:val="28"/>
-        </w:rPr>
-      </w:pPr>
-      <w:r>
-        <w:rPr>
-          <w:rFonts w:ascii="Times New Roman" w:eastAsia="Times New Roman" w:hAnsi="Times New Roman" w:cs="Times New Roman"/>
           <w:b/>
           <w:bCs/>
           <w:sz w:val="28"/>
           <w:szCs w:val="28"/>
-        </w:rPr>
-        <w:t>Passed (Успешно):</w:t>
-      </w:r>
+          <w:lang w:val="ru-RU"/>
+        </w:rPr>
+      </w:pPr>
       <w:r>
         <w:rPr>
           <w:rFonts w:ascii="Times New Roman" w:eastAsia="Times New Roman" w:hAnsi="Times New Roman" w:cs="Times New Roman"/>
@@ -2612,17 +2547,8 @@
           <w:bCs/>
           <w:sz w:val="28"/>
           <w:szCs w:val="28"/>
-          <w:lang w:val="ru-RU"/>
-        </w:rPr>
-        <w:t>124 -</w:t>
-      </w:r>
-      <w:r>
-        <w:rPr>
-          <w:rFonts w:ascii="Times New Roman" w:eastAsia="Times New Roman" w:hAnsi="Times New Roman" w:cs="Times New Roman"/>
-          <w:sz w:val="28"/>
-          <w:szCs w:val="28"/>
-        </w:rPr>
-        <w:t xml:space="preserve"> </w:t>
+        </w:rPr>
+        <w:t xml:space="preserve">3. </w:t>
       </w:r>
       <w:r>
         <w:rPr>
@@ -2632,15 +2558,9 @@
           <w:sz w:val="28"/>
           <w:szCs w:val="28"/>
         </w:rPr>
-        <w:t>83.8%</w:t>
-      </w:r>
-    </w:p>
-    <w:p>
-      <w:pPr>
-        <w:shd w:val="clear" w:color="auto" w:fill="FFFFFF"/>
-        <w:spacing w:after="160"/>
-        <w:ind w:firstLine="283"/>
-        <w:jc w:val="both"/>
+        <w:t>Проведена проверка производительности и отказоустойчивости (Нагрузочное тестирование</w:t>
+      </w:r>
+      <w:r>
         <w:rPr>
           <w:rFonts w:ascii="Times New Roman" w:eastAsia="Times New Roman" w:hAnsi="Times New Roman" w:cs="Times New Roman"/>
           <w:b/>
@@ -2649,6 +2569,18 @@
           <w:szCs w:val="28"/>
           <w:lang w:val="ru-RU"/>
         </w:rPr>
+        <w:t>)</w:t>
+      </w:r>
+    </w:p>
+    <w:p>
+      <w:pPr>
+        <w:spacing w:after="160"/>
+        <w:rPr>
+          <w:rFonts w:ascii="Times New Roman" w:eastAsia="Times New Roman" w:hAnsi="Times New Roman" w:cs="Times New Roman"/>
+          <w:sz w:val="28"/>
+          <w:szCs w:val="28"/>
+          <w:lang w:val="ru-RU"/>
+        </w:rPr>
       </w:pPr>
       <w:r>
         <w:rPr>
@@ -2658,18 +2590,7 @@
           <w:sz w:val="28"/>
           <w:szCs w:val="28"/>
         </w:rPr>
-        <w:t>Failed (С ошибкой):</w:t>
-      </w:r>
-      <w:r>
-        <w:rPr>
-          <w:rFonts w:ascii="Times New Roman" w:eastAsia="Times New Roman" w:hAnsi="Times New Roman" w:cs="Times New Roman"/>
-          <w:b/>
-          <w:bCs/>
-          <w:sz w:val="28"/>
-          <w:szCs w:val="28"/>
-          <w:lang w:val="ru-RU"/>
-        </w:rPr>
-        <w:t>24-</w:t>
+        <w:t>Цель тестирования:</w:t>
       </w:r>
       <w:r>
         <w:rPr>
@@ -2682,223 +2603,54 @@
       <w:r>
         <w:rPr>
           <w:rFonts w:ascii="Times New Roman" w:eastAsia="Times New Roman" w:hAnsi="Times New Roman" w:cs="Times New Roman"/>
-          <w:b/>
-          <w:bCs/>
-          <w:sz w:val="28"/>
-          <w:szCs w:val="28"/>
-        </w:rPr>
-        <w:t>16.2%</w:t>
-      </w:r>
-    </w:p>
-    <w:p>
-      <w:pPr>
-        <w:shd w:val="clear" w:color="auto" w:fill="FFFFFF"/>
+          <w:sz w:val="28"/>
+          <w:szCs w:val="28"/>
+        </w:rPr>
+        <w:t xml:space="preserve">Оценить стабильность работы, отказоустойчивость и пропускную способность веб-ресурса «steiks.ru» </w:t>
+      </w:r>
+      <w:r>
+        <w:rPr>
+          <w:rFonts w:ascii="Times New Roman" w:eastAsia="Times New Roman" w:hAnsi="Times New Roman" w:cs="Times New Roman"/>
+          <w:sz w:val="28"/>
+          <w:szCs w:val="28"/>
+        </w:rPr>
+        <w:t>при увеличении числа одновременных запросов к главной странице</w:t>
+      </w:r>
+      <w:r>
+        <w:rPr>
+          <w:rFonts w:ascii="Times New Roman" w:eastAsia="Times New Roman" w:hAnsi="Times New Roman" w:cs="Times New Roman"/>
+          <w:sz w:val="28"/>
+          <w:szCs w:val="28"/>
+        </w:rPr>
+        <w:t>.</w:t>
+      </w:r>
+    </w:p>
+    <w:p>
+      <w:pPr>
         <w:spacing w:after="160"/>
-        <w:ind w:firstLine="283"/>
-        <w:jc w:val="both"/>
-        <w:rPr>
-          <w:rFonts w:ascii="Times New Roman" w:eastAsia="Times New Roman" w:hAnsi="Times New Roman" w:cs="Times New Roman"/>
-          <w:sz w:val="28"/>
-          <w:szCs w:val="28"/>
-          <w:lang w:val="ru-RU"/>
-        </w:rPr>
-      </w:pPr>
-      <w:r>
-        <w:rPr>
-          <w:rFonts w:ascii="Times New Roman" w:eastAsia="Times New Roman" w:hAnsi="Times New Roman" w:cs="Times New Roman"/>
-          <w:noProof/>
-          <w:sz w:val="28"/>
-          <w:szCs w:val="28"/>
-          <w:lang w:val="ru-RU"/>
-        </w:rPr>
-        <w:drawing>
-          <wp:inline distT="0" distB="0" distL="0" distR="0" wp14:anchorId="407CDF2F" wp14:editId="118AF28E">
-            <wp:extent cx="5669771" cy="2674852"/>
-            <wp:effectExtent l="0" t="0" r="7620" b="0"/>
-            <wp:docPr id="1872800486" name="Рисунок 1"/>
-            <wp:cNvGraphicFramePr>
-              <a:graphicFrameLocks xmlns:a="http://schemas.openxmlformats.org/drawingml/2006/main" noChangeAspect="1"/>
-            </wp:cNvGraphicFramePr>
-            <a:graphic xmlns:a="http://schemas.openxmlformats.org/drawingml/2006/main">
-              <a:graphicData uri="http://schemas.openxmlformats.org/drawingml/2006/picture">
-                <pic:pic xmlns:pic="http://schemas.openxmlformats.org/drawingml/2006/picture">
-                  <pic:nvPicPr>
-                    <pic:cNvPr id="1872800486" name=""/>
-                    <pic:cNvPicPr/>
-                  </pic:nvPicPr>
-                  <pic:blipFill>
-                    <a:blip r:embed="rId11"/>
-                    <a:stretch>
-                      <a:fillRect/>
-                    </a:stretch>
-                  </pic:blipFill>
-                  <pic:spPr>
-                    <a:xfrm>
-                      <a:off x="0" y="0"/>
-                      <a:ext cx="5669771" cy="2674852"/>
-                    </a:xfrm>
-                    <a:prstGeom prst="rect">
-                      <a:avLst/>
-                    </a:prstGeom>
-                  </pic:spPr>
-                </pic:pic>
-              </a:graphicData>
-            </a:graphic>
-          </wp:inline>
-        </w:drawing>
-      </w:r>
-    </w:p>
-    <w:p>
-      <w:pPr>
-        <w:shd w:val="clear" w:color="auto" w:fill="FFFFFF"/>
-        <w:spacing w:after="160"/>
-        <w:ind w:firstLine="283"/>
-        <w:jc w:val="both"/>
-        <w:rPr>
-          <w:rFonts w:ascii="Times New Roman" w:eastAsia="Times New Roman" w:hAnsi="Times New Roman" w:cs="Times New Roman"/>
-          <w:sz w:val="28"/>
-          <w:szCs w:val="28"/>
-          <w:lang w:val="ru-RU"/>
-        </w:rPr>
-      </w:pPr>
-      <w:r>
-        <w:rPr>
-          <w:rFonts w:ascii="Times New Roman" w:eastAsia="Times New Roman" w:hAnsi="Times New Roman" w:cs="Times New Roman"/>
-          <w:sz w:val="28"/>
-          <w:szCs w:val="28"/>
-          <w:lang w:val="ru-RU"/>
-        </w:rPr>
-        <w:t xml:space="preserve">В ходе кроссбраузерного тестирования установлено, что все выявленные дефекты носят системный характер и воспроизводятся во всех четырёх </w:t>
-      </w:r>
-      <w:r>
-        <w:rPr>
-          <w:rFonts w:ascii="Times New Roman" w:eastAsia="Times New Roman" w:hAnsi="Times New Roman" w:cs="Times New Roman"/>
-          <w:sz w:val="28"/>
-          <w:szCs w:val="28"/>
-          <w:lang w:val="ru-RU"/>
-        </w:rPr>
-        <w:lastRenderedPageBreak/>
-        <w:t>целевых браузерах. Ошибок, специфичных для отдельных браузерных движков, не обнаружено. Это указывает на связь дефектов с общей логикой работы интерфейса и серверной части сайта, а не с особенностями рендеринга.</w:t>
-      </w:r>
-    </w:p>
-    <w:p>
-      <w:pPr>
-        <w:shd w:val="clear" w:color="auto" w:fill="FFFFFF"/>
-        <w:spacing w:after="160"/>
-        <w:ind w:firstLine="283"/>
-        <w:jc w:val="both"/>
-        <w:rPr>
-          <w:rFonts w:ascii="Times New Roman" w:eastAsia="Times New Roman" w:hAnsi="Times New Roman" w:cs="Times New Roman"/>
-          <w:b/>
-          <w:bCs/>
-          <w:sz w:val="28"/>
-          <w:szCs w:val="28"/>
-        </w:rPr>
-      </w:pPr>
-      <w:r>
-        <w:rPr>
-          <w:rFonts w:ascii="Times New Roman" w:eastAsia="Times New Roman" w:hAnsi="Times New Roman" w:cs="Times New Roman"/>
-          <w:b/>
-          <w:bCs/>
-          <w:sz w:val="28"/>
-          <w:szCs w:val="28"/>
-        </w:rPr>
-        <w:t>3. Проведена проверка производительности (нагрузка)</w:t>
-      </w:r>
-    </w:p>
-    <w:p>
-      <w:pPr>
-        <w:spacing w:after="160"/>
-        <w:rPr>
-          <w:rFonts w:ascii="Times New Roman" w:eastAsia="Times New Roman" w:hAnsi="Times New Roman" w:cs="Times New Roman"/>
-          <w:sz w:val="28"/>
-          <w:szCs w:val="28"/>
-        </w:rPr>
-      </w:pPr>
-      <w:r>
-        <w:rPr>
-          <w:rFonts w:ascii="Times New Roman" w:eastAsia="Times New Roman" w:hAnsi="Times New Roman" w:cs="Times New Roman"/>
-          <w:b/>
-          <w:bCs/>
-          <w:sz w:val="28"/>
-          <w:szCs w:val="28"/>
-        </w:rPr>
-        <w:t>Цель тестирования:</w:t>
-      </w:r>
-      <w:r>
-        <w:rPr>
-          <w:rFonts w:ascii="Times New Roman" w:eastAsia="Times New Roman" w:hAnsi="Times New Roman" w:cs="Times New Roman"/>
-          <w:sz w:val="28"/>
-          <w:szCs w:val="28"/>
-        </w:rPr>
-        <w:t xml:space="preserve"> </w:t>
-      </w:r>
-      <w:r>
-        <w:rPr>
-          <w:rFonts w:ascii="Times New Roman" w:eastAsia="Times New Roman" w:hAnsi="Times New Roman" w:cs="Times New Roman"/>
-          <w:sz w:val="28"/>
-          <w:szCs w:val="28"/>
-        </w:rPr>
-        <w:t>Оценить стабильность работы, отк</w:t>
-      </w:r>
-      <w:r>
-        <w:rPr>
-          <w:rFonts w:ascii="Times New Roman" w:eastAsia="Times New Roman" w:hAnsi="Times New Roman" w:cs="Times New Roman"/>
-          <w:sz w:val="28"/>
-          <w:szCs w:val="28"/>
-          <w:lang w:val="ru-RU"/>
-        </w:rPr>
-        <w:t>азо</w:t>
-      </w:r>
-      <w:r>
-        <w:rPr>
-          <w:rFonts w:ascii="Times New Roman" w:eastAsia="Times New Roman" w:hAnsi="Times New Roman" w:cs="Times New Roman"/>
-          <w:sz w:val="28"/>
-          <w:szCs w:val="28"/>
-        </w:rPr>
-        <w:t>устойчивость и производительность веб-ресурса «steiks.ru» при постепенном масштабировании одновременной пользовательской нагрузки</w:t>
-      </w:r>
-      <w:r>
-        <w:rPr>
-          <w:rFonts w:ascii="Times New Roman" w:eastAsia="Times New Roman" w:hAnsi="Times New Roman" w:cs="Times New Roman"/>
-          <w:sz w:val="28"/>
-          <w:szCs w:val="28"/>
-        </w:rPr>
-        <w:t>.</w:t>
-      </w:r>
-    </w:p>
-    <w:p>
-      <w:pPr>
-        <w:spacing w:after="160"/>
-        <w:ind w:left="720"/>
-        <w:rPr>
-          <w:rFonts w:ascii="Times New Roman" w:eastAsia="Times New Roman" w:hAnsi="Times New Roman" w:cs="Times New Roman"/>
-          <w:sz w:val="28"/>
-          <w:szCs w:val="28"/>
-          <w:lang w:val="ru-RU"/>
-        </w:rPr>
-      </w:pPr>
-      <w:r>
-        <w:rPr>
-          <w:rFonts w:ascii="Times New Roman" w:eastAsia="Times New Roman" w:hAnsi="Times New Roman" w:cs="Times New Roman"/>
-          <w:b/>
-          <w:bCs/>
-          <w:sz w:val="28"/>
-          <w:szCs w:val="28"/>
-          <w:lang w:val="ru-RU"/>
-        </w:rPr>
-        <w:t>Сценарий №1: Оценка производительности при базовой нагрузке</w:t>
-      </w:r>
-      <w:r>
-        <w:rPr>
-          <w:rFonts w:ascii="Times New Roman" w:eastAsia="Times New Roman" w:hAnsi="Times New Roman" w:cs="Times New Roman"/>
-          <w:b/>
-          <w:bCs/>
-          <w:sz w:val="28"/>
-          <w:szCs w:val="28"/>
-          <w:lang w:val="ru-RU"/>
-        </w:rPr>
-        <w:t>.</w:t>
+        <w:rPr>
+          <w:rFonts w:ascii="Times New Roman" w:eastAsia="Times New Roman" w:hAnsi="Times New Roman" w:cs="Times New Roman"/>
+          <w:sz w:val="28"/>
+          <w:szCs w:val="28"/>
+          <w:lang w:val="ru-RU"/>
+        </w:rPr>
+      </w:pPr>
+      <w:r>
+        <w:rPr>
+          <w:rFonts w:ascii="Times New Roman" w:eastAsia="Times New Roman" w:hAnsi="Times New Roman" w:cs="Times New Roman"/>
+          <w:sz w:val="28"/>
+          <w:szCs w:val="28"/>
+          <w:lang w:val="ru-RU"/>
+        </w:rPr>
+        <w:tab/>
+      </w:r>
+      <w:r>
+        <w:rPr>
+          <w:rFonts w:ascii="Times New Roman" w:eastAsia="Times New Roman" w:hAnsi="Times New Roman" w:cs="Times New Roman"/>
+          <w:sz w:val="28"/>
+          <w:szCs w:val="28"/>
+        </w:rPr>
+        <w:t>Тестирование реализовано в формате комплексного нагрузочного тест-кейса, состоящего из трех последовательных итераций (шагов) с фиксацией метрик на каждом уровне:</w:t>
       </w:r>
     </w:p>
     <w:p>
@@ -2918,31 +2670,23 @@
       <w:r>
         <w:rPr>
           <w:rFonts w:ascii="Times New Roman" w:eastAsia="Times New Roman" w:hAnsi="Times New Roman" w:cs="Times New Roman"/>
-          <w:sz w:val="28"/>
-          <w:szCs w:val="28"/>
-          <w:lang w:val="ru-RU"/>
-        </w:rPr>
-        <w:t xml:space="preserve">Максимальное количество пользователей (Users): </w:t>
-      </w:r>
-      <w:r>
-        <w:rPr>
-          <w:rFonts w:ascii="Times New Roman" w:eastAsia="Times New Roman" w:hAnsi="Times New Roman" w:cs="Times New Roman"/>
           <w:b/>
           <w:bCs/>
           <w:sz w:val="28"/>
           <w:szCs w:val="28"/>
-          <w:lang w:val="ru-RU"/>
-        </w:rPr>
-        <w:t>100</w:t>
-      </w:r>
-      <w:r>
-        <w:rPr>
-          <w:rFonts w:ascii="Times New Roman" w:eastAsia="Times New Roman" w:hAnsi="Times New Roman" w:cs="Times New Roman"/>
-          <w:sz w:val="28"/>
-          <w:szCs w:val="28"/>
-          <w:lang w:val="ru-RU"/>
-        </w:rPr>
-        <w:t xml:space="preserve"> одновременных сессий;</w:t>
+        </w:rPr>
+        <w:t>Итерация №1: Базовая нагрузка</w:t>
+      </w:r>
+      <w:r>
+        <w:rPr>
+          <w:rFonts w:ascii="Times New Roman" w:eastAsia="Times New Roman" w:hAnsi="Times New Roman" w:cs="Times New Roman"/>
+          <w:b/>
+          <w:bCs/>
+          <w:sz w:val="28"/>
+          <w:szCs w:val="28"/>
+          <w:lang w:val="ru-RU"/>
+        </w:rPr>
+        <w:t>.</w:t>
       </w:r>
     </w:p>
     <w:p>
@@ -2966,11 +2710,126 @@
           <w:szCs w:val="28"/>
           <w:lang w:val="ru-RU"/>
         </w:rPr>
+        <w:t xml:space="preserve">Максимальное количество пользователей (Users): </w:t>
+      </w:r>
+      <w:r>
+        <w:rPr>
+          <w:rFonts w:ascii="Times New Roman" w:eastAsia="Times New Roman" w:hAnsi="Times New Roman" w:cs="Times New Roman"/>
+          <w:b/>
+          <w:bCs/>
+          <w:sz w:val="28"/>
+          <w:szCs w:val="28"/>
+          <w:lang w:val="ru-RU"/>
+        </w:rPr>
+        <w:t>100</w:t>
+      </w:r>
+      <w:r>
+        <w:rPr>
+          <w:rFonts w:ascii="Times New Roman" w:eastAsia="Times New Roman" w:hAnsi="Times New Roman" w:cs="Times New Roman"/>
+          <w:sz w:val="28"/>
+          <w:szCs w:val="28"/>
+          <w:lang w:val="ru-RU"/>
+        </w:rPr>
+        <w:t xml:space="preserve"> одновременных сессий;</w:t>
+      </w:r>
+    </w:p>
+    <w:p>
+      <w:pPr>
+        <w:pStyle w:val="a8"/>
+        <w:numPr>
+          <w:ilvl w:val="0"/>
+          <w:numId w:val="20"/>
+        </w:numPr>
+        <w:spacing w:line="240" w:lineRule="auto"/>
+        <w:rPr>
+          <w:rFonts w:ascii="Times New Roman" w:eastAsia="Times New Roman" w:hAnsi="Times New Roman" w:cs="Times New Roman"/>
+          <w:sz w:val="24"/>
+          <w:szCs w:val="24"/>
+          <w:lang w:val="ru-RU"/>
+        </w:rPr>
+      </w:pPr>
+      <w:r>
+        <w:rPr>
+          <w:rFonts w:eastAsia="Times New Roman"/>
+          <w:sz w:val="24"/>
+          <w:szCs w:val="24"/>
+          <w:lang w:val="ru-RU"/>
+        </w:rPr>
+        <w:lastRenderedPageBreak/>
+        <w:t xml:space="preserve">Количество одновременных пользователей (Users): </w:t>
+      </w:r>
+      <w:r>
+        <w:rPr>
+          <w:rFonts w:eastAsia="Times New Roman"/>
+          <w:b/>
+          <w:bCs/>
+          <w:sz w:val="24"/>
+          <w:szCs w:val="24"/>
+          <w:lang w:val="ru-RU"/>
+        </w:rPr>
+        <w:t>100</w:t>
+      </w:r>
+      <w:r>
+        <w:rPr>
+          <w:rFonts w:eastAsia="Times New Roman"/>
+          <w:sz w:val="24"/>
+          <w:szCs w:val="24"/>
+          <w:lang w:val="ru-RU"/>
+        </w:rPr>
+        <w:t xml:space="preserve"> сессий;</w:t>
+      </w:r>
+    </w:p>
+    <w:p>
+      <w:pPr>
+        <w:pStyle w:val="a8"/>
+        <w:spacing w:line="240" w:lineRule="auto"/>
+        <w:rPr>
+          <w:rFonts w:ascii="Times New Roman" w:eastAsia="Times New Roman" w:hAnsi="Times New Roman" w:cs="Times New Roman"/>
+          <w:sz w:val="24"/>
+          <w:szCs w:val="24"/>
+          <w:lang w:val="ru-RU"/>
+        </w:rPr>
+      </w:pPr>
+    </w:p>
+    <w:p>
+      <w:pPr>
+        <w:pStyle w:val="a8"/>
+        <w:numPr>
+          <w:ilvl w:val="0"/>
+          <w:numId w:val="20"/>
+        </w:numPr>
+        <w:spacing w:line="240" w:lineRule="auto"/>
+        <w:rPr>
+          <w:rFonts w:ascii="Times New Roman" w:eastAsia="Times New Roman" w:hAnsi="Times New Roman" w:cs="Times New Roman"/>
+          <w:sz w:val="24"/>
+          <w:szCs w:val="24"/>
+          <w:lang w:val="ru-RU"/>
+        </w:rPr>
+      </w:pPr>
+      <w:r>
+        <w:rPr>
+          <w:rFonts w:eastAsia="Times New Roman"/>
+          <w:sz w:val="24"/>
+          <w:szCs w:val="24"/>
+          <w:lang w:val="ru-RU"/>
+        </w:rPr>
         <w:t>Интенсивность подключения (Spawn Rate): 10 пользователей в секунду;</w:t>
       </w:r>
     </w:p>
     <w:p>
       <w:pPr>
+        <w:spacing w:line="240" w:lineRule="auto"/>
+        <w:rPr>
+          <w:rFonts w:ascii="Times New Roman" w:eastAsia="Times New Roman" w:hAnsi="Times New Roman" w:cs="Times New Roman"/>
+          <w:sz w:val="24"/>
+          <w:szCs w:val="24"/>
+          <w:lang w:val="ru-RU"/>
+        </w:rPr>
+      </w:pPr>
+    </w:p>
+    <w:p>
+      <w:pPr>
+        <w:pStyle w:val="a8"/>
         <w:numPr>
           <w:ilvl w:val="0"/>
           <w:numId w:val="20"/>
@@ -2985,17 +2844,34 @@
       </w:pPr>
       <w:r>
         <w:rPr>
-          <w:rFonts w:ascii="Times New Roman" w:eastAsia="Times New Roman" w:hAnsi="Times New Roman" w:cs="Times New Roman"/>
-          <w:sz w:val="28"/>
-          <w:szCs w:val="28"/>
-        </w:rPr>
-        <w:t>Продолжительность теста (Run time): 1 минута.</w:t>
-      </w:r>
-    </w:p>
-    <w:p>
-      <w:pPr>
+          <w:rFonts w:eastAsia="Times New Roman"/>
+          <w:sz w:val="24"/>
+          <w:szCs w:val="24"/>
+          <w:lang w:val="ru-RU"/>
+        </w:rPr>
+        <w:t>Продолжительность шага (Run time): 1 минута.</w:t>
+      </w:r>
+    </w:p>
+    <w:p>
+      <w:pPr>
+        <w:pStyle w:val="a8"/>
         <w:spacing w:after="160"/>
-        <w:ind w:left="360"/>
+        <w:rPr>
+          <w:rFonts w:ascii="Times New Roman" w:eastAsia="Times New Roman" w:hAnsi="Times New Roman" w:cs="Times New Roman"/>
+          <w:sz w:val="28"/>
+          <w:szCs w:val="28"/>
+          <w:lang w:val="ru-RU"/>
+        </w:rPr>
+      </w:pPr>
+    </w:p>
+    <w:p>
+      <w:pPr>
+        <w:pStyle w:val="a8"/>
+        <w:numPr>
+          <w:ilvl w:val="0"/>
+          <w:numId w:val="20"/>
+        </w:numPr>
+        <w:spacing w:after="160"/>
         <w:rPr>
           <w:rFonts w:ascii="Times New Roman" w:eastAsia="Times New Roman" w:hAnsi="Times New Roman" w:cs="Times New Roman"/>
           <w:sz w:val="28"/>
@@ -3010,9 +2886,8 @@
           <w:bCs/>
           <w:sz w:val="28"/>
           <w:szCs w:val="28"/>
-          <w:lang w:val="ru-RU"/>
-        </w:rPr>
-        <w:t>Сценарий №2: Оценка производительности при повышенной нагрузке</w:t>
+        </w:rPr>
+        <w:t>Итерация №2: Повышенная нагрузк</w:t>
       </w:r>
       <w:r>
         <w:rPr>
@@ -3023,14 +2898,130 @@
           <w:szCs w:val="28"/>
           <w:lang w:val="ru-RU"/>
         </w:rPr>
+        <w:t>а</w:t>
+      </w:r>
+      <w:r>
+        <w:rPr>
+          <w:rFonts w:ascii="Times New Roman" w:eastAsia="Times New Roman" w:hAnsi="Times New Roman" w:cs="Times New Roman"/>
+          <w:b/>
+          <w:bCs/>
+          <w:sz w:val="28"/>
+          <w:szCs w:val="28"/>
+          <w:lang w:val="ru-RU"/>
+        </w:rPr>
         <w:t>.</w:t>
       </w:r>
     </w:p>
     <w:p>
       <w:pPr>
+        <w:spacing w:after="160"/>
+        <w:rPr>
+          <w:rFonts w:ascii="Times New Roman" w:eastAsia="Times New Roman" w:hAnsi="Times New Roman" w:cs="Times New Roman"/>
+          <w:sz w:val="28"/>
+          <w:szCs w:val="28"/>
+          <w:lang w:val="ru-RU"/>
+        </w:rPr>
+      </w:pPr>
+    </w:p>
+    <w:p>
+      <w:pPr>
+        <w:pStyle w:val="a8"/>
         <w:numPr>
           <w:ilvl w:val="0"/>
-          <w:numId w:val="21"/>
+          <w:numId w:val="20"/>
+        </w:numPr>
+        <w:spacing w:line="240" w:lineRule="auto"/>
+        <w:rPr>
+          <w:rFonts w:ascii="Times New Roman" w:eastAsia="Times New Roman" w:hAnsi="Times New Roman" w:cs="Times New Roman"/>
+          <w:sz w:val="24"/>
+          <w:szCs w:val="24"/>
+          <w:lang w:val="ru-RU"/>
+        </w:rPr>
+      </w:pPr>
+      <w:r>
+        <w:rPr>
+          <w:rFonts w:eastAsia="Times New Roman"/>
+          <w:sz w:val="24"/>
+          <w:szCs w:val="24"/>
+          <w:lang w:val="ru-RU"/>
+        </w:rPr>
+        <w:t xml:space="preserve">Количество одновременных пользователей (Users): </w:t>
+      </w:r>
+      <w:r>
+        <w:rPr>
+          <w:rFonts w:eastAsia="Times New Roman"/>
+          <w:b/>
+          <w:bCs/>
+          <w:sz w:val="24"/>
+          <w:szCs w:val="24"/>
+          <w:lang w:val="ru-RU"/>
+        </w:rPr>
+        <w:t>500</w:t>
+      </w:r>
+      <w:r>
+        <w:rPr>
+          <w:rFonts w:eastAsia="Times New Roman"/>
+          <w:sz w:val="24"/>
+          <w:szCs w:val="24"/>
+          <w:lang w:val="ru-RU"/>
+        </w:rPr>
+        <w:t xml:space="preserve"> сессий;</w:t>
+      </w:r>
+    </w:p>
+    <w:p>
+      <w:pPr>
+        <w:pStyle w:val="a8"/>
+        <w:spacing w:line="240" w:lineRule="auto"/>
+        <w:rPr>
+          <w:rFonts w:ascii="Times New Roman" w:eastAsia="Times New Roman" w:hAnsi="Times New Roman" w:cs="Times New Roman"/>
+          <w:sz w:val="24"/>
+          <w:szCs w:val="24"/>
+          <w:lang w:val="ru-RU"/>
+        </w:rPr>
+      </w:pPr>
+    </w:p>
+    <w:p>
+      <w:pPr>
+        <w:pStyle w:val="a8"/>
+        <w:numPr>
+          <w:ilvl w:val="0"/>
+          <w:numId w:val="20"/>
+        </w:numPr>
+        <w:spacing w:line="240" w:lineRule="auto"/>
+        <w:rPr>
+          <w:rFonts w:ascii="Times New Roman" w:eastAsia="Times New Roman" w:hAnsi="Times New Roman" w:cs="Times New Roman"/>
+          <w:sz w:val="24"/>
+          <w:szCs w:val="24"/>
+          <w:lang w:val="ru-RU"/>
+        </w:rPr>
+      </w:pPr>
+      <w:r>
+        <w:rPr>
+          <w:rFonts w:eastAsia="Times New Roman"/>
+          <w:sz w:val="24"/>
+          <w:szCs w:val="24"/>
+          <w:lang w:val="ru-RU"/>
+        </w:rPr>
+        <w:t>Интенсивность подключения (Spawn Rate): 10 пользователей в секунду;</w:t>
+      </w:r>
+    </w:p>
+    <w:p>
+      <w:pPr>
+        <w:spacing w:line="240" w:lineRule="auto"/>
+        <w:rPr>
+          <w:rFonts w:ascii="Times New Roman" w:eastAsia="Times New Roman" w:hAnsi="Times New Roman" w:cs="Times New Roman"/>
+          <w:sz w:val="24"/>
+          <w:szCs w:val="24"/>
+          <w:lang w:val="ru-RU"/>
+        </w:rPr>
+      </w:pPr>
+    </w:p>
+    <w:p>
+      <w:pPr>
+        <w:pStyle w:val="a8"/>
+        <w:numPr>
+          <w:ilvl w:val="0"/>
+          <w:numId w:val="20"/>
         </w:numPr>
         <w:spacing w:after="160"/>
         <w:rPr>
@@ -3042,14 +3033,53 @@
       </w:pPr>
       <w:r>
         <w:rPr>
-          <w:rFonts w:ascii="Times New Roman" w:eastAsia="Times New Roman" w:hAnsi="Times New Roman" w:cs="Times New Roman"/>
-          <w:sz w:val="28"/>
-          <w:szCs w:val="28"/>
-          <w:lang w:val="ru-RU"/>
-        </w:rPr>
-        <w:t xml:space="preserve">Максимальное количество пользователей (Users): </w:t>
-      </w:r>
-      <w:r>
+          <w:rFonts w:eastAsia="Times New Roman"/>
+          <w:sz w:val="24"/>
+          <w:szCs w:val="24"/>
+          <w:lang w:val="ru-RU"/>
+        </w:rPr>
+        <w:t xml:space="preserve">Продолжительность шага (Run time): </w:t>
+      </w:r>
+      <w:r>
+        <w:rPr>
+          <w:rFonts w:eastAsia="Times New Roman"/>
+          <w:sz w:val="24"/>
+          <w:szCs w:val="24"/>
+          <w:lang w:val="ru-RU"/>
+        </w:rPr>
+        <w:t>2</w:t>
+      </w:r>
+      <w:r>
+        <w:rPr>
+          <w:rFonts w:eastAsia="Times New Roman"/>
+          <w:sz w:val="24"/>
+          <w:szCs w:val="24"/>
+          <w:lang w:val="ru-RU"/>
+        </w:rPr>
+        <w:t xml:space="preserve"> минут</w:t>
+      </w:r>
+      <w:r>
+        <w:rPr>
+          <w:rFonts w:eastAsia="Times New Roman"/>
+          <w:sz w:val="24"/>
+          <w:szCs w:val="24"/>
+          <w:lang w:val="ru-RU"/>
+        </w:rPr>
+        <w:t>ы</w:t>
+      </w:r>
+      <w:r>
+        <w:rPr>
+          <w:rFonts w:eastAsia="Times New Roman"/>
+          <w:sz w:val="24"/>
+          <w:szCs w:val="24"/>
+          <w:lang w:val="ru-RU"/>
+        </w:rPr>
+        <w:t>.</w:t>
+      </w:r>
+    </w:p>
+    <w:p>
+      <w:pPr>
+        <w:pStyle w:val="a8"/>
         <w:rPr>
           <w:rFonts w:ascii="Times New Roman" w:eastAsia="Times New Roman" w:hAnsi="Times New Roman" w:cs="Times New Roman"/>
           <w:b/>
@@ -3058,115 +3088,7 @@
           <w:szCs w:val="28"/>
           <w:lang w:val="ru-RU"/>
         </w:rPr>
-        <w:t>500</w:t>
-      </w:r>
-      <w:r>
-        <w:rPr>
-          <w:rFonts w:ascii="Times New Roman" w:eastAsia="Times New Roman" w:hAnsi="Times New Roman" w:cs="Times New Roman"/>
-          <w:sz w:val="28"/>
-          <w:szCs w:val="28"/>
-          <w:lang w:val="ru-RU"/>
-        </w:rPr>
-        <w:t xml:space="preserve"> одновременных сессий;</w:t>
-      </w:r>
-    </w:p>
-    <w:p>
-      <w:pPr>
-        <w:numPr>
-          <w:ilvl w:val="0"/>
-          <w:numId w:val="21"/>
-        </w:numPr>
-        <w:spacing w:after="160"/>
-        <w:rPr>
-          <w:rFonts w:ascii="Times New Roman" w:eastAsia="Times New Roman" w:hAnsi="Times New Roman" w:cs="Times New Roman"/>
-          <w:sz w:val="28"/>
-          <w:szCs w:val="28"/>
-          <w:lang w:val="ru-RU"/>
-        </w:rPr>
-      </w:pPr>
-      <w:r>
-        <w:rPr>
-          <w:rFonts w:ascii="Times New Roman" w:eastAsia="Times New Roman" w:hAnsi="Times New Roman" w:cs="Times New Roman"/>
-          <w:sz w:val="28"/>
-          <w:szCs w:val="28"/>
-          <w:lang w:val="ru-RU"/>
-        </w:rPr>
-        <w:t>Интенсивность подключения (Spawn Rate): 10 пользователей в секунду;</w:t>
-      </w:r>
-    </w:p>
-    <w:p>
-      <w:pPr>
-        <w:numPr>
-          <w:ilvl w:val="0"/>
-          <w:numId w:val="21"/>
-        </w:numPr>
-        <w:spacing w:after="160"/>
-        <w:rPr>
-          <w:rFonts w:ascii="Times New Roman" w:eastAsia="Times New Roman" w:hAnsi="Times New Roman" w:cs="Times New Roman"/>
-          <w:sz w:val="28"/>
-          <w:szCs w:val="28"/>
-          <w:lang w:val="ru-RU"/>
-        </w:rPr>
-      </w:pPr>
-      <w:r>
-        <w:rPr>
-          <w:rFonts w:ascii="Times New Roman" w:eastAsia="Times New Roman" w:hAnsi="Times New Roman" w:cs="Times New Roman"/>
-          <w:sz w:val="28"/>
-          <w:szCs w:val="28"/>
-          <w:lang w:val="ru-RU"/>
-        </w:rPr>
-        <w:t xml:space="preserve">Продолжительность теста (Run time): </w:t>
-      </w:r>
-      <w:r>
-        <w:rPr>
-          <w:rFonts w:ascii="Times New Roman" w:eastAsia="Times New Roman" w:hAnsi="Times New Roman" w:cs="Times New Roman"/>
-          <w:sz w:val="28"/>
-          <w:szCs w:val="28"/>
-          <w:lang w:val="ru-RU"/>
-        </w:rPr>
-        <w:t>2</w:t>
-      </w:r>
-      <w:r>
-        <w:rPr>
-          <w:rFonts w:ascii="Times New Roman" w:eastAsia="Times New Roman" w:hAnsi="Times New Roman" w:cs="Times New Roman"/>
-          <w:sz w:val="28"/>
-          <w:szCs w:val="28"/>
-          <w:lang w:val="ru-RU"/>
-        </w:rPr>
-        <w:t xml:space="preserve"> минут</w:t>
-      </w:r>
-      <w:r>
-        <w:rPr>
-          <w:rFonts w:ascii="Times New Roman" w:eastAsia="Times New Roman" w:hAnsi="Times New Roman" w:cs="Times New Roman"/>
-          <w:sz w:val="28"/>
-          <w:szCs w:val="28"/>
-          <w:lang w:val="ru-RU"/>
-        </w:rPr>
-        <w:t>ы</w:t>
-      </w:r>
-    </w:p>
-    <w:p>
-      <w:pPr>
-        <w:spacing w:after="160"/>
-        <w:ind w:left="360"/>
-        <w:rPr>
-          <w:rFonts w:ascii="Times New Roman" w:eastAsia="Times New Roman" w:hAnsi="Times New Roman" w:cs="Times New Roman"/>
-          <w:sz w:val="28"/>
-          <w:szCs w:val="28"/>
-          <w:lang w:val="ru-RU"/>
-        </w:rPr>
-      </w:pPr>
-      <w:r>
-        <w:rPr>
-          <w:rFonts w:ascii="Times New Roman" w:eastAsia="Times New Roman" w:hAnsi="Times New Roman" w:cs="Times New Roman"/>
-          <w:b/>
-          <w:bCs/>
-          <w:sz w:val="28"/>
-          <w:szCs w:val="28"/>
-          <w:lang w:val="ru-RU"/>
-        </w:rPr>
-        <w:t>Сценарий №3: Стресс-тестирование максимальной пропускной способности</w:t>
-      </w:r>
+      </w:pPr>
     </w:p>
     <w:p>
       <w:pPr>
@@ -3185,35 +3107,121 @@
       <w:r>
         <w:rPr>
           <w:rFonts w:ascii="Times New Roman" w:eastAsia="Times New Roman" w:hAnsi="Times New Roman" w:cs="Times New Roman"/>
-          <w:sz w:val="28"/>
-          <w:szCs w:val="28"/>
-          <w:lang w:val="ru-RU"/>
-        </w:rPr>
-        <w:t xml:space="preserve">Максимальное количество пользователей (Users): </w:t>
-      </w:r>
-      <w:r>
-        <w:rPr>
-          <w:rFonts w:ascii="Times New Roman" w:eastAsia="Times New Roman" w:hAnsi="Times New Roman" w:cs="Times New Roman"/>
           <w:b/>
           <w:bCs/>
           <w:sz w:val="28"/>
           <w:szCs w:val="28"/>
+        </w:rPr>
+        <w:t>Итерация №3: Пиковая нагрузка (Стресс-тест)</w:t>
+      </w:r>
+      <w:r>
+        <w:rPr>
+          <w:rFonts w:ascii="Times New Roman" w:eastAsia="Times New Roman" w:hAnsi="Times New Roman" w:cs="Times New Roman"/>
+          <w:b/>
+          <w:bCs/>
+          <w:sz w:val="28"/>
+          <w:szCs w:val="28"/>
+          <w:lang w:val="ru-RU"/>
+        </w:rPr>
+        <w:t>.</w:t>
+      </w:r>
+    </w:p>
+    <w:p>
+      <w:pPr>
+        <w:pStyle w:val="a8"/>
+        <w:numPr>
+          <w:ilvl w:val="0"/>
+          <w:numId w:val="22"/>
+        </w:numPr>
+        <w:spacing w:line="240" w:lineRule="auto"/>
+        <w:rPr>
+          <w:rFonts w:ascii="Times New Roman" w:eastAsia="Times New Roman" w:hAnsi="Times New Roman" w:cs="Times New Roman"/>
+          <w:sz w:val="24"/>
+          <w:szCs w:val="24"/>
+          <w:lang w:val="ru-RU"/>
+        </w:rPr>
+      </w:pPr>
+      <w:r>
+        <w:rPr>
+          <w:rFonts w:eastAsia="Times New Roman"/>
+          <w:sz w:val="24"/>
+          <w:szCs w:val="24"/>
+          <w:lang w:val="ru-RU"/>
+        </w:rPr>
+        <w:t xml:space="preserve">Количество одновременных пользователей (Users): </w:t>
+      </w:r>
+      <w:r>
+        <w:rPr>
+          <w:rFonts w:eastAsia="Times New Roman"/>
+          <w:b/>
+          <w:bCs/>
+          <w:sz w:val="24"/>
+          <w:szCs w:val="24"/>
           <w:lang w:val="ru-RU"/>
         </w:rPr>
         <w:t>1000</w:t>
       </w:r>
       <w:r>
         <w:rPr>
-          <w:rFonts w:ascii="Times New Roman" w:eastAsia="Times New Roman" w:hAnsi="Times New Roman" w:cs="Times New Roman"/>
-          <w:sz w:val="28"/>
-          <w:szCs w:val="28"/>
-          <w:lang w:val="ru-RU"/>
-        </w:rPr>
-        <w:t xml:space="preserve"> одновременных сессий;</w:t>
-      </w:r>
-    </w:p>
-    <w:p>
-      <w:pPr>
+          <w:rFonts w:eastAsia="Times New Roman"/>
+          <w:sz w:val="24"/>
+          <w:szCs w:val="24"/>
+          <w:lang w:val="ru-RU"/>
+        </w:rPr>
+        <w:t xml:space="preserve"> сессий;</w:t>
+      </w:r>
+    </w:p>
+    <w:p>
+      <w:pPr>
+        <w:pStyle w:val="a8"/>
+        <w:spacing w:line="240" w:lineRule="auto"/>
+        <w:rPr>
+          <w:rFonts w:ascii="Times New Roman" w:eastAsia="Times New Roman" w:hAnsi="Times New Roman" w:cs="Times New Roman"/>
+          <w:sz w:val="24"/>
+          <w:szCs w:val="24"/>
+          <w:lang w:val="ru-RU"/>
+        </w:rPr>
+      </w:pPr>
+    </w:p>
+    <w:p>
+      <w:pPr>
+        <w:pStyle w:val="a8"/>
+        <w:numPr>
+          <w:ilvl w:val="0"/>
+          <w:numId w:val="22"/>
+        </w:numPr>
+        <w:spacing w:line="240" w:lineRule="auto"/>
+        <w:rPr>
+          <w:rFonts w:ascii="Times New Roman" w:eastAsia="Times New Roman" w:hAnsi="Times New Roman" w:cs="Times New Roman"/>
+          <w:sz w:val="24"/>
+          <w:szCs w:val="24"/>
+          <w:lang w:val="ru-RU"/>
+        </w:rPr>
+      </w:pPr>
+      <w:r>
+        <w:rPr>
+          <w:rFonts w:eastAsia="Times New Roman"/>
+          <w:sz w:val="24"/>
+          <w:szCs w:val="24"/>
+          <w:lang w:val="ru-RU"/>
+        </w:rPr>
+        <w:t>Интенсивность подключения (Spawn Rate): 10 пользователей в секунду;</w:t>
+      </w:r>
+    </w:p>
+    <w:p>
+      <w:pPr>
+        <w:spacing w:line="240" w:lineRule="auto"/>
+        <w:rPr>
+          <w:rFonts w:ascii="Times New Roman" w:eastAsia="Times New Roman" w:hAnsi="Times New Roman" w:cs="Times New Roman"/>
+          <w:sz w:val="24"/>
+          <w:szCs w:val="24"/>
+          <w:lang w:val="ru-RU"/>
+        </w:rPr>
+      </w:pPr>
+    </w:p>
+    <w:p>
+      <w:pPr>
+        <w:pStyle w:val="a8"/>
         <w:numPr>
           <w:ilvl w:val="0"/>
           <w:numId w:val="22"/>
@@ -3228,67 +3236,79 @@
       </w:pPr>
       <w:r>
         <w:rPr>
-          <w:rFonts w:ascii="Times New Roman" w:eastAsia="Times New Roman" w:hAnsi="Times New Roman" w:cs="Times New Roman"/>
-          <w:sz w:val="28"/>
-          <w:szCs w:val="28"/>
-          <w:lang w:val="ru-RU"/>
-        </w:rPr>
-        <w:t>Интенсивность подключения (Spawn Rate): 10 пользователей в секунду;</w:t>
-      </w:r>
-    </w:p>
-    <w:p>
-      <w:pPr>
-        <w:numPr>
-          <w:ilvl w:val="0"/>
-          <w:numId w:val="22"/>
-        </w:numPr>
+          <w:rFonts w:eastAsia="Times New Roman"/>
+          <w:sz w:val="24"/>
+          <w:szCs w:val="24"/>
+          <w:lang w:val="ru-RU"/>
+        </w:rPr>
+        <w:t xml:space="preserve">Продолжительность шага (Run time): </w:t>
+      </w:r>
+      <w:r>
+        <w:rPr>
+          <w:rFonts w:eastAsia="Times New Roman"/>
+          <w:sz w:val="24"/>
+          <w:szCs w:val="24"/>
+          <w:lang w:val="ru-RU"/>
+        </w:rPr>
+        <w:t>3</w:t>
+      </w:r>
+      <w:r>
+        <w:rPr>
+          <w:rFonts w:eastAsia="Times New Roman"/>
+          <w:sz w:val="24"/>
+          <w:szCs w:val="24"/>
+          <w:lang w:val="ru-RU"/>
+        </w:rPr>
+        <w:t xml:space="preserve"> минуты (для стабилизации ключевых метрик).</w:t>
+      </w:r>
+    </w:p>
+    <w:p>
+      <w:pPr>
+        <w:pStyle w:val="a8"/>
+        <w:rPr>
+          <w:rFonts w:ascii="Times New Roman" w:eastAsia="Times New Roman" w:hAnsi="Times New Roman" w:cs="Times New Roman"/>
+          <w:sz w:val="28"/>
+          <w:szCs w:val="28"/>
+          <w:lang w:val="ru-RU"/>
+        </w:rPr>
+      </w:pPr>
+    </w:p>
+    <w:p>
+      <w:pPr>
+        <w:pStyle w:val="a8"/>
         <w:spacing w:after="160"/>
-        <w:rPr>
-          <w:rFonts w:ascii="Times New Roman" w:eastAsia="Times New Roman" w:hAnsi="Times New Roman" w:cs="Times New Roman"/>
-          <w:sz w:val="28"/>
-          <w:szCs w:val="28"/>
-          <w:lang w:val="ru-RU"/>
-        </w:rPr>
-      </w:pPr>
-      <w:r>
-        <w:rPr>
-          <w:rFonts w:ascii="Times New Roman" w:eastAsia="Times New Roman" w:hAnsi="Times New Roman" w:cs="Times New Roman"/>
-          <w:sz w:val="28"/>
-          <w:szCs w:val="28"/>
-          <w:lang w:val="ru-RU"/>
-        </w:rPr>
-        <w:t xml:space="preserve">Продолжительность теста (Run time): </w:t>
-      </w:r>
-      <w:r>
-        <w:rPr>
-          <w:rFonts w:ascii="Times New Roman" w:eastAsia="Times New Roman" w:hAnsi="Times New Roman" w:cs="Times New Roman"/>
-          <w:sz w:val="28"/>
-          <w:szCs w:val="28"/>
-          <w:lang w:val="ru-RU"/>
-        </w:rPr>
-        <w:t>3</w:t>
-      </w:r>
-      <w:r>
-        <w:rPr>
-          <w:rFonts w:ascii="Times New Roman" w:eastAsia="Times New Roman" w:hAnsi="Times New Roman" w:cs="Times New Roman"/>
-          <w:sz w:val="28"/>
-          <w:szCs w:val="28"/>
-          <w:lang w:val="ru-RU"/>
-        </w:rPr>
-        <w:t xml:space="preserve"> минуты (для стабилизации пиковых метрик).</w:t>
-      </w:r>
-    </w:p>
-    <w:p>
-      <w:pPr>
-        <w:spacing w:after="160"/>
-        <w:ind w:left="360"/>
-        <w:rPr>
-          <w:rFonts w:ascii="Times New Roman" w:eastAsia="Times New Roman" w:hAnsi="Times New Roman" w:cs="Times New Roman"/>
-          <w:sz w:val="28"/>
-          <w:szCs w:val="28"/>
-          <w:lang w:val="ru-RU"/>
-        </w:rPr>
-      </w:pPr>
+        <w:ind w:left="709"/>
+        <w:rPr>
+          <w:rFonts w:ascii="Times New Roman" w:eastAsia="Times New Roman" w:hAnsi="Times New Roman" w:cs="Times New Roman"/>
+          <w:sz w:val="28"/>
+          <w:szCs w:val="28"/>
+          <w:lang w:val="ru-RU"/>
+        </w:rPr>
+      </w:pPr>
+      <w:r>
+        <w:rPr>
+          <w:noProof/>
+        </w:rPr>
+        <w:drawing>
+          <wp:inline distT="0" distB="0" distL="0" distR="0" wp14:anchorId="09237F57" wp14:editId="31D8DE49">
+            <wp:extent cx="5509260" cy="3021330"/>
+            <wp:effectExtent l="0" t="0" r="15240" b="7620"/>
+            <wp:docPr id="896967790" name="Диаграмма 1">
+              <a:extLst xmlns:a="http://schemas.openxmlformats.org/drawingml/2006/main">
+                <a:ext uri="{FF2B5EF4-FFF2-40B4-BE49-F238E27FC236}">
+                  <a16:creationId xmlns:a16="http://schemas.microsoft.com/office/drawing/2014/main" id="{2B3FCE00-D5FE-F921-CE0E-496342053925}"/>
+                </a:ext>
+              </a:extLst>
+            </wp:docPr>
+            <wp:cNvGraphicFramePr/>
+            <a:graphic xmlns:a="http://schemas.openxmlformats.org/drawingml/2006/main">
+              <a:graphicData uri="http://schemas.openxmlformats.org/drawingml/2006/chart">
+                <c:chart xmlns:c="http://schemas.openxmlformats.org/drawingml/2006/chart" xmlns:r="http://schemas.openxmlformats.org/officeDocument/2006/relationships" r:id="rId11"/>
+              </a:graphicData>
+            </a:graphic>
+          </wp:inline>
+        </w:drawing>
+      </w:r>
     </w:p>
     <w:p>
       <w:pPr>
@@ -3530,16 +3550,7 @@
           <w:sz w:val="28"/>
           <w:szCs w:val="28"/>
         </w:rPr>
-        <w:t>. Серверная часть и база данных полностью сохраняют стабильность и успешно обрабатывают каждый входящий запрос</w:t>
-      </w:r>
-      <w:r>
-        <w:rPr>
-          <w:rFonts w:ascii="Times New Roman" w:eastAsia="Times New Roman" w:hAnsi="Times New Roman" w:cs="Times New Roman"/>
-          <w:color w:val="0A0A0A"/>
-          <w:sz w:val="28"/>
-          <w:szCs w:val="28"/>
-        </w:rPr>
-        <w:t>.</w:t>
+        <w:t>. Серверная часть и база данных полностью сохраняют стабильность и успешно обрабатывают каждый входящий запрос.</w:t>
       </w:r>
     </w:p>
     <w:p>
@@ -4197,1652 +4208,7 @@
     </w:p>
     <w:p>
       <w:pPr>
-        <w:shd w:val="clear" w:color="auto" w:fill="FFFFFF"/>
-        <w:spacing w:before="240" w:after="240"/>
-        <w:ind w:firstLine="283"/>
-        <w:rPr>
-          <w:rFonts w:ascii="Times New Roman" w:eastAsia="Times New Roman" w:hAnsi="Times New Roman" w:cs="Times New Roman"/>
-          <w:b/>
-          <w:bCs/>
-          <w:sz w:val="28"/>
-          <w:szCs w:val="28"/>
-        </w:rPr>
-      </w:pPr>
-    </w:p>
-    <w:p>
-      <w:pPr>
-        <w:shd w:val="clear" w:color="auto" w:fill="FFFFFF"/>
-        <w:spacing w:before="240" w:after="240"/>
-        <w:ind w:firstLine="283"/>
-        <w:rPr>
-          <w:rFonts w:ascii="Times New Roman" w:eastAsia="Times New Roman" w:hAnsi="Times New Roman" w:cs="Times New Roman"/>
-          <w:b/>
-          <w:bCs/>
-          <w:sz w:val="28"/>
-          <w:szCs w:val="28"/>
-          <w:shd w:val="clear" w:color="auto" w:fill="FFF2CC"/>
-        </w:rPr>
-      </w:pPr>
-      <w:r>
-        <w:rPr>
-          <w:rFonts w:ascii="Times New Roman" w:eastAsia="Times New Roman" w:hAnsi="Times New Roman" w:cs="Times New Roman"/>
-          <w:b/>
-          <w:bCs/>
-          <w:sz w:val="28"/>
-          <w:szCs w:val="28"/>
-        </w:rPr>
-        <w:t xml:space="preserve">5. Разработаны </w:t>
-      </w:r>
-      <w:r>
-        <w:rPr>
-          <w:rFonts w:ascii="Times New Roman" w:eastAsia="Times New Roman" w:hAnsi="Times New Roman" w:cs="Times New Roman"/>
-          <w:b/>
-          <w:bCs/>
-          <w:sz w:val="28"/>
-          <w:szCs w:val="28"/>
-          <w:lang w:val="ru-RU"/>
-        </w:rPr>
-        <w:t>10</w:t>
-      </w:r>
-      <w:r>
-        <w:rPr>
-          <w:rFonts w:ascii="Times New Roman" w:eastAsia="Times New Roman" w:hAnsi="Times New Roman" w:cs="Times New Roman"/>
-          <w:b/>
-          <w:bCs/>
-          <w:sz w:val="28"/>
-          <w:szCs w:val="28"/>
-        </w:rPr>
-        <w:t xml:space="preserve"> сценариев для авто-тестов с приоритетом «Высокий»:</w:t>
-      </w:r>
-    </w:p>
-    <w:p>
-      <w:pPr>
         <w:spacing w:after="160"/>
-        <w:ind w:left="425" w:hanging="141"/>
-        <w:rPr>
-          <w:rFonts w:ascii="Times New Roman" w:eastAsia="Times New Roman" w:hAnsi="Times New Roman" w:cs="Times New Roman"/>
-          <w:sz w:val="28"/>
-          <w:szCs w:val="28"/>
-        </w:rPr>
-      </w:pPr>
-      <w:r>
-        <w:rPr>
-          <w:rFonts w:ascii="Times New Roman" w:eastAsia="Times New Roman" w:hAnsi="Times New Roman" w:cs="Times New Roman"/>
-          <w:sz w:val="28"/>
-          <w:szCs w:val="28"/>
-        </w:rPr>
-        <w:t>Дата проведения: 23.03.2026</w:t>
-      </w:r>
-    </w:p>
-    <w:p>
-      <w:pPr>
-        <w:spacing w:after="160"/>
-        <w:ind w:left="425" w:hanging="141"/>
-        <w:rPr>
-          <w:rFonts w:ascii="Times New Roman" w:eastAsia="Times New Roman" w:hAnsi="Times New Roman" w:cs="Times New Roman"/>
-          <w:sz w:val="28"/>
-          <w:szCs w:val="28"/>
-        </w:rPr>
-      </w:pPr>
-      <w:r>
-        <w:rPr>
-          <w:rFonts w:ascii="Times New Roman" w:eastAsia="Times New Roman" w:hAnsi="Times New Roman" w:cs="Times New Roman"/>
-          <w:sz w:val="28"/>
-          <w:szCs w:val="28"/>
-        </w:rPr>
-        <w:t>Объект тестирования: сайт “</w:t>
-      </w:r>
-      <w:r>
-        <w:rPr>
-          <w:rFonts w:ascii="Times New Roman" w:eastAsia="Times New Roman" w:hAnsi="Times New Roman" w:cs="Times New Roman"/>
-          <w:sz w:val="28"/>
-          <w:szCs w:val="28"/>
-        </w:rPr>
-        <w:t>steiks.ru</w:t>
-      </w:r>
-      <w:r>
-        <w:rPr>
-          <w:rFonts w:ascii="Times New Roman" w:eastAsia="Times New Roman" w:hAnsi="Times New Roman" w:cs="Times New Roman"/>
-          <w:sz w:val="28"/>
-          <w:szCs w:val="28"/>
-        </w:rPr>
-        <w:t xml:space="preserve"> </w:t>
-      </w:r>
-      <w:r>
-        <w:rPr>
-          <w:rFonts w:ascii="Times New Roman" w:eastAsia="Times New Roman" w:hAnsi="Times New Roman" w:cs="Times New Roman"/>
-          <w:sz w:val="28"/>
-          <w:szCs w:val="28"/>
-        </w:rPr>
-        <w:t>”</w:t>
-      </w:r>
-    </w:p>
-    <w:p>
-      <w:pPr>
-        <w:spacing w:after="160"/>
-        <w:ind w:left="425" w:hanging="141"/>
-        <w:rPr>
-          <w:rFonts w:ascii="Times New Roman" w:eastAsia="Times New Roman" w:hAnsi="Times New Roman" w:cs="Times New Roman"/>
-          <w:sz w:val="28"/>
-          <w:szCs w:val="28"/>
-        </w:rPr>
-      </w:pPr>
-      <w:r>
-        <w:rPr>
-          <w:rFonts w:ascii="Times New Roman" w:eastAsia="Times New Roman" w:hAnsi="Times New Roman" w:cs="Times New Roman"/>
-          <w:sz w:val="28"/>
-          <w:szCs w:val="28"/>
-        </w:rPr>
-        <w:t>Инструменты: Python + Pytest + Selenium + Allure</w:t>
-      </w:r>
-    </w:p>
-    <w:p>
-      <w:pPr>
-        <w:spacing w:after="160"/>
-        <w:ind w:firstLine="283"/>
-        <w:rPr>
-          <w:rFonts w:ascii="Times New Roman" w:eastAsia="Times New Roman" w:hAnsi="Times New Roman" w:cs="Times New Roman"/>
-          <w:b/>
-          <w:bCs/>
-          <w:sz w:val="28"/>
-          <w:szCs w:val="28"/>
-        </w:rPr>
-      </w:pPr>
-      <w:r>
-        <w:rPr>
-          <w:rFonts w:ascii="Times New Roman" w:eastAsia="Times New Roman" w:hAnsi="Times New Roman" w:cs="Times New Roman"/>
-          <w:b/>
-          <w:bCs/>
-          <w:sz w:val="28"/>
-          <w:szCs w:val="28"/>
-        </w:rPr>
-        <w:t>5.1 Общая информация</w:t>
-      </w:r>
-    </w:p>
-    <w:p>
-      <w:pPr>
-        <w:spacing w:after="160"/>
-        <w:ind w:left="425" w:hanging="141"/>
-        <w:rPr>
-          <w:rFonts w:ascii="Times New Roman" w:eastAsia="Times New Roman" w:hAnsi="Times New Roman" w:cs="Times New Roman"/>
-          <w:sz w:val="28"/>
-          <w:szCs w:val="28"/>
-          <w:lang w:val="ru-RU"/>
-        </w:rPr>
-      </w:pPr>
-      <w:r>
-        <w:rPr>
-          <w:rFonts w:ascii="Times New Roman" w:eastAsia="Times New Roman" w:hAnsi="Times New Roman" w:cs="Times New Roman"/>
-          <w:sz w:val="28"/>
-          <w:szCs w:val="28"/>
-        </w:rPr>
-        <w:t xml:space="preserve">Всего тестов: </w:t>
-      </w:r>
-      <w:r>
-        <w:rPr>
-          <w:rFonts w:ascii="Times New Roman" w:eastAsia="Times New Roman" w:hAnsi="Times New Roman" w:cs="Times New Roman"/>
-          <w:sz w:val="28"/>
-          <w:szCs w:val="28"/>
-          <w:lang w:val="ru-RU"/>
-        </w:rPr>
-        <w:t>10</w:t>
-      </w:r>
-    </w:p>
-    <w:p>
-      <w:pPr>
-        <w:spacing w:after="160"/>
-        <w:ind w:left="425" w:hanging="141"/>
-        <w:rPr>
-          <w:rFonts w:ascii="Times New Roman" w:eastAsia="Times New Roman" w:hAnsi="Times New Roman" w:cs="Times New Roman"/>
-          <w:sz w:val="28"/>
-          <w:szCs w:val="28"/>
-          <w:lang w:val="ru-RU"/>
-        </w:rPr>
-      </w:pPr>
-      <w:r>
-        <w:rPr>
-          <w:rFonts w:ascii="Times New Roman" w:eastAsia="Times New Roman" w:hAnsi="Times New Roman" w:cs="Times New Roman"/>
-          <w:sz w:val="28"/>
-          <w:szCs w:val="28"/>
-        </w:rPr>
-        <w:t xml:space="preserve">Пройдено(Passed): </w:t>
-      </w:r>
-      <w:r>
-        <w:rPr>
-          <w:rFonts w:ascii="Times New Roman" w:eastAsia="Times New Roman" w:hAnsi="Times New Roman" w:cs="Times New Roman"/>
-          <w:sz w:val="28"/>
-          <w:szCs w:val="28"/>
-          <w:lang w:val="ru-RU"/>
-        </w:rPr>
-        <w:t>10</w:t>
-      </w:r>
-    </w:p>
-    <w:p>
-      <w:pPr>
-        <w:spacing w:after="160"/>
-        <w:ind w:left="425" w:hanging="141"/>
-        <w:rPr>
-          <w:rFonts w:ascii="Times New Roman" w:eastAsia="Times New Roman" w:hAnsi="Times New Roman" w:cs="Times New Roman"/>
-          <w:sz w:val="28"/>
-          <w:szCs w:val="28"/>
-        </w:rPr>
-      </w:pPr>
-      <w:r>
-        <w:rPr>
-          <w:rFonts w:ascii="Times New Roman" w:eastAsia="Times New Roman" w:hAnsi="Times New Roman" w:cs="Times New Roman"/>
-          <w:sz w:val="28"/>
-          <w:szCs w:val="28"/>
-        </w:rPr>
-        <w:t>Упало(Failed): 0</w:t>
-      </w:r>
-    </w:p>
-    <w:p>
-      <w:pPr>
-        <w:spacing w:after="160"/>
-        <w:ind w:left="425" w:hanging="141"/>
-        <w:rPr>
-          <w:rFonts w:ascii="Times New Roman" w:eastAsia="Times New Roman" w:hAnsi="Times New Roman" w:cs="Times New Roman"/>
-          <w:sz w:val="28"/>
-          <w:szCs w:val="28"/>
-          <w:lang w:val="ru-RU"/>
-        </w:rPr>
-      </w:pPr>
-      <w:r>
-        <w:rPr>
-          <w:rFonts w:ascii="Times New Roman" w:eastAsia="Times New Roman" w:hAnsi="Times New Roman" w:cs="Times New Roman"/>
-          <w:sz w:val="28"/>
-          <w:szCs w:val="28"/>
-        </w:rPr>
-        <w:t xml:space="preserve">Время выполнения: </w:t>
-      </w:r>
-      <w:r>
-        <w:rPr>
-          <w:rFonts w:ascii="Times New Roman" w:eastAsia="Times New Roman" w:hAnsi="Times New Roman" w:cs="Times New Roman"/>
-          <w:sz w:val="28"/>
-          <w:szCs w:val="28"/>
-          <w:lang w:val="en-US"/>
-        </w:rPr>
-        <w:t>4</w:t>
-      </w:r>
-      <w:r>
-        <w:rPr>
-          <w:rFonts w:ascii="Times New Roman" w:eastAsia="Times New Roman" w:hAnsi="Times New Roman" w:cs="Times New Roman"/>
-          <w:sz w:val="28"/>
-          <w:szCs w:val="28"/>
-        </w:rPr>
-        <w:t xml:space="preserve"> минут</w:t>
-      </w:r>
-      <w:r>
-        <w:rPr>
-          <w:rFonts w:ascii="Times New Roman" w:eastAsia="Times New Roman" w:hAnsi="Times New Roman" w:cs="Times New Roman"/>
-          <w:sz w:val="28"/>
-          <w:szCs w:val="28"/>
-          <w:lang w:val="ru-RU"/>
-        </w:rPr>
-        <w:t>ы 30 секунд.</w:t>
-      </w:r>
-    </w:p>
-    <w:p>
-      <w:pPr>
-        <w:spacing w:after="160"/>
-        <w:ind w:firstLine="283"/>
-        <w:rPr>
-          <w:rFonts w:ascii="Times New Roman" w:eastAsia="Times New Roman" w:hAnsi="Times New Roman" w:cs="Times New Roman"/>
-          <w:b/>
-          <w:bCs/>
-          <w:sz w:val="28"/>
-          <w:szCs w:val="28"/>
-        </w:rPr>
-      </w:pPr>
-      <w:r>
-        <w:rPr>
-          <w:rFonts w:ascii="Times New Roman" w:eastAsia="Times New Roman" w:hAnsi="Times New Roman" w:cs="Times New Roman"/>
-          <w:b/>
-          <w:bCs/>
-          <w:sz w:val="28"/>
-          <w:szCs w:val="28"/>
-        </w:rPr>
-        <w:t>5.2 Результаты тестов</w:t>
-      </w:r>
-    </w:p>
-    <w:tbl>
-      <w:tblPr>
-        <w:tblStyle w:val="a5"/>
-        <w:tblW w:w="10123" w:type="dxa"/>
-        <w:tblInd w:w="-431" w:type="dxa"/>
-        <w:tblBorders>
-          <w:top w:val="single" w:sz="4" w:space="0" w:color="000000"/>
-          <w:left w:val="single" w:sz="4" w:space="0" w:color="000000"/>
-          <w:bottom w:val="single" w:sz="4" w:space="0" w:color="000000"/>
-          <w:right w:val="single" w:sz="4" w:space="0" w:color="000000"/>
-          <w:insideH w:val="single" w:sz="4" w:space="0" w:color="000000"/>
-          <w:insideV w:val="single" w:sz="4" w:space="0" w:color="000000"/>
-        </w:tblBorders>
-        <w:tblLayout w:type="fixed"/>
-        <w:tblLook w:val="0400" w:firstRow="0" w:lastRow="0" w:firstColumn="0" w:lastColumn="0" w:noHBand="0" w:noVBand="1"/>
-      </w:tblPr>
-      <w:tblGrid>
-        <w:gridCol w:w="991"/>
-        <w:gridCol w:w="4095"/>
-        <w:gridCol w:w="1512"/>
-        <w:gridCol w:w="3525"/>
-      </w:tblGrid>
-      <w:tr>
-        <w:trPr>
-          <w:trHeight w:val="756"/>
-        </w:trPr>
-        <w:tc>
-          <w:tcPr>
-            <w:tcW w:w="991" w:type="dxa"/>
-          </w:tcPr>
-          <w:p>
-            <w:pPr>
-              <w:spacing w:line="276" w:lineRule="auto"/>
-              <w:ind w:firstLine="283"/>
-              <w:rPr>
-                <w:rFonts w:ascii="Times New Roman" w:eastAsia="Times New Roman" w:hAnsi="Times New Roman" w:cs="Times New Roman"/>
-                <w:sz w:val="28"/>
-                <w:szCs w:val="28"/>
-              </w:rPr>
-            </w:pPr>
-            <w:r>
-              <w:rPr>
-                <w:rFonts w:ascii="Times New Roman" w:eastAsia="Times New Roman" w:hAnsi="Times New Roman" w:cs="Times New Roman"/>
-                <w:sz w:val="28"/>
-                <w:szCs w:val="28"/>
-              </w:rPr>
-              <w:t xml:space="preserve">  ID</w:t>
-            </w:r>
-          </w:p>
-        </w:tc>
-        <w:tc>
-          <w:tcPr>
-            <w:tcW w:w="4095" w:type="dxa"/>
-          </w:tcPr>
-          <w:p>
-            <w:pPr>
-              <w:spacing w:line="276" w:lineRule="auto"/>
-              <w:ind w:firstLine="283"/>
-              <w:rPr>
-                <w:rFonts w:ascii="Times New Roman" w:eastAsia="Times New Roman" w:hAnsi="Times New Roman" w:cs="Times New Roman"/>
-                <w:sz w:val="28"/>
-                <w:szCs w:val="28"/>
-              </w:rPr>
-            </w:pPr>
-            <w:r>
-              <w:rPr>
-                <w:rFonts w:ascii="Times New Roman" w:eastAsia="Times New Roman" w:hAnsi="Times New Roman" w:cs="Times New Roman"/>
-                <w:sz w:val="28"/>
-                <w:szCs w:val="28"/>
-              </w:rPr>
-              <w:t xml:space="preserve">                  Описание теста</w:t>
-            </w:r>
-          </w:p>
-        </w:tc>
-        <w:tc>
-          <w:tcPr>
-            <w:tcW w:w="1512" w:type="dxa"/>
-          </w:tcPr>
-          <w:p>
-            <w:pPr>
-              <w:spacing w:line="276" w:lineRule="auto"/>
-              <w:ind w:firstLine="283"/>
-              <w:rPr>
-                <w:rFonts w:ascii="Times New Roman" w:eastAsia="Times New Roman" w:hAnsi="Times New Roman" w:cs="Times New Roman"/>
-                <w:sz w:val="28"/>
-                <w:szCs w:val="28"/>
-                <w:lang w:val="ru-RU"/>
-              </w:rPr>
-            </w:pPr>
-            <w:r>
-              <w:rPr>
-                <w:rFonts w:ascii="Times New Roman" w:eastAsia="Times New Roman" w:hAnsi="Times New Roman" w:cs="Times New Roman"/>
-                <w:sz w:val="28"/>
-                <w:szCs w:val="28"/>
-                <w:lang w:val="ru-RU"/>
-              </w:rPr>
-              <w:t>Статус</w:t>
-            </w:r>
-          </w:p>
-        </w:tc>
-        <w:tc>
-          <w:tcPr>
-            <w:tcW w:w="3525" w:type="dxa"/>
-          </w:tcPr>
-          <w:p>
-            <w:pPr>
-              <w:spacing w:line="276" w:lineRule="auto"/>
-              <w:ind w:firstLine="283"/>
-              <w:rPr>
-                <w:rFonts w:ascii="Times New Roman" w:eastAsia="Times New Roman" w:hAnsi="Times New Roman" w:cs="Times New Roman"/>
-                <w:sz w:val="28"/>
-                <w:szCs w:val="28"/>
-              </w:rPr>
-            </w:pPr>
-            <w:r>
-              <w:rPr>
-                <w:rFonts w:ascii="Times New Roman" w:eastAsia="Times New Roman" w:hAnsi="Times New Roman" w:cs="Times New Roman"/>
-                <w:sz w:val="28"/>
-                <w:szCs w:val="28"/>
-              </w:rPr>
-              <w:t xml:space="preserve">               Комментарий</w:t>
-            </w:r>
-          </w:p>
-        </w:tc>
-      </w:tr>
-      <w:tr>
-        <w:trPr>
-          <w:trHeight w:val="1296"/>
-        </w:trPr>
-        <w:tc>
-          <w:tcPr>
-            <w:tcW w:w="991" w:type="dxa"/>
-          </w:tcPr>
-          <w:p>
-            <w:pPr>
-              <w:spacing w:line="276" w:lineRule="auto"/>
-              <w:ind w:firstLine="283"/>
-              <w:rPr>
-                <w:rFonts w:ascii="Times New Roman" w:eastAsia="Times New Roman" w:hAnsi="Times New Roman" w:cs="Times New Roman"/>
-                <w:sz w:val="28"/>
-                <w:szCs w:val="28"/>
-              </w:rPr>
-            </w:pPr>
-            <w:r>
-              <w:rPr>
-                <w:rFonts w:ascii="Times New Roman" w:hAnsi="Times New Roman" w:cs="Times New Roman"/>
-                <w:sz w:val="24"/>
-                <w:szCs w:val="24"/>
-              </w:rPr>
-              <w:t>TC_AUT-00</w:t>
-            </w:r>
-            <w:r>
-              <w:rPr>
-                <w:rFonts w:ascii="Times New Roman" w:hAnsi="Times New Roman" w:cs="Times New Roman"/>
-                <w:sz w:val="24"/>
-                <w:szCs w:val="24"/>
-              </w:rPr>
-              <w:t>1</w:t>
-            </w:r>
-          </w:p>
-        </w:tc>
-        <w:tc>
-          <w:tcPr>
-            <w:tcW w:w="4095" w:type="dxa"/>
-          </w:tcPr>
-          <w:p>
-            <w:pPr>
-              <w:spacing w:line="276" w:lineRule="auto"/>
-              <w:ind w:firstLine="283"/>
-              <w:rPr>
-                <w:rFonts w:ascii="Times New Roman" w:eastAsia="Times New Roman" w:hAnsi="Times New Roman" w:cs="Times New Roman"/>
-                <w:sz w:val="24"/>
-                <w:szCs w:val="24"/>
-              </w:rPr>
-            </w:pPr>
-            <w:r>
-              <w:rPr>
-                <w:rFonts w:ascii="Times New Roman" w:eastAsia="Times New Roman" w:hAnsi="Times New Roman" w:cs="Times New Roman"/>
-                <w:sz w:val="24"/>
-                <w:szCs w:val="24"/>
-              </w:rPr>
-              <w:t>Сквозная регистрация нового пользователя (позитивный сценарий)</w:t>
-            </w:r>
-          </w:p>
-        </w:tc>
-        <w:tc>
-          <w:tcPr>
-            <w:tcW w:w="1512" w:type="dxa"/>
-          </w:tcPr>
-          <w:p>
-            <w:pPr>
-              <w:spacing w:line="276" w:lineRule="auto"/>
-              <w:ind w:firstLine="283"/>
-              <w:rPr>
-                <w:rFonts w:ascii="Times New Roman" w:eastAsia="Times New Roman" w:hAnsi="Times New Roman" w:cs="Times New Roman"/>
-                <w:sz w:val="28"/>
-                <w:szCs w:val="28"/>
-              </w:rPr>
-            </w:pPr>
-            <w:r>
-              <w:rPr>
-                <w:rFonts w:ascii="Times New Roman" w:eastAsia="Times New Roman" w:hAnsi="Times New Roman" w:cs="Times New Roman"/>
-                <w:sz w:val="28"/>
-                <w:szCs w:val="28"/>
-              </w:rPr>
-              <w:t>Pass</w:t>
-            </w:r>
-          </w:p>
-        </w:tc>
-        <w:tc>
-          <w:tcPr>
-            <w:tcW w:w="3525" w:type="dxa"/>
-          </w:tcPr>
-          <w:p>
-            <w:pPr>
-              <w:spacing w:line="276" w:lineRule="auto"/>
-              <w:ind w:firstLine="283"/>
-              <w:rPr>
-                <w:rFonts w:ascii="Times New Roman" w:eastAsia="Times New Roman" w:hAnsi="Times New Roman" w:cs="Times New Roman"/>
-                <w:sz w:val="28"/>
-                <w:szCs w:val="28"/>
-              </w:rPr>
-            </w:pPr>
-            <w:r>
-              <w:rPr>
-                <w:rFonts w:ascii="Times New Roman" w:hAnsi="Times New Roman" w:cs="Times New Roman"/>
-                <w:sz w:val="24"/>
-                <w:szCs w:val="24"/>
-              </w:rPr>
-              <w:t>Пользователь успешно зарегистрирован, выполнена автоматическая</w:t>
-            </w:r>
-            <w:r>
-              <w:rPr>
-                <w:rFonts w:ascii="Times New Roman" w:hAnsi="Times New Roman" w:cs="Times New Roman"/>
-                <w:sz w:val="28"/>
-                <w:szCs w:val="28"/>
-              </w:rPr>
-              <w:t xml:space="preserve"> </w:t>
-            </w:r>
-            <w:r>
-              <w:rPr>
-                <w:rFonts w:ascii="Times New Roman" w:hAnsi="Times New Roman" w:cs="Times New Roman"/>
-                <w:sz w:val="24"/>
-                <w:szCs w:val="24"/>
-              </w:rPr>
-              <w:t>аутентификация,</w:t>
-            </w:r>
-            <w:r>
-              <w:rPr>
-                <w:rFonts w:ascii="Times New Roman" w:hAnsi="Times New Roman" w:cs="Times New Roman"/>
-                <w:sz w:val="28"/>
-                <w:szCs w:val="28"/>
-              </w:rPr>
-              <w:t xml:space="preserve"> </w:t>
-            </w:r>
-            <w:r>
-              <w:rPr>
-                <w:rFonts w:ascii="Times New Roman" w:hAnsi="Times New Roman" w:cs="Times New Roman"/>
-                <w:sz w:val="24"/>
-                <w:szCs w:val="24"/>
-              </w:rPr>
-              <w:t>выполнен редирект на главную страницу.</w:t>
-            </w:r>
-          </w:p>
-        </w:tc>
-      </w:tr>
-      <w:tr>
-        <w:trPr>
-          <w:trHeight w:val="148"/>
-        </w:trPr>
-        <w:tc>
-          <w:tcPr>
-            <w:tcW w:w="991" w:type="dxa"/>
-          </w:tcPr>
-          <w:p>
-            <w:pPr>
-              <w:spacing w:line="276" w:lineRule="auto"/>
-              <w:ind w:firstLine="283"/>
-              <w:rPr>
-                <w:rFonts w:ascii="Times New Roman" w:eastAsia="Times New Roman" w:hAnsi="Times New Roman" w:cs="Times New Roman"/>
-                <w:sz w:val="28"/>
-                <w:szCs w:val="28"/>
-                <w:lang w:val="ru-RU"/>
-              </w:rPr>
-            </w:pPr>
-            <w:r>
-              <w:rPr>
-                <w:rFonts w:ascii="Times New Roman" w:hAnsi="Times New Roman" w:cs="Times New Roman"/>
-                <w:sz w:val="24"/>
-                <w:szCs w:val="24"/>
-              </w:rPr>
-              <w:lastRenderedPageBreak/>
-              <w:t>TC_AUT-00</w:t>
-            </w:r>
-            <w:r>
-              <w:rPr>
-                <w:rFonts w:ascii="Times New Roman" w:hAnsi="Times New Roman" w:cs="Times New Roman"/>
-                <w:sz w:val="24"/>
-                <w:szCs w:val="24"/>
-                <w:lang w:val="ru-RU"/>
-              </w:rPr>
-              <w:t>2</w:t>
-            </w:r>
-          </w:p>
-        </w:tc>
-        <w:tc>
-          <w:tcPr>
-            <w:tcW w:w="4095" w:type="dxa"/>
-          </w:tcPr>
-          <w:p>
-            <w:pPr>
-              <w:spacing w:line="276" w:lineRule="auto"/>
-              <w:ind w:firstLine="283"/>
-              <w:rPr>
-                <w:rFonts w:ascii="Times New Roman" w:eastAsia="Times New Roman" w:hAnsi="Times New Roman" w:cs="Times New Roman"/>
-                <w:sz w:val="28"/>
-                <w:szCs w:val="28"/>
-              </w:rPr>
-            </w:pPr>
-            <w:r>
-              <w:rPr>
-                <w:rFonts w:ascii="Times New Roman" w:hAnsi="Times New Roman" w:cs="Times New Roman"/>
-                <w:sz w:val="24"/>
-                <w:szCs w:val="24"/>
-              </w:rPr>
-              <w:t>Добавление подарочных сертификатов в корзину (параметризованный тест)</w:t>
-            </w:r>
-            <w:r>
-              <w:rPr>
-                <w:rFonts w:ascii="Times New Roman" w:hAnsi="Times New Roman" w:cs="Times New Roman"/>
-                <w:sz w:val="24"/>
-                <w:szCs w:val="24"/>
-              </w:rPr>
-              <w:t>.</w:t>
-            </w:r>
-          </w:p>
-        </w:tc>
-        <w:tc>
-          <w:tcPr>
-            <w:tcW w:w="1512" w:type="dxa"/>
-          </w:tcPr>
-          <w:p>
-            <w:pPr>
-              <w:spacing w:line="276" w:lineRule="auto"/>
-              <w:ind w:firstLine="283"/>
-              <w:rPr>
-                <w:rFonts w:ascii="Times New Roman" w:eastAsia="Times New Roman" w:hAnsi="Times New Roman" w:cs="Times New Roman"/>
-                <w:sz w:val="28"/>
-                <w:szCs w:val="28"/>
-              </w:rPr>
-            </w:pPr>
-            <w:r>
-              <w:rPr>
-                <w:rFonts w:ascii="Times New Roman" w:eastAsia="Times New Roman" w:hAnsi="Times New Roman" w:cs="Times New Roman"/>
-                <w:sz w:val="28"/>
-                <w:szCs w:val="28"/>
-              </w:rPr>
-              <w:t>Pass</w:t>
-            </w:r>
-          </w:p>
-        </w:tc>
-        <w:tc>
-          <w:tcPr>
-            <w:tcW w:w="3525" w:type="dxa"/>
-          </w:tcPr>
-          <w:p>
-            <w:pPr>
-              <w:spacing w:line="276" w:lineRule="auto"/>
-              <w:ind w:firstLine="283"/>
-              <w:rPr>
-                <w:rFonts w:ascii="Times New Roman" w:eastAsia="Times New Roman" w:hAnsi="Times New Roman" w:cs="Times New Roman"/>
-                <w:sz w:val="28"/>
-                <w:szCs w:val="28"/>
-                <w:lang w:val="ru-RU"/>
-              </w:rPr>
-            </w:pPr>
-            <w:r>
-              <w:rPr>
-                <w:rFonts w:ascii="Times New Roman" w:hAnsi="Times New Roman" w:cs="Times New Roman"/>
-                <w:sz w:val="24"/>
-                <w:szCs w:val="24"/>
-              </w:rPr>
-              <w:t>Товары корректно добавляются в корзину. Счетчик обновляется, элементы DOM отображаются верно</w:t>
-            </w:r>
-            <w:r>
-              <w:rPr>
-                <w:rFonts w:ascii="Times New Roman" w:hAnsi="Times New Roman" w:cs="Times New Roman"/>
-                <w:sz w:val="24"/>
-                <w:szCs w:val="24"/>
-              </w:rPr>
-              <w:t>.</w:t>
-            </w:r>
-          </w:p>
-        </w:tc>
-      </w:tr>
-      <w:tr>
-        <w:trPr>
-          <w:trHeight w:val="148"/>
-        </w:trPr>
-        <w:tc>
-          <w:tcPr>
-            <w:tcW w:w="991" w:type="dxa"/>
-          </w:tcPr>
-          <w:p>
-            <w:pPr>
-              <w:spacing w:line="276" w:lineRule="auto"/>
-              <w:ind w:firstLine="283"/>
-              <w:rPr>
-                <w:rFonts w:ascii="Times New Roman" w:eastAsia="Times New Roman" w:hAnsi="Times New Roman" w:cs="Times New Roman"/>
-                <w:sz w:val="28"/>
-                <w:szCs w:val="28"/>
-              </w:rPr>
-            </w:pPr>
-            <w:r>
-              <w:rPr>
-                <w:rFonts w:ascii="Times New Roman" w:hAnsi="Times New Roman" w:cs="Times New Roman"/>
-                <w:sz w:val="24"/>
-                <w:szCs w:val="24"/>
-              </w:rPr>
-              <w:t>TC_AUT-00</w:t>
-            </w:r>
-            <w:r>
-              <w:rPr>
-                <w:rFonts w:ascii="Times New Roman" w:hAnsi="Times New Roman" w:cs="Times New Roman"/>
-                <w:sz w:val="24"/>
-                <w:szCs w:val="24"/>
-                <w:lang w:val="ru-RU"/>
-              </w:rPr>
-              <w:t>3</w:t>
-            </w:r>
-          </w:p>
-        </w:tc>
-        <w:tc>
-          <w:tcPr>
-            <w:tcW w:w="4095" w:type="dxa"/>
-          </w:tcPr>
-          <w:p>
-            <w:pPr>
-              <w:spacing w:line="276" w:lineRule="auto"/>
-              <w:ind w:firstLine="283"/>
-              <w:rPr>
-                <w:rFonts w:ascii="Times New Roman" w:eastAsia="Times New Roman" w:hAnsi="Times New Roman" w:cs="Times New Roman"/>
-                <w:sz w:val="28"/>
-                <w:szCs w:val="28"/>
-              </w:rPr>
-            </w:pPr>
-            <w:r>
-              <w:rPr>
-                <w:rFonts w:ascii="Times New Roman" w:hAnsi="Times New Roman" w:cs="Times New Roman"/>
-                <w:sz w:val="24"/>
-                <w:szCs w:val="24"/>
-              </w:rPr>
-              <w:t>Параметризованное тестирование навигации по разделам личного кабинета с проверкой отображения контента.</w:t>
-            </w:r>
-          </w:p>
-        </w:tc>
-        <w:tc>
-          <w:tcPr>
-            <w:tcW w:w="1512" w:type="dxa"/>
-          </w:tcPr>
-          <w:p>
-            <w:pPr>
-              <w:spacing w:line="276" w:lineRule="auto"/>
-              <w:ind w:firstLine="283"/>
-              <w:rPr>
-                <w:rFonts w:ascii="Times New Roman" w:eastAsia="Times New Roman" w:hAnsi="Times New Roman" w:cs="Times New Roman"/>
-                <w:sz w:val="28"/>
-                <w:szCs w:val="28"/>
-              </w:rPr>
-            </w:pPr>
-            <w:r>
-              <w:rPr>
-                <w:rFonts w:ascii="Times New Roman" w:eastAsia="Times New Roman" w:hAnsi="Times New Roman" w:cs="Times New Roman"/>
-                <w:sz w:val="28"/>
-                <w:szCs w:val="28"/>
-              </w:rPr>
-              <w:t>Pass</w:t>
-            </w:r>
-          </w:p>
-        </w:tc>
-        <w:tc>
-          <w:tcPr>
-            <w:tcW w:w="3525" w:type="dxa"/>
-          </w:tcPr>
-          <w:p>
-            <w:pPr>
-              <w:spacing w:line="276" w:lineRule="auto"/>
-              <w:ind w:firstLine="283"/>
-              <w:rPr>
-                <w:rFonts w:ascii="Times New Roman" w:eastAsia="Times New Roman" w:hAnsi="Times New Roman" w:cs="Times New Roman"/>
-                <w:sz w:val="28"/>
-                <w:szCs w:val="28"/>
-              </w:rPr>
-            </w:pPr>
-            <w:r>
-              <w:rPr>
-                <w:rFonts w:ascii="Times New Roman" w:hAnsi="Times New Roman" w:cs="Times New Roman"/>
-                <w:sz w:val="24"/>
-                <w:szCs w:val="24"/>
-              </w:rPr>
-              <w:t>Для каждого раздела ЛК успешно подтверждено: текст загружается корректно, URL соответствует ожидаемому маршруту, элементы интерфейса отображаются штатно.</w:t>
-            </w:r>
-          </w:p>
-        </w:tc>
-      </w:tr>
-      <w:tr>
-        <w:trPr>
-          <w:trHeight w:val="148"/>
-        </w:trPr>
-        <w:tc>
-          <w:tcPr>
-            <w:tcW w:w="991" w:type="dxa"/>
-          </w:tcPr>
-          <w:p>
-            <w:pPr>
-              <w:spacing w:line="276" w:lineRule="auto"/>
-              <w:ind w:firstLine="283"/>
-              <w:rPr>
-                <w:rFonts w:ascii="Times New Roman" w:eastAsia="Times New Roman" w:hAnsi="Times New Roman" w:cs="Times New Roman"/>
-                <w:sz w:val="28"/>
-                <w:szCs w:val="28"/>
-              </w:rPr>
-            </w:pPr>
-            <w:r>
-              <w:rPr>
-                <w:rFonts w:ascii="Times New Roman" w:hAnsi="Times New Roman" w:cs="Times New Roman"/>
-                <w:sz w:val="24"/>
-                <w:szCs w:val="24"/>
-              </w:rPr>
-              <w:t>TC_AUT-00</w:t>
-            </w:r>
-            <w:r>
-              <w:rPr>
-                <w:rFonts w:ascii="Times New Roman" w:hAnsi="Times New Roman" w:cs="Times New Roman"/>
-                <w:sz w:val="24"/>
-                <w:szCs w:val="24"/>
-                <w:lang w:val="ru-RU"/>
-              </w:rPr>
-              <w:t>4</w:t>
-            </w:r>
-          </w:p>
-        </w:tc>
-        <w:tc>
-          <w:tcPr>
-            <w:tcW w:w="4095" w:type="dxa"/>
-          </w:tcPr>
-          <w:p>
-            <w:pPr>
-              <w:spacing w:line="276" w:lineRule="auto"/>
-              <w:ind w:firstLine="283"/>
-              <w:rPr>
-                <w:rFonts w:ascii="Times New Roman" w:eastAsia="Times New Roman" w:hAnsi="Times New Roman" w:cs="Times New Roman"/>
-                <w:sz w:val="28"/>
-                <w:szCs w:val="28"/>
-              </w:rPr>
-            </w:pPr>
-            <w:r>
-              <w:rPr>
-                <w:rFonts w:ascii="Times New Roman" w:hAnsi="Times New Roman" w:cs="Times New Roman"/>
-                <w:sz w:val="24"/>
-                <w:szCs w:val="24"/>
-              </w:rPr>
-              <w:t>UI-тестирование отображения коммерческой информации на странице</w:t>
-            </w:r>
-          </w:p>
-        </w:tc>
-        <w:tc>
-          <w:tcPr>
-            <w:tcW w:w="1512" w:type="dxa"/>
-          </w:tcPr>
-          <w:p>
-            <w:pPr>
-              <w:spacing w:line="276" w:lineRule="auto"/>
-              <w:ind w:firstLine="283"/>
-              <w:rPr>
-                <w:rFonts w:ascii="Times New Roman" w:eastAsia="Times New Roman" w:hAnsi="Times New Roman" w:cs="Times New Roman"/>
-                <w:sz w:val="28"/>
-                <w:szCs w:val="28"/>
-              </w:rPr>
-            </w:pPr>
-            <w:r>
-              <w:rPr>
-                <w:rFonts w:ascii="Times New Roman" w:eastAsia="Times New Roman" w:hAnsi="Times New Roman" w:cs="Times New Roman"/>
-                <w:sz w:val="28"/>
-                <w:szCs w:val="28"/>
-              </w:rPr>
-              <w:t>Pass</w:t>
-            </w:r>
-          </w:p>
-        </w:tc>
-        <w:tc>
-          <w:tcPr>
-            <w:tcW w:w="3525" w:type="dxa"/>
-          </w:tcPr>
-          <w:p>
-            <w:pPr>
-              <w:spacing w:line="276" w:lineRule="auto"/>
-              <w:ind w:firstLine="283"/>
-              <w:rPr>
-                <w:rFonts w:ascii="Times New Roman" w:eastAsia="Times New Roman" w:hAnsi="Times New Roman" w:cs="Times New Roman"/>
-                <w:sz w:val="28"/>
-                <w:szCs w:val="28"/>
-              </w:rPr>
-            </w:pPr>
-            <w:r>
-              <w:rPr>
-                <w:rFonts w:ascii="Times New Roman" w:hAnsi="Times New Roman" w:cs="Times New Roman"/>
-                <w:sz w:val="24"/>
-                <w:szCs w:val="24"/>
-              </w:rPr>
-              <w:t>В ходе теста подтверждено: текстовая информация отображается корректно, URL-адреса страниц соответствуют ожидаемым, графические элементы рендерятся без искажений.</w:t>
-            </w:r>
-          </w:p>
-        </w:tc>
-      </w:tr>
-      <w:tr>
-        <w:trPr>
-          <w:trHeight w:val="148"/>
-        </w:trPr>
-        <w:tc>
-          <w:tcPr>
-            <w:tcW w:w="991" w:type="dxa"/>
-          </w:tcPr>
-          <w:p>
-            <w:pPr>
-              <w:spacing w:line="276" w:lineRule="auto"/>
-              <w:ind w:firstLine="283"/>
-              <w:rPr>
-                <w:rFonts w:ascii="Times New Roman" w:eastAsia="Times New Roman" w:hAnsi="Times New Roman" w:cs="Times New Roman"/>
-                <w:sz w:val="28"/>
-                <w:szCs w:val="28"/>
-              </w:rPr>
-            </w:pPr>
-            <w:r>
-              <w:rPr>
-                <w:rFonts w:ascii="Times New Roman" w:hAnsi="Times New Roman" w:cs="Times New Roman"/>
-                <w:sz w:val="24"/>
-                <w:szCs w:val="24"/>
-              </w:rPr>
-              <w:t>TC_AUT-00</w:t>
-            </w:r>
-            <w:r>
-              <w:rPr>
-                <w:rFonts w:ascii="Times New Roman" w:hAnsi="Times New Roman" w:cs="Times New Roman"/>
-                <w:sz w:val="24"/>
-                <w:szCs w:val="24"/>
-                <w:lang w:val="ru-RU"/>
-              </w:rPr>
-              <w:t>5</w:t>
-            </w:r>
-          </w:p>
-        </w:tc>
-        <w:tc>
-          <w:tcPr>
-            <w:tcW w:w="4095" w:type="dxa"/>
-          </w:tcPr>
-          <w:p>
-            <w:pPr>
-              <w:spacing w:line="276" w:lineRule="auto"/>
-              <w:ind w:firstLine="283"/>
-              <w:rPr>
-                <w:rFonts w:ascii="Times New Roman" w:eastAsia="Times New Roman" w:hAnsi="Times New Roman" w:cs="Times New Roman"/>
-                <w:sz w:val="28"/>
-                <w:szCs w:val="28"/>
-              </w:rPr>
-            </w:pPr>
-            <w:r>
-              <w:rPr>
-                <w:rFonts w:ascii="Times New Roman" w:hAnsi="Times New Roman" w:cs="Times New Roman"/>
-                <w:sz w:val="24"/>
-                <w:szCs w:val="24"/>
-              </w:rPr>
-              <w:t>Параметризованное тестирование валидации формы смены пароля при вводе пустых значений .</w:t>
-            </w:r>
-          </w:p>
-        </w:tc>
-        <w:tc>
-          <w:tcPr>
-            <w:tcW w:w="1512" w:type="dxa"/>
-          </w:tcPr>
-          <w:p>
-            <w:pPr>
-              <w:spacing w:line="276" w:lineRule="auto"/>
-              <w:ind w:firstLine="283"/>
-              <w:rPr>
-                <w:rFonts w:ascii="Times New Roman" w:eastAsia="Times New Roman" w:hAnsi="Times New Roman" w:cs="Times New Roman"/>
-                <w:sz w:val="28"/>
-                <w:szCs w:val="28"/>
-              </w:rPr>
-            </w:pPr>
-            <w:r>
-              <w:rPr>
-                <w:rFonts w:ascii="Times New Roman" w:eastAsia="Times New Roman" w:hAnsi="Times New Roman" w:cs="Times New Roman"/>
-                <w:sz w:val="28"/>
-                <w:szCs w:val="28"/>
-              </w:rPr>
-              <w:t>Pass</w:t>
-            </w:r>
-          </w:p>
-        </w:tc>
-        <w:tc>
-          <w:tcPr>
-            <w:tcW w:w="3525" w:type="dxa"/>
-          </w:tcPr>
-          <w:p>
-            <w:pPr>
-              <w:spacing w:line="276" w:lineRule="auto"/>
-              <w:ind w:firstLine="283"/>
-              <w:rPr>
-                <w:rFonts w:ascii="Times New Roman" w:eastAsia="Times New Roman" w:hAnsi="Times New Roman" w:cs="Times New Roman"/>
-                <w:sz w:val="28"/>
-                <w:szCs w:val="28"/>
-              </w:rPr>
-            </w:pPr>
-            <w:r>
-              <w:rPr>
-                <w:rFonts w:ascii="Times New Roman" w:hAnsi="Times New Roman" w:cs="Times New Roman"/>
-                <w:sz w:val="24"/>
-                <w:szCs w:val="24"/>
-              </w:rPr>
-              <w:t>Система корректно заблокировала отправку формы. Отображено уведомление об ошибке с текстом: «Неверные данные».</w:t>
-            </w:r>
-          </w:p>
-        </w:tc>
-      </w:tr>
-      <w:tr>
-        <w:trPr>
-          <w:trHeight w:val="148"/>
-        </w:trPr>
-        <w:tc>
-          <w:tcPr>
-            <w:tcW w:w="991" w:type="dxa"/>
-          </w:tcPr>
-          <w:p>
-            <w:pPr>
-              <w:ind w:firstLine="283"/>
-              <w:rPr>
-                <w:rFonts w:ascii="Times New Roman" w:eastAsia="Times New Roman" w:hAnsi="Times New Roman" w:cs="Times New Roman"/>
-                <w:sz w:val="28"/>
-                <w:szCs w:val="28"/>
-              </w:rPr>
-            </w:pPr>
-            <w:r>
-              <w:rPr>
-                <w:rFonts w:ascii="Times New Roman" w:hAnsi="Times New Roman" w:cs="Times New Roman"/>
-                <w:sz w:val="24"/>
-                <w:szCs w:val="24"/>
-              </w:rPr>
-              <w:t>TC_AUT-00</w:t>
-            </w:r>
-            <w:r>
-              <w:rPr>
-                <w:rFonts w:ascii="Times New Roman" w:hAnsi="Times New Roman" w:cs="Times New Roman"/>
-                <w:sz w:val="24"/>
-                <w:szCs w:val="24"/>
-                <w:lang w:val="ru-RU"/>
-              </w:rPr>
-              <w:t>6</w:t>
-            </w:r>
-          </w:p>
-        </w:tc>
-        <w:tc>
-          <w:tcPr>
-            <w:tcW w:w="4095" w:type="dxa"/>
-          </w:tcPr>
-          <w:p>
-            <w:pPr>
-              <w:ind w:firstLine="283"/>
-              <w:rPr>
-                <w:rFonts w:ascii="Times New Roman" w:eastAsia="Times New Roman" w:hAnsi="Times New Roman" w:cs="Times New Roman"/>
-                <w:sz w:val="28"/>
-                <w:szCs w:val="28"/>
-              </w:rPr>
-            </w:pPr>
-            <w:r>
-              <w:rPr>
-                <w:rFonts w:ascii="Times New Roman" w:hAnsi="Times New Roman" w:cs="Times New Roman"/>
-                <w:sz w:val="24"/>
-                <w:szCs w:val="24"/>
-              </w:rPr>
-              <w:t>Параметризованное тестирование валидации формы смены пароля при вводе несовпадающих значений</w:t>
-            </w:r>
-            <w:r>
-              <w:rPr>
-                <w:rFonts w:ascii="Times New Roman" w:hAnsi="Times New Roman" w:cs="Times New Roman"/>
-                <w:sz w:val="24"/>
-                <w:szCs w:val="24"/>
-              </w:rPr>
-              <w:t>.</w:t>
-            </w:r>
-          </w:p>
-        </w:tc>
-        <w:tc>
-          <w:tcPr>
-            <w:tcW w:w="1512" w:type="dxa"/>
-          </w:tcPr>
-          <w:p>
-            <w:pPr>
-              <w:ind w:firstLine="283"/>
-              <w:rPr>
-                <w:rFonts w:ascii="Times New Roman" w:eastAsia="Times New Roman" w:hAnsi="Times New Roman" w:cs="Times New Roman"/>
-                <w:sz w:val="28"/>
-                <w:szCs w:val="28"/>
-              </w:rPr>
-            </w:pPr>
-            <w:r>
-              <w:rPr>
-                <w:rFonts w:ascii="Times New Roman" w:eastAsia="Times New Roman" w:hAnsi="Times New Roman" w:cs="Times New Roman"/>
-                <w:sz w:val="28"/>
-                <w:szCs w:val="28"/>
-              </w:rPr>
-              <w:t>Pass</w:t>
-            </w:r>
-          </w:p>
-        </w:tc>
-        <w:tc>
-          <w:tcPr>
-            <w:tcW w:w="3525" w:type="dxa"/>
-          </w:tcPr>
-          <w:p>
-            <w:pPr>
-              <w:ind w:firstLine="283"/>
-              <w:rPr>
-                <w:rFonts w:ascii="Times New Roman" w:eastAsia="Times New Roman" w:hAnsi="Times New Roman" w:cs="Times New Roman"/>
-                <w:sz w:val="28"/>
-                <w:szCs w:val="28"/>
-              </w:rPr>
-            </w:pPr>
-            <w:r>
-              <w:rPr>
-                <w:rFonts w:ascii="Times New Roman" w:hAnsi="Times New Roman" w:cs="Times New Roman"/>
-                <w:sz w:val="24"/>
-                <w:szCs w:val="24"/>
-              </w:rPr>
-              <w:t>Система корректно заблокировала отправку формы. Отображено уведомление об ошибке с текстом: «Введенные пароли не совпадают».</w:t>
-            </w:r>
-          </w:p>
-        </w:tc>
-      </w:tr>
-      <w:tr>
-        <w:trPr>
-          <w:trHeight w:val="148"/>
-        </w:trPr>
-        <w:tc>
-          <w:tcPr>
-            <w:tcW w:w="991" w:type="dxa"/>
-          </w:tcPr>
-          <w:p>
-            <w:pPr>
-              <w:ind w:firstLine="283"/>
-              <w:rPr>
-                <w:rFonts w:ascii="Times New Roman" w:eastAsia="Times New Roman" w:hAnsi="Times New Roman" w:cs="Times New Roman"/>
-                <w:sz w:val="28"/>
-                <w:szCs w:val="28"/>
-              </w:rPr>
-            </w:pPr>
-            <w:r>
-              <w:rPr>
-                <w:rFonts w:ascii="Times New Roman" w:hAnsi="Times New Roman" w:cs="Times New Roman"/>
-                <w:sz w:val="24"/>
-                <w:szCs w:val="24"/>
-              </w:rPr>
-              <w:t>TC_AUT-00</w:t>
-            </w:r>
-            <w:r>
-              <w:rPr>
-                <w:rFonts w:ascii="Times New Roman" w:hAnsi="Times New Roman" w:cs="Times New Roman"/>
-                <w:sz w:val="24"/>
-                <w:szCs w:val="24"/>
-                <w:lang w:val="ru-RU"/>
-              </w:rPr>
-              <w:t>7</w:t>
-            </w:r>
-          </w:p>
-        </w:tc>
-        <w:tc>
-          <w:tcPr>
-            <w:tcW w:w="4095" w:type="dxa"/>
-          </w:tcPr>
-          <w:p>
-            <w:pPr>
-              <w:ind w:firstLine="283"/>
-              <w:rPr>
-                <w:rFonts w:ascii="Times New Roman" w:eastAsia="Times New Roman" w:hAnsi="Times New Roman" w:cs="Times New Roman"/>
-                <w:sz w:val="28"/>
-                <w:szCs w:val="28"/>
-              </w:rPr>
-            </w:pPr>
-            <w:r>
-              <w:rPr>
-                <w:rFonts w:ascii="Times New Roman" w:hAnsi="Times New Roman" w:cs="Times New Roman"/>
-                <w:sz w:val="24"/>
-                <w:szCs w:val="24"/>
-              </w:rPr>
-              <w:t>Валидация формы смены пароля при вводе значения менее 6 символов</w:t>
-            </w:r>
-          </w:p>
-        </w:tc>
-        <w:tc>
-          <w:tcPr>
-            <w:tcW w:w="1512" w:type="dxa"/>
-          </w:tcPr>
-          <w:p>
-            <w:pPr>
-              <w:ind w:firstLine="283"/>
-              <w:rPr>
-                <w:rFonts w:ascii="Times New Roman" w:eastAsia="Times New Roman" w:hAnsi="Times New Roman" w:cs="Times New Roman"/>
-                <w:sz w:val="28"/>
-                <w:szCs w:val="28"/>
-              </w:rPr>
-            </w:pPr>
-            <w:r>
-              <w:rPr>
-                <w:rFonts w:ascii="Times New Roman" w:eastAsia="Times New Roman" w:hAnsi="Times New Roman" w:cs="Times New Roman"/>
-                <w:sz w:val="28"/>
-                <w:szCs w:val="28"/>
-              </w:rPr>
-              <w:t>Pass</w:t>
-            </w:r>
-          </w:p>
-        </w:tc>
-        <w:tc>
-          <w:tcPr>
-            <w:tcW w:w="3525" w:type="dxa"/>
-          </w:tcPr>
-          <w:p>
-            <w:pPr>
-              <w:ind w:firstLine="283"/>
-              <w:rPr>
-                <w:rFonts w:ascii="Times New Roman" w:eastAsia="Times New Roman" w:hAnsi="Times New Roman" w:cs="Times New Roman"/>
-                <w:sz w:val="28"/>
-                <w:szCs w:val="28"/>
-              </w:rPr>
-            </w:pPr>
-            <w:r>
-              <w:rPr>
-                <w:rFonts w:ascii="Times New Roman" w:hAnsi="Times New Roman" w:cs="Times New Roman"/>
-                <w:sz w:val="24"/>
-                <w:szCs w:val="24"/>
-              </w:rPr>
-              <w:t>Система заблокировала отправку формы. Отображено уведомление: «Длина пароля должна быть не менее 6 символов».</w:t>
-            </w:r>
-          </w:p>
-        </w:tc>
-      </w:tr>
-      <w:tr>
-        <w:trPr>
-          <w:trHeight w:val="148"/>
-        </w:trPr>
-        <w:tc>
-          <w:tcPr>
-            <w:tcW w:w="991" w:type="dxa"/>
-          </w:tcPr>
-          <w:p>
-            <w:pPr>
-              <w:ind w:firstLine="283"/>
-              <w:rPr>
-                <w:rFonts w:ascii="Times New Roman" w:eastAsia="Times New Roman" w:hAnsi="Times New Roman" w:cs="Times New Roman"/>
-                <w:sz w:val="28"/>
-                <w:szCs w:val="28"/>
-              </w:rPr>
-            </w:pPr>
-            <w:r>
-              <w:rPr>
-                <w:rFonts w:ascii="Times New Roman" w:hAnsi="Times New Roman" w:cs="Times New Roman"/>
-                <w:sz w:val="24"/>
-                <w:szCs w:val="24"/>
-              </w:rPr>
-              <w:t>TC_AUT-00</w:t>
-            </w:r>
-            <w:r>
-              <w:rPr>
-                <w:rFonts w:ascii="Times New Roman" w:hAnsi="Times New Roman" w:cs="Times New Roman"/>
-                <w:sz w:val="24"/>
-                <w:szCs w:val="24"/>
-                <w:lang w:val="ru-RU"/>
-              </w:rPr>
-              <w:t>8</w:t>
-            </w:r>
-          </w:p>
-        </w:tc>
-        <w:tc>
-          <w:tcPr>
-            <w:tcW w:w="4095" w:type="dxa"/>
-          </w:tcPr>
-          <w:p>
-            <w:pPr>
-              <w:ind w:firstLine="283"/>
-              <w:rPr>
-                <w:rFonts w:ascii="Times New Roman" w:eastAsia="Times New Roman" w:hAnsi="Times New Roman" w:cs="Times New Roman"/>
-                <w:sz w:val="28"/>
-                <w:szCs w:val="28"/>
-              </w:rPr>
-            </w:pPr>
-            <w:r>
-              <w:rPr>
-                <w:rFonts w:ascii="Times New Roman" w:hAnsi="Times New Roman" w:cs="Times New Roman"/>
-                <w:sz w:val="24"/>
-                <w:szCs w:val="24"/>
-              </w:rPr>
-              <w:t>Сквозное тестирование бронирования стола (заполнение и отправка формы)</w:t>
-            </w:r>
-          </w:p>
-        </w:tc>
-        <w:tc>
-          <w:tcPr>
-            <w:tcW w:w="1512" w:type="dxa"/>
-          </w:tcPr>
-          <w:p>
-            <w:pPr>
-              <w:ind w:firstLine="283"/>
-              <w:rPr>
-                <w:rFonts w:ascii="Times New Roman" w:eastAsia="Times New Roman" w:hAnsi="Times New Roman" w:cs="Times New Roman"/>
-                <w:sz w:val="28"/>
-                <w:szCs w:val="28"/>
-              </w:rPr>
-            </w:pPr>
-            <w:r>
-              <w:rPr>
-                <w:rFonts w:ascii="Times New Roman" w:eastAsia="Times New Roman" w:hAnsi="Times New Roman" w:cs="Times New Roman"/>
-                <w:sz w:val="28"/>
-                <w:szCs w:val="28"/>
-              </w:rPr>
-              <w:t>Pass</w:t>
-            </w:r>
-          </w:p>
-        </w:tc>
-        <w:tc>
-          <w:tcPr>
-            <w:tcW w:w="3525" w:type="dxa"/>
-          </w:tcPr>
-          <w:p>
-            <w:pPr>
-              <w:ind w:firstLine="283"/>
-              <w:rPr>
-                <w:rFonts w:ascii="Times New Roman" w:eastAsia="Times New Roman" w:hAnsi="Times New Roman" w:cs="Times New Roman"/>
-                <w:sz w:val="28"/>
-                <w:szCs w:val="28"/>
-              </w:rPr>
-            </w:pPr>
-            <w:r>
-              <w:rPr>
-                <w:rFonts w:ascii="Times New Roman" w:hAnsi="Times New Roman" w:cs="Times New Roman"/>
-                <w:sz w:val="24"/>
-                <w:szCs w:val="24"/>
-              </w:rPr>
-              <w:t>Успешно подтверждено: счётчик количества гостей работает корректно, комментарий передаётся в форму, после отправки отображается сообщение «Стол забронирован!».</w:t>
-            </w:r>
-          </w:p>
-        </w:tc>
-      </w:tr>
-      <w:tr>
-        <w:trPr>
-          <w:trHeight w:val="324"/>
-        </w:trPr>
-        <w:tc>
-          <w:tcPr>
-            <w:tcW w:w="991" w:type="dxa"/>
-          </w:tcPr>
-          <w:p>
-            <w:pPr>
-              <w:ind w:firstLine="283"/>
-              <w:rPr>
-                <w:rFonts w:ascii="Times New Roman" w:eastAsia="Times New Roman" w:hAnsi="Times New Roman" w:cs="Times New Roman"/>
-                <w:sz w:val="28"/>
-                <w:szCs w:val="28"/>
-              </w:rPr>
-            </w:pPr>
-            <w:r>
-              <w:rPr>
-                <w:rFonts w:ascii="Times New Roman" w:hAnsi="Times New Roman" w:cs="Times New Roman"/>
-                <w:sz w:val="24"/>
-                <w:szCs w:val="24"/>
-              </w:rPr>
-              <w:t>TC_AUT-00</w:t>
-            </w:r>
-            <w:r>
-              <w:rPr>
-                <w:rFonts w:ascii="Times New Roman" w:hAnsi="Times New Roman" w:cs="Times New Roman"/>
-                <w:sz w:val="24"/>
-                <w:szCs w:val="24"/>
-                <w:lang w:val="ru-RU"/>
-              </w:rPr>
-              <w:t>9</w:t>
-            </w:r>
-          </w:p>
-        </w:tc>
-        <w:tc>
-          <w:tcPr>
-            <w:tcW w:w="4095" w:type="dxa"/>
-          </w:tcPr>
-          <w:p>
-            <w:pPr>
-              <w:ind w:firstLine="283"/>
-              <w:rPr>
-                <w:rFonts w:ascii="Times New Roman" w:eastAsia="Times New Roman" w:hAnsi="Times New Roman" w:cs="Times New Roman"/>
-                <w:sz w:val="28"/>
-                <w:szCs w:val="28"/>
-              </w:rPr>
-            </w:pPr>
-            <w:r>
-              <w:rPr>
-                <w:rFonts w:ascii="Times New Roman" w:hAnsi="Times New Roman" w:cs="Times New Roman"/>
-                <w:sz w:val="24"/>
-                <w:szCs w:val="24"/>
-              </w:rPr>
-              <w:t>Сквозное тестирование добавления товаров в корзину и её полной очистки</w:t>
-            </w:r>
-          </w:p>
-        </w:tc>
-        <w:tc>
-          <w:tcPr>
-            <w:tcW w:w="1512" w:type="dxa"/>
-          </w:tcPr>
-          <w:p>
-            <w:pPr>
-              <w:ind w:firstLine="283"/>
-              <w:rPr>
-                <w:rFonts w:ascii="Times New Roman" w:eastAsia="Times New Roman" w:hAnsi="Times New Roman" w:cs="Times New Roman"/>
-                <w:sz w:val="28"/>
-                <w:szCs w:val="28"/>
-              </w:rPr>
-            </w:pPr>
-            <w:r>
-              <w:rPr>
-                <w:rFonts w:ascii="Times New Roman" w:eastAsia="Times New Roman" w:hAnsi="Times New Roman" w:cs="Times New Roman"/>
-                <w:sz w:val="28"/>
-                <w:szCs w:val="28"/>
-              </w:rPr>
-              <w:t>Pass</w:t>
-            </w:r>
-          </w:p>
-        </w:tc>
-        <w:tc>
-          <w:tcPr>
-            <w:tcW w:w="3525" w:type="dxa"/>
-          </w:tcPr>
-          <w:p>
-            <w:pPr>
-              <w:ind w:firstLine="283"/>
-              <w:rPr>
-                <w:rFonts w:ascii="Times New Roman" w:eastAsia="Times New Roman" w:hAnsi="Times New Roman" w:cs="Times New Roman"/>
-                <w:sz w:val="28"/>
-                <w:szCs w:val="28"/>
-              </w:rPr>
-            </w:pPr>
-            <w:r>
-              <w:rPr>
-                <w:rFonts w:ascii="Times New Roman" w:hAnsi="Times New Roman" w:cs="Times New Roman"/>
-                <w:sz w:val="24"/>
-                <w:szCs w:val="24"/>
-              </w:rPr>
-              <w:t xml:space="preserve">Успешно подтверждено: сумма корзины корректно обновляется при добавлении товаров, модальное окно подтверждения отображается, </w:t>
-            </w:r>
-            <w:r>
-              <w:rPr>
-                <w:rFonts w:ascii="Times New Roman" w:hAnsi="Times New Roman" w:cs="Times New Roman"/>
-                <w:sz w:val="24"/>
-                <w:szCs w:val="24"/>
-              </w:rPr>
-              <w:lastRenderedPageBreak/>
-              <w:t>после очистки стоимость обнуляется.</w:t>
-            </w:r>
-          </w:p>
-        </w:tc>
-      </w:tr>
-      <w:tr>
-        <w:trPr>
-          <w:trHeight w:val="324"/>
-        </w:trPr>
-        <w:tc>
-          <w:tcPr>
-            <w:tcW w:w="991" w:type="dxa"/>
-          </w:tcPr>
-          <w:p>
-            <w:pPr>
-              <w:ind w:firstLine="283"/>
-              <w:rPr>
-                <w:rFonts w:ascii="Times New Roman" w:eastAsia="Times New Roman" w:hAnsi="Times New Roman" w:cs="Times New Roman"/>
-                <w:sz w:val="28"/>
-                <w:szCs w:val="28"/>
-                <w:lang w:val="ru-RU"/>
-              </w:rPr>
-            </w:pPr>
-            <w:r>
-              <w:rPr>
-                <w:rFonts w:ascii="Times New Roman" w:hAnsi="Times New Roman" w:cs="Times New Roman"/>
-                <w:sz w:val="24"/>
-                <w:szCs w:val="24"/>
-              </w:rPr>
-              <w:lastRenderedPageBreak/>
-              <w:t>TC_AUT-0</w:t>
-            </w:r>
-            <w:r>
-              <w:rPr>
-                <w:rFonts w:ascii="Times New Roman" w:hAnsi="Times New Roman" w:cs="Times New Roman"/>
-                <w:sz w:val="24"/>
-                <w:szCs w:val="24"/>
-                <w:lang w:val="ru-RU"/>
-              </w:rPr>
-              <w:t>10</w:t>
-            </w:r>
-          </w:p>
-        </w:tc>
-        <w:tc>
-          <w:tcPr>
-            <w:tcW w:w="4095" w:type="dxa"/>
-          </w:tcPr>
-          <w:p>
-            <w:pPr>
-              <w:ind w:firstLine="283"/>
-              <w:rPr>
-                <w:rFonts w:ascii="Times New Roman" w:eastAsia="Times New Roman" w:hAnsi="Times New Roman" w:cs="Times New Roman"/>
-                <w:sz w:val="28"/>
-                <w:szCs w:val="28"/>
-              </w:rPr>
-            </w:pPr>
-            <w:r>
-              <w:rPr>
-                <w:rFonts w:ascii="Times New Roman" w:hAnsi="Times New Roman" w:cs="Times New Roman"/>
-                <w:sz w:val="24"/>
-                <w:szCs w:val="24"/>
-              </w:rPr>
-              <w:t>Сквозной E2E-тест покупки подарочного сертификата (чекаут + доставка)</w:t>
-            </w:r>
-          </w:p>
-        </w:tc>
-        <w:tc>
-          <w:tcPr>
-            <w:tcW w:w="1512" w:type="dxa"/>
-          </w:tcPr>
-          <w:p>
-            <w:pPr>
-              <w:ind w:firstLine="283"/>
-              <w:rPr>
-                <w:rFonts w:ascii="Times New Roman" w:eastAsia="Times New Roman" w:hAnsi="Times New Roman" w:cs="Times New Roman"/>
-                <w:sz w:val="28"/>
-                <w:szCs w:val="28"/>
-              </w:rPr>
-            </w:pPr>
-            <w:r>
-              <w:rPr>
-                <w:rFonts w:ascii="Times New Roman" w:eastAsia="Times New Roman" w:hAnsi="Times New Roman" w:cs="Times New Roman"/>
-                <w:sz w:val="28"/>
-                <w:szCs w:val="28"/>
-              </w:rPr>
-              <w:t>Pass</w:t>
-            </w:r>
-          </w:p>
-        </w:tc>
-        <w:tc>
-          <w:tcPr>
-            <w:tcW w:w="3525" w:type="dxa"/>
-          </w:tcPr>
-          <w:p>
-            <w:pPr>
-              <w:ind w:firstLine="283"/>
-              <w:rPr>
-                <w:rFonts w:ascii="Times New Roman" w:eastAsia="Times New Roman" w:hAnsi="Times New Roman" w:cs="Times New Roman"/>
-                <w:sz w:val="28"/>
-                <w:szCs w:val="28"/>
-              </w:rPr>
-            </w:pPr>
-            <w:r>
-              <w:rPr>
-                <w:rFonts w:ascii="Times New Roman" w:hAnsi="Times New Roman" w:cs="Times New Roman"/>
-                <w:sz w:val="24"/>
-                <w:szCs w:val="24"/>
-              </w:rPr>
-              <w:t xml:space="preserve">Успешно пройдены все проверки: корректное отображение виджетов, успешная отправка заказа, редирект на страницу </w:t>
-            </w:r>
-            <w:r>
-              <w:rPr>
-                <w:rFonts w:ascii="Times New Roman" w:hAnsi="Times New Roman" w:cs="Times New Roman"/>
-                <w:sz w:val="24"/>
-                <w:szCs w:val="24"/>
-              </w:rPr>
-              <w:t>оплаты</w:t>
-            </w:r>
-            <w:r>
-              <w:rPr>
-                <w:rFonts w:ascii="Times New Roman" w:hAnsi="Times New Roman" w:cs="Times New Roman"/>
-                <w:sz w:val="24"/>
-                <w:szCs w:val="24"/>
-              </w:rPr>
-              <w:t xml:space="preserve"> и </w:t>
-            </w:r>
-            <w:r>
-              <w:rPr>
-                <w:rFonts w:ascii="Times New Roman" w:hAnsi="Times New Roman" w:cs="Times New Roman"/>
-                <w:sz w:val="24"/>
-                <w:szCs w:val="24"/>
-              </w:rPr>
-              <w:t>печати</w:t>
-            </w:r>
-            <w:r>
-              <w:rPr>
-                <w:rFonts w:ascii="Times New Roman" w:hAnsi="Times New Roman" w:cs="Times New Roman"/>
-                <w:sz w:val="24"/>
-                <w:szCs w:val="24"/>
-              </w:rPr>
-              <w:t xml:space="preserve"> </w:t>
-            </w:r>
-            <w:r>
-              <w:rPr>
-                <w:rFonts w:ascii="Times New Roman" w:hAnsi="Times New Roman" w:cs="Times New Roman"/>
-                <w:sz w:val="24"/>
-                <w:szCs w:val="24"/>
-              </w:rPr>
-              <w:t>бланка</w:t>
-            </w:r>
-            <w:r>
-              <w:rPr>
-                <w:rFonts w:ascii="Times New Roman" w:hAnsi="Times New Roman" w:cs="Times New Roman"/>
-                <w:sz w:val="24"/>
-                <w:szCs w:val="24"/>
-              </w:rPr>
-              <w:t xml:space="preserve"> заказа.</w:t>
-            </w:r>
-          </w:p>
-        </w:tc>
-      </w:tr>
-    </w:tbl>
-    <w:p>
-      <w:pPr>
-        <w:spacing w:after="160"/>
-        <w:ind w:firstLine="283"/>
-        <w:rPr>
-          <w:rFonts w:ascii="Times New Roman" w:eastAsia="Times New Roman" w:hAnsi="Times New Roman" w:cs="Times New Roman"/>
-          <w:sz w:val="28"/>
-          <w:szCs w:val="28"/>
-        </w:rPr>
-      </w:pPr>
-    </w:p>
-    <w:p>
-      <w:pPr>
-        <w:spacing w:after="160"/>
-        <w:ind w:left="141" w:firstLine="141"/>
         <w:jc w:val="both"/>
         <w:rPr>
           <w:rFonts w:ascii="Times New Roman" w:eastAsia="Times New Roman" w:hAnsi="Times New Roman" w:cs="Times New Roman"/>
@@ -5851,104 +4217,6 @@
           <w:lang w:val="ru-RU"/>
         </w:rPr>
       </w:pPr>
-      <w:r>
-        <w:rPr>
-          <w:rFonts w:ascii="Times New Roman" w:eastAsia="Times New Roman" w:hAnsi="Times New Roman" w:cs="Times New Roman"/>
-          <w:sz w:val="28"/>
-          <w:szCs w:val="28"/>
-          <w:lang w:val="ru-RU"/>
-        </w:rPr>
-        <w:t>Автотесты реализованы на Python с использованием Pytest и Selenium WebDriver в среде PyCharm. Тестовый пакет покрывает критическую бизнес-логику на трёх уровнях: модульном, интеграционном и сквозном (E2E).</w:t>
-      </w:r>
-    </w:p>
-    <w:p>
-      <w:pPr>
-        <w:spacing w:after="160"/>
-        <w:ind w:left="141" w:firstLine="141"/>
-        <w:jc w:val="both"/>
-        <w:rPr>
-          <w:rFonts w:ascii="Times New Roman" w:eastAsia="Times New Roman" w:hAnsi="Times New Roman" w:cs="Times New Roman"/>
-          <w:sz w:val="28"/>
-          <w:szCs w:val="28"/>
-          <w:lang w:val="ru-RU"/>
-        </w:rPr>
-      </w:pPr>
-      <w:r>
-        <w:rPr>
-          <w:rFonts w:ascii="Times New Roman" w:eastAsia="Times New Roman" w:hAnsi="Times New Roman" w:cs="Times New Roman"/>
-          <w:sz w:val="28"/>
-          <w:szCs w:val="28"/>
-          <w:lang w:val="ru-RU"/>
-        </w:rPr>
-        <w:t>Разработано и выполнено 15 автоматизированных тест-кейсов. Результаты зафиксированы и визуализированы в Allure Report. Процент успешного прохождения (Pass Rate) составил 100%.</w:t>
-      </w:r>
-    </w:p>
-    <w:p>
-      <w:pPr>
-        <w:spacing w:after="160"/>
-        <w:ind w:left="141" w:firstLine="141"/>
-        <w:jc w:val="both"/>
-        <w:rPr>
-          <w:rFonts w:ascii="Times New Roman" w:eastAsia="Times New Roman" w:hAnsi="Times New Roman" w:cs="Times New Roman"/>
-          <w:sz w:val="28"/>
-          <w:szCs w:val="28"/>
-          <w:lang w:val="ru-RU"/>
-        </w:rPr>
-      </w:pPr>
-    </w:p>
-    <w:p>
-      <w:pPr>
-        <w:spacing w:after="160"/>
-        <w:ind w:left="141" w:firstLine="141"/>
-        <w:jc w:val="both"/>
-        <w:rPr>
-          <w:rFonts w:ascii="Times New Roman" w:eastAsia="Times New Roman" w:hAnsi="Times New Roman" w:cs="Times New Roman"/>
-          <w:sz w:val="28"/>
-          <w:szCs w:val="28"/>
-        </w:rPr>
-      </w:pPr>
-      <w:r>
-        <w:rPr>
-          <w:rFonts w:ascii="Times New Roman" w:eastAsia="Times New Roman" w:hAnsi="Times New Roman" w:cs="Times New Roman"/>
-          <w:sz w:val="28"/>
-          <w:szCs w:val="28"/>
-        </w:rPr>
-        <w:drawing>
-          <wp:inline distT="0" distB="0" distL="0" distR="0" wp14:anchorId="44DB2E8B" wp14:editId="1D1641A7">
-            <wp:extent cx="5748020" cy="3024505"/>
-            <wp:effectExtent l="0" t="0" r="5080" b="4445"/>
-            <wp:docPr id="1539181669" name="Рисунок 1"/>
-            <wp:cNvGraphicFramePr>
-              <a:graphicFrameLocks xmlns:a="http://schemas.openxmlformats.org/drawingml/2006/main" noChangeAspect="1"/>
-            </wp:cNvGraphicFramePr>
-            <a:graphic xmlns:a="http://schemas.openxmlformats.org/drawingml/2006/main">
-              <a:graphicData uri="http://schemas.openxmlformats.org/drawingml/2006/picture">
-                <pic:pic xmlns:pic="http://schemas.openxmlformats.org/drawingml/2006/picture">
-                  <pic:nvPicPr>
-                    <pic:cNvPr id="1539181669" name=""/>
-                    <pic:cNvPicPr/>
-                  </pic:nvPicPr>
-                  <pic:blipFill>
-                    <a:blip r:embed="rId15"/>
-                    <a:stretch>
-                      <a:fillRect/>
-                    </a:stretch>
-                  </pic:blipFill>
-                  <pic:spPr>
-                    <a:xfrm>
-                      <a:off x="0" y="0"/>
-                      <a:ext cx="5748020" cy="3024505"/>
-                    </a:xfrm>
-                    <a:prstGeom prst="rect">
-                      <a:avLst/>
-                    </a:prstGeom>
-                  </pic:spPr>
-                </pic:pic>
-              </a:graphicData>
-            </a:graphic>
-          </wp:inline>
-        </w:drawing>
-      </w:r>
     </w:p>
     <w:p>
       <w:pPr>
@@ -5964,62 +4232,14 @@
       <w:r>
         <w:rPr>
           <w:rFonts w:ascii="Times New Roman" w:eastAsia="Times New Roman" w:hAnsi="Times New Roman" w:cs="Times New Roman"/>
-          <w:sz w:val="28"/>
-          <w:szCs w:val="28"/>
-        </w:rPr>
-        <w:lastRenderedPageBreak/>
-        <w:drawing>
-          <wp:inline distT="0" distB="0" distL="0" distR="0" wp14:anchorId="4533F1C3" wp14:editId="6F1350B9">
-            <wp:extent cx="5748020" cy="3094355"/>
-            <wp:effectExtent l="0" t="0" r="5080" b="0"/>
-            <wp:docPr id="1710622609" name="Рисунок 1"/>
-            <wp:cNvGraphicFramePr>
-              <a:graphicFrameLocks xmlns:a="http://schemas.openxmlformats.org/drawingml/2006/main" noChangeAspect="1"/>
-            </wp:cNvGraphicFramePr>
-            <a:graphic xmlns:a="http://schemas.openxmlformats.org/drawingml/2006/main">
-              <a:graphicData uri="http://schemas.openxmlformats.org/drawingml/2006/picture">
-                <pic:pic xmlns:pic="http://schemas.openxmlformats.org/drawingml/2006/picture">
-                  <pic:nvPicPr>
-                    <pic:cNvPr id="1710622609" name=""/>
-                    <pic:cNvPicPr/>
-                  </pic:nvPicPr>
-                  <pic:blipFill>
-                    <a:blip r:embed="rId16"/>
-                    <a:stretch>
-                      <a:fillRect/>
-                    </a:stretch>
-                  </pic:blipFill>
-                  <pic:spPr>
-                    <a:xfrm>
-                      <a:off x="0" y="0"/>
-                      <a:ext cx="5748020" cy="3094355"/>
-                    </a:xfrm>
-                    <a:prstGeom prst="rect">
-                      <a:avLst/>
-                    </a:prstGeom>
-                  </pic:spPr>
-                </pic:pic>
-              </a:graphicData>
-            </a:graphic>
-          </wp:inline>
-        </w:drawing>
-      </w:r>
-    </w:p>
-    <w:p>
-      <w:pPr>
-        <w:spacing w:after="160"/>
-        <w:ind w:left="720" w:hanging="436"/>
-        <w:rPr>
-          <w:rFonts w:ascii="Times New Roman" w:eastAsia="Times New Roman" w:hAnsi="Times New Roman" w:cs="Times New Roman"/>
           <w:b/>
           <w:bCs/>
           <w:sz w:val="28"/>
           <w:szCs w:val="28"/>
           <w:lang w:val="ru-RU"/>
         </w:rPr>
-      </w:pPr>
-      <w:bookmarkStart w:id="1" w:name="_r4kqg1w0963e" w:colFirst="0" w:colLast="0"/>
-      <w:bookmarkEnd w:id="1"/>
+        <w:t>5</w:t>
+      </w:r>
       <w:r>
         <w:rPr>
           <w:rFonts w:ascii="Times New Roman" w:eastAsia="Times New Roman" w:hAnsi="Times New Roman" w:cs="Times New Roman"/>
@@ -6027,157 +4247,8 @@
           <w:bCs/>
           <w:sz w:val="28"/>
           <w:szCs w:val="28"/>
-          <w:lang w:val="ru-RU"/>
-        </w:rPr>
-        <w:drawing>
-          <wp:inline distT="0" distB="0" distL="0" distR="0" wp14:anchorId="735D82C9" wp14:editId="35CA5C89">
-            <wp:extent cx="5748020" cy="3092450"/>
-            <wp:effectExtent l="0" t="0" r="5080" b="0"/>
-            <wp:docPr id="865751319" name="Рисунок 1"/>
-            <wp:cNvGraphicFramePr>
-              <a:graphicFrameLocks xmlns:a="http://schemas.openxmlformats.org/drawingml/2006/main" noChangeAspect="1"/>
-            </wp:cNvGraphicFramePr>
-            <a:graphic xmlns:a="http://schemas.openxmlformats.org/drawingml/2006/main">
-              <a:graphicData uri="http://schemas.openxmlformats.org/drawingml/2006/picture">
-                <pic:pic xmlns:pic="http://schemas.openxmlformats.org/drawingml/2006/picture">
-                  <pic:nvPicPr>
-                    <pic:cNvPr id="865751319" name=""/>
-                    <pic:cNvPicPr/>
-                  </pic:nvPicPr>
-                  <pic:blipFill>
-                    <a:blip r:embed="rId17"/>
-                    <a:stretch>
-                      <a:fillRect/>
-                    </a:stretch>
-                  </pic:blipFill>
-                  <pic:spPr>
-                    <a:xfrm>
-                      <a:off x="0" y="0"/>
-                      <a:ext cx="5748020" cy="3092450"/>
-                    </a:xfrm>
-                    <a:prstGeom prst="rect">
-                      <a:avLst/>
-                    </a:prstGeom>
-                  </pic:spPr>
-                </pic:pic>
-              </a:graphicData>
-            </a:graphic>
-          </wp:inline>
-        </w:drawing>
-      </w:r>
-    </w:p>
-    <w:p>
-      <w:pPr>
-        <w:spacing w:after="160"/>
-        <w:ind w:left="720" w:hanging="436"/>
-        <w:rPr>
-          <w:rFonts w:ascii="Times New Roman" w:eastAsia="Times New Roman" w:hAnsi="Times New Roman" w:cs="Times New Roman"/>
-          <w:b/>
-          <w:bCs/>
-          <w:sz w:val="28"/>
-          <w:szCs w:val="28"/>
-        </w:rPr>
-      </w:pPr>
-      <w:r>
-        <w:rPr>
-          <w:rFonts w:ascii="Times New Roman" w:eastAsia="Times New Roman" w:hAnsi="Times New Roman" w:cs="Times New Roman"/>
-          <w:b/>
-          <w:bCs/>
-          <w:sz w:val="28"/>
-          <w:szCs w:val="28"/>
-        </w:rPr>
-        <w:t>5.3 Вывод</w:t>
-      </w:r>
-    </w:p>
-    <w:p>
-      <w:pPr>
-        <w:spacing w:after="160"/>
-        <w:ind w:left="141" w:firstLine="141"/>
-        <w:jc w:val="both"/>
-        <w:rPr>
-          <w:rFonts w:ascii="Times New Roman" w:eastAsia="Times New Roman" w:hAnsi="Times New Roman" w:cs="Times New Roman"/>
-          <w:sz w:val="28"/>
-          <w:szCs w:val="28"/>
-          <w:lang w:val="ru-RU"/>
-        </w:rPr>
-      </w:pPr>
-      <w:r>
-        <w:rPr>
-          <w:rFonts w:ascii="Times New Roman" w:eastAsia="Times New Roman" w:hAnsi="Times New Roman" w:cs="Times New Roman"/>
-          <w:sz w:val="28"/>
-          <w:szCs w:val="28"/>
-        </w:rPr>
-        <w:t>Основная бизнес-логика сайта «steiks.ru» находится в полностью рабочем состоянии. Разработанные сценарии автоматизированного тестирования подтвердили стабильность критических пользовательских путей, дефектов в покрытых модулях не обнаружено</w:t>
-      </w:r>
-      <w:r>
-        <w:rPr>
-          <w:rFonts w:ascii="Times New Roman" w:eastAsia="Times New Roman" w:hAnsi="Times New Roman" w:cs="Times New Roman"/>
-          <w:sz w:val="28"/>
-          <w:szCs w:val="28"/>
-        </w:rPr>
-        <w:t>.</w:t>
-      </w:r>
-    </w:p>
-    <w:p>
-      <w:pPr>
-        <w:spacing w:after="160"/>
-        <w:ind w:left="141" w:firstLine="141"/>
-        <w:jc w:val="both"/>
-        <w:rPr>
-          <w:rFonts w:ascii="Times New Roman" w:eastAsia="Times New Roman" w:hAnsi="Times New Roman" w:cs="Times New Roman"/>
-          <w:sz w:val="28"/>
-          <w:szCs w:val="28"/>
-          <w:lang w:val="ru-RU"/>
-        </w:rPr>
-      </w:pPr>
-    </w:p>
-    <w:p>
-      <w:pPr>
-        <w:spacing w:after="160"/>
-        <w:ind w:left="141" w:firstLine="141"/>
-        <w:jc w:val="both"/>
-        <w:rPr>
-          <w:rFonts w:ascii="Times New Roman" w:eastAsia="Times New Roman" w:hAnsi="Times New Roman" w:cs="Times New Roman"/>
-          <w:sz w:val="28"/>
-          <w:szCs w:val="28"/>
-          <w:lang w:val="ru-RU"/>
-        </w:rPr>
-      </w:pPr>
-    </w:p>
-    <w:p>
-      <w:pPr>
-        <w:spacing w:after="160"/>
-        <w:ind w:left="141" w:firstLine="141"/>
-        <w:jc w:val="both"/>
-        <w:rPr>
-          <w:rFonts w:ascii="Times New Roman" w:eastAsia="Times New Roman" w:hAnsi="Times New Roman" w:cs="Times New Roman"/>
-          <w:sz w:val="28"/>
-          <w:szCs w:val="28"/>
-          <w:lang w:val="ru-RU"/>
-        </w:rPr>
-      </w:pPr>
-    </w:p>
-    <w:p>
-      <w:pPr>
-        <w:spacing w:after="160"/>
-        <w:ind w:firstLine="283"/>
-        <w:jc w:val="both"/>
-        <w:rPr>
-          <w:rFonts w:ascii="Times New Roman" w:eastAsia="Times New Roman" w:hAnsi="Times New Roman" w:cs="Times New Roman"/>
-          <w:sz w:val="28"/>
-          <w:szCs w:val="28"/>
-        </w:rPr>
-      </w:pPr>
-      <w:r>
-        <w:rPr>
-          <w:rFonts w:ascii="Times New Roman" w:eastAsia="Times New Roman" w:hAnsi="Times New Roman" w:cs="Times New Roman"/>
-          <w:b/>
-          <w:bCs/>
-          <w:sz w:val="28"/>
-          <w:szCs w:val="28"/>
-        </w:rPr>
-        <w:lastRenderedPageBreak/>
-        <w:t>6. Выводы:</w:t>
+        </w:rPr>
+        <w:t>. Выводы:</w:t>
       </w:r>
       <w:r>
         <w:rPr>
@@ -6364,6 +4435,7 @@
           <w:szCs w:val="28"/>
           <w:lang w:val="ru-RU"/>
         </w:rPr>
+        <w:lastRenderedPageBreak/>
         <w:t>Обеспечить интерактивный отклик элементов управления (эффекты наведения/нажатия для кнопок, кликабельность описания блюд);</w:t>
       </w:r>
     </w:p>
@@ -9692,6 +7764,7 @@
   <w:style w:type="character" w:default="1" w:styleId="a0">
     <w:name w:val="Default Paragraph Font"/>
     <w:uiPriority w:val="1"/>
+    <w:semiHidden/>
     <w:unhideWhenUsed/>
   </w:style>
   <w:style w:type="table" w:default="1" w:styleId="a1">
@@ -9895,7 +7968,1076 @@
       <w:u w:val="single"/>
     </w:rPr>
   </w:style>
+  <w:style w:type="character" w:customStyle="1" w:styleId="t286pc">
+    <w:name w:val="t286pc"/>
+    <w:basedOn w:val="a0"/>
+    <w:rsid w:val="00ED0F22"/>
+  </w:style>
+  <w:style w:type="character" w:styleId="ae">
+    <w:name w:val="Strong"/>
+    <w:basedOn w:val="a0"/>
+    <w:uiPriority w:val="22"/>
+    <w:qFormat/>
+    <w:rsid w:val="00ED0F22"/>
+    <w:rPr>
+      <w:b/>
+      <w:bCs/>
+    </w:rPr>
+  </w:style>
 </w:styles>
+</file>
+
+<file path=word/charts/chart1.xml><?xml version="1.0" encoding="utf-8"?>
+<c:chartSpace xmlns:c="http://schemas.openxmlformats.org/drawingml/2006/chart" xmlns:a="http://schemas.openxmlformats.org/drawingml/2006/main" xmlns:r="http://schemas.openxmlformats.org/officeDocument/2006/relationships" xmlns:c16r2="http://schemas.microsoft.com/office/drawing/2015/06/chart">
+  <c:date1904 val="0"/>
+  <c:lang val="ru-RU"/>
+  <c:roundedCorners val="0"/>
+  <mc:AlternateContent xmlns:mc="http://schemas.openxmlformats.org/markup-compatibility/2006">
+    <mc:Choice xmlns:c14="http://schemas.microsoft.com/office/drawing/2007/8/2/chart" Requires="c14">
+      <c14:style val="102"/>
+    </mc:Choice>
+    <mc:Fallback>
+      <c:style val="2"/>
+    </mc:Fallback>
+  </mc:AlternateContent>
+  <c:chart>
+    <c:title>
+      <c:tx>
+        <c:rich>
+          <a:bodyPr rot="0" spcFirstLastPara="1" vertOverflow="ellipsis" vert="horz" wrap="square" anchor="ctr" anchorCtr="1"/>
+          <a:lstStyle/>
+          <a:p>
+            <a:pPr>
+              <a:defRPr sz="1800" b="1" i="0" u="none" strike="noStrike" kern="1200" baseline="0">
+                <a:solidFill>
+                  <a:schemeClr val="dk1">
+                    <a:lumMod val="75000"/>
+                    <a:lumOff val="25000"/>
+                  </a:schemeClr>
+                </a:solidFill>
+                <a:latin typeface="+mn-lt"/>
+                <a:ea typeface="+mn-ea"/>
+                <a:cs typeface="+mn-cs"/>
+              </a:defRPr>
+            </a:pPr>
+            <a:r>
+              <a:rPr lang="ru-RU" sz="1400" b="1" i="0" u="none" strike="noStrike" baseline="0"/>
+              <a:t>Зависимость времени ответа (Response Time) от количества пользователей</a:t>
+            </a:r>
+            <a:endParaRPr lang="ru-RU" sz="1400"/>
+          </a:p>
+        </c:rich>
+      </c:tx>
+      <c:overlay val="0"/>
+      <c:spPr>
+        <a:noFill/>
+        <a:ln>
+          <a:noFill/>
+        </a:ln>
+        <a:effectLst/>
+      </c:spPr>
+      <c:txPr>
+        <a:bodyPr rot="0" spcFirstLastPara="1" vertOverflow="ellipsis" vert="horz" wrap="square" anchor="ctr" anchorCtr="1"/>
+        <a:lstStyle/>
+        <a:p>
+          <a:pPr>
+            <a:defRPr sz="1800" b="1" i="0" u="none" strike="noStrike" kern="1200" baseline="0">
+              <a:solidFill>
+                <a:schemeClr val="dk1">
+                  <a:lumMod val="75000"/>
+                  <a:lumOff val="25000"/>
+                </a:schemeClr>
+              </a:solidFill>
+              <a:latin typeface="+mn-lt"/>
+              <a:ea typeface="+mn-ea"/>
+              <a:cs typeface="+mn-cs"/>
+            </a:defRPr>
+          </a:pPr>
+          <a:endParaRPr lang="ru-RU"/>
+        </a:p>
+      </c:txPr>
+    </c:title>
+    <c:autoTitleDeleted val="0"/>
+    <c:plotArea>
+      <c:layout/>
+      <c:barChart>
+        <c:barDir val="col"/>
+        <c:grouping val="clustered"/>
+        <c:varyColors val="0"/>
+        <c:ser>
+          <c:idx val="0"/>
+          <c:order val="0"/>
+          <c:spPr>
+            <a:solidFill>
+              <a:schemeClr val="accent1">
+                <a:alpha val="85000"/>
+              </a:schemeClr>
+            </a:solidFill>
+            <a:ln w="9525" cap="flat" cmpd="sng" algn="ctr">
+              <a:solidFill>
+                <a:schemeClr val="lt1">
+                  <a:alpha val="50000"/>
+                </a:schemeClr>
+              </a:solidFill>
+              <a:round/>
+            </a:ln>
+            <a:effectLst/>
+          </c:spPr>
+          <c:invertIfNegative val="0"/>
+          <c:dLbls>
+            <c:spPr>
+              <a:noFill/>
+              <a:ln>
+                <a:noFill/>
+              </a:ln>
+              <a:effectLst/>
+            </c:spPr>
+            <c:txPr>
+              <a:bodyPr rot="0" spcFirstLastPara="1" vertOverflow="ellipsis" vert="horz" wrap="square" lIns="38100" tIns="19050" rIns="38100" bIns="19050" anchor="ctr" anchorCtr="1">
+                <a:spAutoFit/>
+              </a:bodyPr>
+              <a:lstStyle/>
+              <a:p>
+                <a:pPr>
+                  <a:defRPr sz="900" b="1" i="0" u="none" strike="noStrike" kern="1200" baseline="0">
+                    <a:solidFill>
+                      <a:schemeClr val="lt1"/>
+                    </a:solidFill>
+                    <a:latin typeface="+mn-lt"/>
+                    <a:ea typeface="+mn-ea"/>
+                    <a:cs typeface="+mn-cs"/>
+                  </a:defRPr>
+                </a:pPr>
+                <a:endParaRPr lang="ru-RU"/>
+              </a:p>
+            </c:txPr>
+            <c:dLblPos val="inEnd"/>
+            <c:showLegendKey val="0"/>
+            <c:showVal val="1"/>
+            <c:showCatName val="0"/>
+            <c:showSerName val="0"/>
+            <c:showPercent val="0"/>
+            <c:showBubbleSize val="0"/>
+            <c:showLeaderLines val="0"/>
+            <c:extLst>
+              <c:ext xmlns:c15="http://schemas.microsoft.com/office/drawing/2012/chart" uri="{CE6537A1-D6FC-4f65-9D91-7224C49458BB}">
+                <c15:showLeaderLines val="1"/>
+                <c15:leaderLines>
+                  <c:spPr>
+                    <a:ln w="9525">
+                      <a:solidFill>
+                        <a:schemeClr val="dk1">
+                          <a:lumMod val="50000"/>
+                          <a:lumOff val="50000"/>
+                        </a:schemeClr>
+                      </a:solidFill>
+                    </a:ln>
+                    <a:effectLst/>
+                  </c:spPr>
+                </c15:leaderLines>
+              </c:ext>
+            </c:extLst>
+          </c:dLbls>
+          <c:val>
+            <c:numRef>
+              <c:f>Диаграмма!$A$2:$A$6</c:f>
+              <c:numCache>
+                <c:formatCode>General</c:formatCode>
+                <c:ptCount val="5"/>
+                <c:pt idx="0">
+                  <c:v>100</c:v>
+                </c:pt>
+                <c:pt idx="2">
+                  <c:v>500</c:v>
+                </c:pt>
+                <c:pt idx="4">
+                  <c:v>1000</c:v>
+                </c:pt>
+              </c:numCache>
+            </c:numRef>
+          </c:val>
+          <c:extLst>
+            <c:ext xmlns:c16="http://schemas.microsoft.com/office/drawing/2014/chart" uri="{C3380CC4-5D6E-409C-BE32-E72D297353CC}">
+              <c16:uniqueId val="{00000000-330D-42A3-803E-736CB477ACE9}"/>
+            </c:ext>
+          </c:extLst>
+        </c:ser>
+        <c:ser>
+          <c:idx val="1"/>
+          <c:order val="1"/>
+          <c:spPr>
+            <a:solidFill>
+              <a:schemeClr val="accent2">
+                <a:alpha val="85000"/>
+              </a:schemeClr>
+            </a:solidFill>
+            <a:ln w="9525" cap="flat" cmpd="sng" algn="ctr">
+              <a:solidFill>
+                <a:schemeClr val="lt1">
+                  <a:alpha val="50000"/>
+                </a:schemeClr>
+              </a:solidFill>
+              <a:round/>
+            </a:ln>
+            <a:effectLst/>
+          </c:spPr>
+          <c:invertIfNegative val="0"/>
+          <c:dLbls>
+            <c:spPr>
+              <a:noFill/>
+              <a:ln>
+                <a:noFill/>
+              </a:ln>
+              <a:effectLst/>
+            </c:spPr>
+            <c:txPr>
+              <a:bodyPr rot="0" spcFirstLastPara="1" vertOverflow="ellipsis" vert="horz" wrap="square" lIns="38100" tIns="19050" rIns="38100" bIns="19050" anchor="ctr" anchorCtr="1">
+                <a:spAutoFit/>
+              </a:bodyPr>
+              <a:lstStyle/>
+              <a:p>
+                <a:pPr>
+                  <a:defRPr sz="900" b="1" i="0" u="none" strike="noStrike" kern="1200" baseline="0">
+                    <a:solidFill>
+                      <a:schemeClr val="lt1"/>
+                    </a:solidFill>
+                    <a:latin typeface="+mn-lt"/>
+                    <a:ea typeface="+mn-ea"/>
+                    <a:cs typeface="+mn-cs"/>
+                  </a:defRPr>
+                </a:pPr>
+                <a:endParaRPr lang="ru-RU"/>
+              </a:p>
+            </c:txPr>
+            <c:dLblPos val="inEnd"/>
+            <c:showLegendKey val="0"/>
+            <c:showVal val="1"/>
+            <c:showCatName val="0"/>
+            <c:showSerName val="0"/>
+            <c:showPercent val="0"/>
+            <c:showBubbleSize val="0"/>
+            <c:showLeaderLines val="0"/>
+            <c:extLst>
+              <c:ext xmlns:c15="http://schemas.microsoft.com/office/drawing/2012/chart" uri="{CE6537A1-D6FC-4f65-9D91-7224C49458BB}">
+                <c15:showLeaderLines val="1"/>
+                <c15:leaderLines>
+                  <c:spPr>
+                    <a:ln w="9525">
+                      <a:solidFill>
+                        <a:schemeClr val="dk1">
+                          <a:lumMod val="50000"/>
+                          <a:lumOff val="50000"/>
+                        </a:schemeClr>
+                      </a:solidFill>
+                    </a:ln>
+                    <a:effectLst/>
+                  </c:spPr>
+                </c15:leaderLines>
+              </c:ext>
+            </c:extLst>
+          </c:dLbls>
+          <c:val>
+            <c:numRef>
+              <c:f>Диаграмма!$E$2:$E$6</c:f>
+              <c:numCache>
+                <c:formatCode>General</c:formatCode>
+                <c:ptCount val="5"/>
+                <c:pt idx="0">
+                  <c:v>1450</c:v>
+                </c:pt>
+                <c:pt idx="2">
+                  <c:v>13500</c:v>
+                </c:pt>
+                <c:pt idx="4">
+                  <c:v>22500</c:v>
+                </c:pt>
+              </c:numCache>
+            </c:numRef>
+          </c:val>
+          <c:extLst>
+            <c:ext xmlns:c16="http://schemas.microsoft.com/office/drawing/2014/chart" uri="{C3380CC4-5D6E-409C-BE32-E72D297353CC}">
+              <c16:uniqueId val="{00000001-330D-42A3-803E-736CB477ACE9}"/>
+            </c:ext>
+          </c:extLst>
+        </c:ser>
+        <c:dLbls>
+          <c:dLblPos val="inEnd"/>
+          <c:showLegendKey val="0"/>
+          <c:showVal val="1"/>
+          <c:showCatName val="0"/>
+          <c:showSerName val="0"/>
+          <c:showPercent val="0"/>
+          <c:showBubbleSize val="0"/>
+        </c:dLbls>
+        <c:gapWidth val="65"/>
+        <c:axId val="615727183"/>
+        <c:axId val="507085823"/>
+      </c:barChart>
+      <c:catAx>
+        <c:axId val="615727183"/>
+        <c:scaling>
+          <c:orientation val="minMax"/>
+        </c:scaling>
+        <c:delete val="0"/>
+        <c:axPos val="b"/>
+        <c:majorTickMark val="none"/>
+        <c:minorTickMark val="none"/>
+        <c:tickLblPos val="nextTo"/>
+        <c:spPr>
+          <a:noFill/>
+          <a:ln w="19050" cap="flat" cmpd="sng" algn="ctr">
+            <a:solidFill>
+              <a:schemeClr val="dk1">
+                <a:lumMod val="75000"/>
+                <a:lumOff val="25000"/>
+              </a:schemeClr>
+            </a:solidFill>
+            <a:round/>
+          </a:ln>
+          <a:effectLst/>
+        </c:spPr>
+        <c:txPr>
+          <a:bodyPr rot="-60000000" spcFirstLastPara="1" vertOverflow="ellipsis" vert="horz" wrap="square" anchor="ctr" anchorCtr="1"/>
+          <a:lstStyle/>
+          <a:p>
+            <a:pPr>
+              <a:defRPr sz="900" b="0" i="0" u="none" strike="noStrike" kern="1200" cap="all" baseline="0">
+                <a:solidFill>
+                  <a:schemeClr val="dk1">
+                    <a:lumMod val="75000"/>
+                    <a:lumOff val="25000"/>
+                  </a:schemeClr>
+                </a:solidFill>
+                <a:latin typeface="+mn-lt"/>
+                <a:ea typeface="+mn-ea"/>
+                <a:cs typeface="+mn-cs"/>
+              </a:defRPr>
+            </a:pPr>
+            <a:endParaRPr lang="ru-RU"/>
+          </a:p>
+        </c:txPr>
+        <c:crossAx val="507085823"/>
+        <c:crosses val="autoZero"/>
+        <c:auto val="1"/>
+        <c:lblAlgn val="ctr"/>
+        <c:lblOffset val="100"/>
+        <c:noMultiLvlLbl val="0"/>
+      </c:catAx>
+      <c:valAx>
+        <c:axId val="507085823"/>
+        <c:scaling>
+          <c:orientation val="minMax"/>
+        </c:scaling>
+        <c:delete val="1"/>
+        <c:axPos val="l"/>
+        <c:majorGridlines>
+          <c:spPr>
+            <a:ln w="9525" cap="flat" cmpd="sng" algn="ctr">
+              <a:gradFill>
+                <a:gsLst>
+                  <a:gs pos="100000">
+                    <a:schemeClr val="dk1">
+                      <a:lumMod val="95000"/>
+                      <a:lumOff val="5000"/>
+                      <a:alpha val="42000"/>
+                    </a:schemeClr>
+                  </a:gs>
+                  <a:gs pos="0">
+                    <a:schemeClr val="lt1">
+                      <a:lumMod val="75000"/>
+                      <a:alpha val="36000"/>
+                    </a:schemeClr>
+                  </a:gs>
+                </a:gsLst>
+                <a:lin ang="5400000" scaled="0"/>
+              </a:gradFill>
+              <a:round/>
+            </a:ln>
+            <a:effectLst/>
+          </c:spPr>
+        </c:majorGridlines>
+        <c:numFmt formatCode="General" sourceLinked="1"/>
+        <c:majorTickMark val="none"/>
+        <c:minorTickMark val="none"/>
+        <c:tickLblPos val="nextTo"/>
+        <c:crossAx val="615727183"/>
+        <c:crosses val="autoZero"/>
+        <c:crossBetween val="between"/>
+      </c:valAx>
+      <c:spPr>
+        <a:noFill/>
+        <a:ln>
+          <a:noFill/>
+        </a:ln>
+        <a:effectLst/>
+      </c:spPr>
+    </c:plotArea>
+    <c:plotVisOnly val="1"/>
+    <c:dispBlanksAs val="gap"/>
+    <c:showDLblsOverMax val="0"/>
+    <c:extLst>
+      <c:ext xmlns:c16r3="http://schemas.microsoft.com/office/drawing/2017/03/chart" uri="{56B9EC1D-385E-4148-901F-78D8002777C0}">
+        <c16r3:dataDisplayOptions16>
+          <c16r3:dispNaAsBlank val="1"/>
+        </c16r3:dataDisplayOptions16>
+      </c:ext>
+    </c:extLst>
+  </c:chart>
+  <c:spPr>
+    <a:gradFill flip="none" rotWithShape="1">
+      <a:gsLst>
+        <a:gs pos="0">
+          <a:schemeClr val="lt1"/>
+        </a:gs>
+        <a:gs pos="39000">
+          <a:schemeClr val="lt1"/>
+        </a:gs>
+        <a:gs pos="100000">
+          <a:schemeClr val="lt1">
+            <a:lumMod val="75000"/>
+          </a:schemeClr>
+        </a:gs>
+      </a:gsLst>
+      <a:path path="circle">
+        <a:fillToRect l="50000" t="-80000" r="50000" b="180000"/>
+      </a:path>
+      <a:tileRect/>
+    </a:gradFill>
+    <a:ln w="9525" cap="flat" cmpd="sng" algn="ctr">
+      <a:solidFill>
+        <a:schemeClr val="dk1">
+          <a:lumMod val="25000"/>
+          <a:lumOff val="75000"/>
+        </a:schemeClr>
+      </a:solidFill>
+      <a:round/>
+    </a:ln>
+    <a:effectLst/>
+  </c:spPr>
+  <c:txPr>
+    <a:bodyPr/>
+    <a:lstStyle/>
+    <a:p>
+      <a:pPr>
+        <a:defRPr/>
+      </a:pPr>
+      <a:endParaRPr lang="ru-RU"/>
+    </a:p>
+  </c:txPr>
+  <c:externalData r:id="rId3">
+    <c:autoUpdate val="0"/>
+  </c:externalData>
+</c:chartSpace>
+</file>
+
+<file path=word/charts/colors1.xml><?xml version="1.0" encoding="utf-8"?>
+<cs:colorStyle xmlns:cs="http://schemas.microsoft.com/office/drawing/2012/chartStyle" xmlns:a="http://schemas.openxmlformats.org/drawingml/2006/main" meth="cycle" id="10">
+  <a:schemeClr val="accent1"/>
+  <a:schemeClr val="accent2"/>
+  <a:schemeClr val="accent3"/>
+  <a:schemeClr val="accent4"/>
+  <a:schemeClr val="accent5"/>
+  <a:schemeClr val="accent6"/>
+  <cs:variation/>
+  <cs:variation>
+    <a:lumMod val="60000"/>
+  </cs:variation>
+  <cs:variation>
+    <a:lumMod val="80000"/>
+    <a:lumOff val="20000"/>
+  </cs:variation>
+  <cs:variation>
+    <a:lumMod val="80000"/>
+  </cs:variation>
+  <cs:variation>
+    <a:lumMod val="60000"/>
+    <a:lumOff val="40000"/>
+  </cs:variation>
+  <cs:variation>
+    <a:lumMod val="50000"/>
+  </cs:variation>
+  <cs:variation>
+    <a:lumMod val="70000"/>
+    <a:lumOff val="30000"/>
+  </cs:variation>
+  <cs:variation>
+    <a:lumMod val="70000"/>
+  </cs:variation>
+  <cs:variation>
+    <a:lumMod val="50000"/>
+    <a:lumOff val="50000"/>
+  </cs:variation>
+</cs:colorStyle>
+</file>
+
+<file path=word/charts/style1.xml><?xml version="1.0" encoding="utf-8"?>
+<cs:chartStyle xmlns:cs="http://schemas.microsoft.com/office/drawing/2012/chartStyle" xmlns:a="http://schemas.openxmlformats.org/drawingml/2006/main" id="205">
+  <cs:axisTitle>
+    <cs:lnRef idx="0"/>
+    <cs:fillRef idx="0"/>
+    <cs:effectRef idx="0"/>
+    <cs:fontRef idx="minor">
+      <a:schemeClr val="dk1">
+        <a:lumMod val="75000"/>
+        <a:lumOff val="25000"/>
+      </a:schemeClr>
+    </cs:fontRef>
+    <cs:defRPr sz="900" b="1" kern="1200"/>
+  </cs:axisTitle>
+  <cs:categoryAxis>
+    <cs:lnRef idx="0"/>
+    <cs:fillRef idx="0"/>
+    <cs:effectRef idx="0"/>
+    <cs:fontRef idx="minor">
+      <a:schemeClr val="dk1">
+        <a:lumMod val="75000"/>
+        <a:lumOff val="25000"/>
+      </a:schemeClr>
+    </cs:fontRef>
+    <cs:spPr>
+      <a:ln w="19050" cap="flat" cmpd="sng" algn="ctr">
+        <a:solidFill>
+          <a:schemeClr val="dk1">
+            <a:lumMod val="75000"/>
+            <a:lumOff val="25000"/>
+          </a:schemeClr>
+        </a:solidFill>
+        <a:round/>
+      </a:ln>
+    </cs:spPr>
+    <cs:defRPr sz="900" kern="1200" cap="all" baseline="0"/>
+  </cs:categoryAxis>
+  <cs:chartArea>
+    <cs:lnRef idx="0"/>
+    <cs:fillRef idx="0"/>
+    <cs:effectRef idx="0"/>
+    <cs:fontRef idx="minor">
+      <a:schemeClr val="dk1"/>
+    </cs:fontRef>
+    <cs:spPr>
+      <a:gradFill flip="none" rotWithShape="1">
+        <a:gsLst>
+          <a:gs pos="0">
+            <a:schemeClr val="lt1"/>
+          </a:gs>
+          <a:gs pos="39000">
+            <a:schemeClr val="lt1"/>
+          </a:gs>
+          <a:gs pos="100000">
+            <a:schemeClr val="lt1">
+              <a:lumMod val="75000"/>
+            </a:schemeClr>
+          </a:gs>
+        </a:gsLst>
+        <a:path path="circle">
+          <a:fillToRect l="50000" t="-80000" r="50000" b="180000"/>
+        </a:path>
+        <a:tileRect/>
+      </a:gradFill>
+      <a:ln w="9525" cap="flat" cmpd="sng" algn="ctr">
+        <a:solidFill>
+          <a:schemeClr val="dk1">
+            <a:lumMod val="25000"/>
+            <a:lumOff val="75000"/>
+          </a:schemeClr>
+        </a:solidFill>
+        <a:round/>
+      </a:ln>
+    </cs:spPr>
+    <cs:defRPr sz="900" kern="1200"/>
+  </cs:chartArea>
+  <cs:dataLabel>
+    <cs:lnRef idx="0"/>
+    <cs:fillRef idx="0"/>
+    <cs:effectRef idx="0"/>
+    <cs:fontRef idx="minor">
+      <a:schemeClr val="lt1"/>
+    </cs:fontRef>
+    <cs:defRPr sz="900" b="1" i="0" u="none" strike="noStrike" kern="1200" baseline="0"/>
+  </cs:dataLabel>
+  <cs:dataLabelCallout>
+    <cs:lnRef idx="0"/>
+    <cs:fillRef idx="0"/>
+    <cs:effectRef idx="0"/>
+    <cs:fontRef idx="minor">
+      <a:schemeClr val="lt1"/>
+    </cs:fontRef>
+    <cs:spPr>
+      <a:solidFill>
+        <a:schemeClr val="dk1">
+          <a:lumMod val="65000"/>
+          <a:lumOff val="35000"/>
+          <a:alpha val="75000"/>
+        </a:schemeClr>
+      </a:solidFill>
+    </cs:spPr>
+    <cs:defRPr sz="900" b="1" kern="1200"/>
+    <cs:bodyPr rot="0" spcFirstLastPara="1" vertOverflow="clip" horzOverflow="clip" vert="horz" wrap="square" lIns="36576" tIns="18288" rIns="36576" bIns="18288" anchor="ctr" anchorCtr="1">
+      <a:spAutoFit/>
+    </cs:bodyPr>
+  </cs:dataLabelCallout>
+  <cs:dataPoint>
+    <cs:lnRef idx="0"/>
+    <cs:fillRef idx="0">
+      <cs:styleClr val="auto"/>
+    </cs:fillRef>
+    <cs:effectRef idx="0"/>
+    <cs:fontRef idx="minor">
+      <a:schemeClr val="dk1"/>
+    </cs:fontRef>
+    <cs:spPr>
+      <a:solidFill>
+        <a:schemeClr val="phClr">
+          <a:alpha val="85000"/>
+        </a:schemeClr>
+      </a:solidFill>
+      <a:ln w="9525" cap="flat" cmpd="sng" algn="ctr">
+        <a:solidFill>
+          <a:schemeClr val="lt1">
+            <a:alpha val="50000"/>
+          </a:schemeClr>
+        </a:solidFill>
+        <a:round/>
+      </a:ln>
+    </cs:spPr>
+  </cs:dataPoint>
+  <cs:dataPoint3D>
+    <cs:lnRef idx="0"/>
+    <cs:fillRef idx="0">
+      <cs:styleClr val="auto"/>
+    </cs:fillRef>
+    <cs:effectRef idx="0"/>
+    <cs:fontRef idx="minor">
+      <a:schemeClr val="dk1"/>
+    </cs:fontRef>
+    <cs:spPr>
+      <a:solidFill>
+        <a:schemeClr val="phClr">
+          <a:alpha val="85000"/>
+        </a:schemeClr>
+      </a:solidFill>
+      <a:ln w="9525" cap="flat" cmpd="sng" algn="ctr">
+        <a:solidFill>
+          <a:schemeClr val="lt1">
+            <a:alpha val="50000"/>
+          </a:schemeClr>
+        </a:solidFill>
+        <a:round/>
+      </a:ln>
+    </cs:spPr>
+  </cs:dataPoint3D>
+  <cs:dataPointLine>
+    <cs:lnRef idx="0">
+      <cs:styleClr val="auto"/>
+    </cs:lnRef>
+    <cs:fillRef idx="0"/>
+    <cs:effectRef idx="0"/>
+    <cs:fontRef idx="minor">
+      <a:schemeClr val="dk1"/>
+    </cs:fontRef>
+    <cs:spPr>
+      <a:ln w="31750" cap="rnd">
+        <a:solidFill>
+          <a:schemeClr val="phClr">
+            <a:alpha val="85000"/>
+          </a:schemeClr>
+        </a:solidFill>
+        <a:round/>
+      </a:ln>
+    </cs:spPr>
+  </cs:dataPointLine>
+  <cs:dataPointMarker>
+    <cs:lnRef idx="0"/>
+    <cs:fillRef idx="0">
+      <cs:styleClr val="auto"/>
+    </cs:fillRef>
+    <cs:effectRef idx="0"/>
+    <cs:fontRef idx="minor">
+      <a:schemeClr val="dk1"/>
+    </cs:fontRef>
+    <cs:spPr>
+      <a:solidFill>
+        <a:schemeClr val="phClr">
+          <a:alpha val="85000"/>
+        </a:schemeClr>
+      </a:solidFill>
+    </cs:spPr>
+  </cs:dataPointMarker>
+  <cs:dataPointMarkerLayout symbol="circle" size="6"/>
+  <cs:dataPointWireframe>
+    <cs:lnRef idx="0">
+      <cs:styleClr val="auto"/>
+    </cs:lnRef>
+    <cs:fillRef idx="0"/>
+    <cs:effectRef idx="0"/>
+    <cs:fontRef idx="minor">
+      <a:schemeClr val="dk1"/>
+    </cs:fontRef>
+    <cs:spPr>
+      <a:ln w="9525" cap="rnd">
+        <a:solidFill>
+          <a:schemeClr val="phClr"/>
+        </a:solidFill>
+        <a:round/>
+      </a:ln>
+    </cs:spPr>
+  </cs:dataPointWireframe>
+  <cs:dataTable>
+    <cs:lnRef idx="0"/>
+    <cs:fillRef idx="0"/>
+    <cs:effectRef idx="0"/>
+    <cs:fontRef idx="minor">
+      <a:schemeClr val="dk1">
+        <a:lumMod val="75000"/>
+        <a:lumOff val="25000"/>
+      </a:schemeClr>
+    </cs:fontRef>
+    <cs:spPr>
+      <a:ln w="9525">
+        <a:solidFill>
+          <a:schemeClr val="dk1">
+            <a:lumMod val="35000"/>
+            <a:lumOff val="65000"/>
+          </a:schemeClr>
+        </a:solidFill>
+      </a:ln>
+    </cs:spPr>
+    <cs:defRPr sz="900" kern="1200"/>
+  </cs:dataTable>
+  <cs:downBar>
+    <cs:lnRef idx="0"/>
+    <cs:fillRef idx="0"/>
+    <cs:effectRef idx="0"/>
+    <cs:fontRef idx="minor">
+      <a:schemeClr val="dk1"/>
+    </cs:fontRef>
+    <cs:spPr>
+      <a:solidFill>
+        <a:schemeClr val="dk1">
+          <a:lumMod val="50000"/>
+          <a:lumOff val="50000"/>
+        </a:schemeClr>
+      </a:solidFill>
+      <a:ln w="9525">
+        <a:solidFill>
+          <a:schemeClr val="dk1">
+            <a:lumMod val="65000"/>
+            <a:lumOff val="35000"/>
+          </a:schemeClr>
+        </a:solidFill>
+      </a:ln>
+    </cs:spPr>
+  </cs:downBar>
+  <cs:dropLine>
+    <cs:lnRef idx="0"/>
+    <cs:fillRef idx="0"/>
+    <cs:effectRef idx="0"/>
+    <cs:fontRef idx="minor">
+      <a:schemeClr val="dk1"/>
+    </cs:fontRef>
+    <cs:spPr>
+      <a:ln w="9525">
+        <a:solidFill>
+          <a:schemeClr val="dk1">
+            <a:lumMod val="35000"/>
+            <a:lumOff val="65000"/>
+          </a:schemeClr>
+        </a:solidFill>
+        <a:prstDash val="dash"/>
+      </a:ln>
+    </cs:spPr>
+  </cs:dropLine>
+  <cs:errorBar>
+    <cs:lnRef idx="0"/>
+    <cs:fillRef idx="0"/>
+    <cs:effectRef idx="0"/>
+    <cs:fontRef idx="minor">
+      <a:schemeClr val="dk1"/>
+    </cs:fontRef>
+    <cs:spPr>
+      <a:ln w="9525">
+        <a:solidFill>
+          <a:schemeClr val="dk1">
+            <a:lumMod val="65000"/>
+            <a:lumOff val="35000"/>
+          </a:schemeClr>
+        </a:solidFill>
+        <a:round/>
+      </a:ln>
+    </cs:spPr>
+  </cs:errorBar>
+  <cs:floor>
+    <cs:lnRef idx="0"/>
+    <cs:fillRef idx="0"/>
+    <cs:effectRef idx="0"/>
+    <cs:fontRef idx="minor">
+      <a:schemeClr val="dk1"/>
+    </cs:fontRef>
+  </cs:floor>
+  <cs:gridlineMajor>
+    <cs:lnRef idx="0"/>
+    <cs:fillRef idx="0"/>
+    <cs:effectRef idx="0"/>
+    <cs:fontRef idx="minor">
+      <a:schemeClr val="dk1"/>
+    </cs:fontRef>
+    <cs:spPr>
+      <a:ln w="9525" cap="flat" cmpd="sng" algn="ctr">
+        <a:gradFill>
+          <a:gsLst>
+            <a:gs pos="100000">
+              <a:schemeClr val="dk1">
+                <a:lumMod val="95000"/>
+                <a:lumOff val="5000"/>
+                <a:alpha val="42000"/>
+              </a:schemeClr>
+            </a:gs>
+            <a:gs pos="0">
+              <a:schemeClr val="lt1">
+                <a:lumMod val="75000"/>
+                <a:alpha val="36000"/>
+              </a:schemeClr>
+            </a:gs>
+          </a:gsLst>
+          <a:lin ang="5400000" scaled="0"/>
+        </a:gradFill>
+        <a:round/>
+      </a:ln>
+    </cs:spPr>
+  </cs:gridlineMajor>
+  <cs:gridlineMinor>
+    <cs:lnRef idx="0"/>
+    <cs:fillRef idx="0"/>
+    <cs:effectRef idx="0"/>
+    <cs:fontRef idx="minor">
+      <a:schemeClr val="dk1"/>
+    </cs:fontRef>
+    <cs:spPr>
+      <a:ln>
+        <a:gradFill>
+          <a:gsLst>
+            <a:gs pos="100000">
+              <a:schemeClr val="dk1">
+                <a:lumMod val="95000"/>
+                <a:lumOff val="5000"/>
+                <a:alpha val="42000"/>
+              </a:schemeClr>
+            </a:gs>
+            <a:gs pos="0">
+              <a:schemeClr val="lt1">
+                <a:lumMod val="75000"/>
+                <a:alpha val="36000"/>
+              </a:schemeClr>
+            </a:gs>
+          </a:gsLst>
+          <a:lin ang="5400000" scaled="0"/>
+        </a:gradFill>
+      </a:ln>
+    </cs:spPr>
+  </cs:gridlineMinor>
+  <cs:hiLoLine>
+    <cs:lnRef idx="0"/>
+    <cs:fillRef idx="0"/>
+    <cs:effectRef idx="0"/>
+    <cs:fontRef idx="minor">
+      <a:schemeClr val="dk1"/>
+    </cs:fontRef>
+    <cs:spPr>
+      <a:ln w="9525">
+        <a:solidFill>
+          <a:schemeClr val="dk1">
+            <a:lumMod val="35000"/>
+            <a:lumOff val="65000"/>
+          </a:schemeClr>
+        </a:solidFill>
+        <a:prstDash val="dash"/>
+      </a:ln>
+    </cs:spPr>
+  </cs:hiLoLine>
+  <cs:leaderLine>
+    <cs:lnRef idx="0"/>
+    <cs:fillRef idx="0"/>
+    <cs:effectRef idx="0"/>
+    <cs:fontRef idx="minor">
+      <a:schemeClr val="dk1"/>
+    </cs:fontRef>
+    <cs:spPr>
+      <a:ln w="9525">
+        <a:solidFill>
+          <a:schemeClr val="dk1">
+            <a:lumMod val="50000"/>
+            <a:lumOff val="50000"/>
+          </a:schemeClr>
+        </a:solidFill>
+      </a:ln>
+    </cs:spPr>
+  </cs:leaderLine>
+  <cs:legend>
+    <cs:lnRef idx="0"/>
+    <cs:fillRef idx="0"/>
+    <cs:effectRef idx="0"/>
+    <cs:fontRef idx="minor">
+      <a:schemeClr val="dk1">
+        <a:lumMod val="75000"/>
+        <a:lumOff val="25000"/>
+      </a:schemeClr>
+    </cs:fontRef>
+    <cs:spPr>
+      <a:solidFill>
+        <a:schemeClr val="lt1">
+          <a:lumMod val="95000"/>
+          <a:alpha val="39000"/>
+        </a:schemeClr>
+      </a:solidFill>
+    </cs:spPr>
+    <cs:defRPr sz="900" kern="1200"/>
+  </cs:legend>
+  <cs:plotArea>
+    <cs:lnRef idx="0"/>
+    <cs:fillRef idx="0"/>
+    <cs:effectRef idx="0"/>
+    <cs:fontRef idx="minor">
+      <a:schemeClr val="dk1"/>
+    </cs:fontRef>
+  </cs:plotArea>
+  <cs:plotArea3D>
+    <cs:lnRef idx="0"/>
+    <cs:fillRef idx="0"/>
+    <cs:effectRef idx="0"/>
+    <cs:fontRef idx="minor">
+      <a:schemeClr val="dk1"/>
+    </cs:fontRef>
+  </cs:plotArea3D>
+  <cs:seriesAxis>
+    <cs:lnRef idx="0"/>
+    <cs:fillRef idx="0"/>
+    <cs:effectRef idx="0"/>
+    <cs:fontRef idx="minor">
+      <a:schemeClr val="dk1">
+        <a:lumMod val="75000"/>
+        <a:lumOff val="25000"/>
+      </a:schemeClr>
+    </cs:fontRef>
+    <cs:spPr>
+      <a:ln w="31750" cap="flat" cmpd="sng" algn="ctr">
+        <a:solidFill>
+          <a:schemeClr val="dk1">
+            <a:lumMod val="75000"/>
+            <a:lumOff val="25000"/>
+          </a:schemeClr>
+        </a:solidFill>
+        <a:round/>
+      </a:ln>
+    </cs:spPr>
+    <cs:defRPr sz="900" kern="1200"/>
+  </cs:seriesAxis>
+  <cs:seriesLine>
+    <cs:lnRef idx="0"/>
+    <cs:fillRef idx="0"/>
+    <cs:effectRef idx="0"/>
+    <cs:fontRef idx="minor">
+      <a:schemeClr val="dk1"/>
+    </cs:fontRef>
+    <cs:spPr>
+      <a:ln w="9525">
+        <a:solidFill>
+          <a:schemeClr val="dk1">
+            <a:lumMod val="50000"/>
+            <a:lumOff val="50000"/>
+          </a:schemeClr>
+        </a:solidFill>
+        <a:round/>
+      </a:ln>
+    </cs:spPr>
+  </cs:seriesLine>
+  <cs:title>
+    <cs:lnRef idx="0"/>
+    <cs:fillRef idx="0"/>
+    <cs:effectRef idx="0"/>
+    <cs:fontRef idx="minor">
+      <a:schemeClr val="dk1">
+        <a:lumMod val="75000"/>
+        <a:lumOff val="25000"/>
+      </a:schemeClr>
+    </cs:fontRef>
+    <cs:defRPr sz="1800" b="1" kern="1200" baseline="0"/>
+  </cs:title>
+  <cs:trendline>
+    <cs:lnRef idx="0">
+      <cs:styleClr val="auto"/>
+    </cs:lnRef>
+    <cs:fillRef idx="0"/>
+    <cs:effectRef idx="0"/>
+    <cs:fontRef idx="minor">
+      <a:schemeClr val="dk1"/>
+    </cs:fontRef>
+    <cs:spPr>
+      <a:ln w="19050" cap="rnd">
+        <a:solidFill>
+          <a:schemeClr val="phClr"/>
+        </a:solidFill>
+      </a:ln>
+    </cs:spPr>
+  </cs:trendline>
+  <cs:trendlineLabel>
+    <cs:lnRef idx="0"/>
+    <cs:fillRef idx="0"/>
+    <cs:effectRef idx="0"/>
+    <cs:fontRef idx="minor">
+      <a:schemeClr val="dk1">
+        <a:lumMod val="75000"/>
+        <a:lumOff val="25000"/>
+      </a:schemeClr>
+    </cs:fontRef>
+    <cs:defRPr sz="900" kern="1200"/>
+  </cs:trendlineLabel>
+  <cs:upBar>
+    <cs:lnRef idx="0"/>
+    <cs:fillRef idx="0"/>
+    <cs:effectRef idx="0"/>
+    <cs:fontRef idx="minor">
+      <a:schemeClr val="dk1"/>
+    </cs:fontRef>
+    <cs:spPr>
+      <a:solidFill>
+        <a:schemeClr val="lt1"/>
+      </a:solidFill>
+      <a:ln w="9525">
+        <a:solidFill>
+          <a:schemeClr val="dk1">
+            <a:lumMod val="65000"/>
+            <a:lumOff val="35000"/>
+          </a:schemeClr>
+        </a:solidFill>
+      </a:ln>
+    </cs:spPr>
+  </cs:upBar>
+  <cs:valueAxis>
+    <cs:lnRef idx="0"/>
+    <cs:fillRef idx="0"/>
+    <cs:effectRef idx="0"/>
+    <cs:fontRef idx="minor">
+      <a:schemeClr val="dk1">
+        <a:lumMod val="75000"/>
+        <a:lumOff val="25000"/>
+      </a:schemeClr>
+    </cs:fontRef>
+    <cs:spPr>
+      <a:ln>
+        <a:noFill/>
+      </a:ln>
+    </cs:spPr>
+    <cs:defRPr sz="900" kern="1200"/>
+  </cs:valueAxis>
+  <cs:wall>
+    <cs:lnRef idx="0"/>
+    <cs:fillRef idx="0"/>
+    <cs:effectRef idx="0"/>
+    <cs:fontRef idx="minor">
+      <a:schemeClr val="dk1"/>
+    </cs:fontRef>
+  </cs:wall>
+</cs:chartStyle>
 </file>
 
 <file path=word/theme/theme1.xml><?xml version="1.0" encoding="utf-8"?>

--- a/Отчет о завершении тестирования (Test Completion Report).docx
+++ b/Отчет о завершении тестирования (Test Completion Report).docx
@@ -379,6 +379,121 @@
           <w:lang w:val="ru-RU"/>
         </w:rPr>
         <w:t>Отчёт о результатах автоматизированного тестирования.</w:t>
+      </w:r>
+    </w:p>
+    <w:p>
+      <w:pPr>
+        <w:pStyle w:val="a8"/>
+        <w:numPr>
+          <w:ilvl w:val="0"/>
+          <w:numId w:val="2"/>
+        </w:numPr>
+        <w:tabs>
+          <w:tab w:val="left" w:pos="916"/>
+          <w:tab w:val="left" w:pos="1832"/>
+          <w:tab w:val="left" w:pos="2748"/>
+          <w:tab w:val="left" w:pos="3664"/>
+          <w:tab w:val="left" w:pos="4580"/>
+          <w:tab w:val="left" w:pos="5496"/>
+          <w:tab w:val="left" w:pos="6412"/>
+          <w:tab w:val="left" w:pos="7328"/>
+          <w:tab w:val="left" w:pos="8244"/>
+          <w:tab w:val="left" w:pos="9160"/>
+          <w:tab w:val="left" w:pos="10076"/>
+          <w:tab w:val="left" w:pos="10992"/>
+          <w:tab w:val="left" w:pos="11908"/>
+          <w:tab w:val="left" w:pos="12824"/>
+          <w:tab w:val="left" w:pos="13740"/>
+          <w:tab w:val="left" w:pos="14656"/>
+        </w:tabs>
+        <w:wordWrap w:val="0"/>
+        <w:spacing w:line="330" w:lineRule="atLeast"/>
+        <w:rPr>
+          <w:rFonts w:ascii="Times New Roman" w:eastAsia="Times New Roman" w:hAnsi="Times New Roman" w:cs="Times New Roman"/>
+          <w:sz w:val="28"/>
+          <w:szCs w:val="28"/>
+          <w:lang w:val="ru-RU"/>
+        </w:rPr>
+      </w:pPr>
+      <w:r>
+        <w:rPr>
+          <w:rFonts w:ascii="Times New Roman" w:eastAsia="Times New Roman" w:hAnsi="Times New Roman" w:cs="Times New Roman"/>
+          <w:sz w:val="28"/>
+          <w:szCs w:val="28"/>
+          <w:lang w:val="ru-RU"/>
+        </w:rPr>
+        <w:t>Отчёт о результатах нагрузочного тестирования</w:t>
+      </w:r>
+    </w:p>
+    <w:p>
+      <w:pPr>
+        <w:pStyle w:val="a8"/>
+        <w:numPr>
+          <w:ilvl w:val="0"/>
+          <w:numId w:val="2"/>
+        </w:numPr>
+        <w:tabs>
+          <w:tab w:val="left" w:pos="916"/>
+          <w:tab w:val="left" w:pos="1832"/>
+          <w:tab w:val="left" w:pos="2748"/>
+          <w:tab w:val="left" w:pos="3664"/>
+          <w:tab w:val="left" w:pos="4580"/>
+          <w:tab w:val="left" w:pos="5496"/>
+          <w:tab w:val="left" w:pos="6412"/>
+          <w:tab w:val="left" w:pos="7328"/>
+          <w:tab w:val="left" w:pos="8244"/>
+          <w:tab w:val="left" w:pos="9160"/>
+          <w:tab w:val="left" w:pos="10076"/>
+          <w:tab w:val="left" w:pos="10992"/>
+          <w:tab w:val="left" w:pos="11908"/>
+          <w:tab w:val="left" w:pos="12824"/>
+          <w:tab w:val="left" w:pos="13740"/>
+          <w:tab w:val="left" w:pos="14656"/>
+        </w:tabs>
+        <w:wordWrap w:val="0"/>
+        <w:spacing w:line="330" w:lineRule="atLeast"/>
+        <w:rPr>
+          <w:rFonts w:ascii="Times New Roman" w:eastAsia="Times New Roman" w:hAnsi="Times New Roman" w:cs="Times New Roman"/>
+          <w:sz w:val="28"/>
+          <w:szCs w:val="28"/>
+          <w:lang w:val="ru-RU"/>
+        </w:rPr>
+      </w:pPr>
+      <w:r>
+        <w:rPr>
+          <w:rFonts w:ascii="Times New Roman" w:eastAsia="Times New Roman" w:hAnsi="Times New Roman" w:cs="Times New Roman"/>
+          <w:sz w:val="28"/>
+          <w:szCs w:val="28"/>
+          <w:lang w:val="ru-RU"/>
+        </w:rPr>
+        <w:t xml:space="preserve">Отчёт о </w:t>
+      </w:r>
+      <w:r>
+        <w:rPr>
+          <w:rFonts w:ascii="Times New Roman" w:eastAsia="Times New Roman" w:hAnsi="Times New Roman" w:cs="Times New Roman"/>
+          <w:sz w:val="28"/>
+          <w:szCs w:val="28"/>
+          <w:lang w:val="ru-RU"/>
+        </w:rPr>
+        <w:t xml:space="preserve"> завершении </w:t>
+      </w:r>
+      <w:r>
+        <w:rPr>
+          <w:rFonts w:ascii="Times New Roman" w:eastAsia="Times New Roman" w:hAnsi="Times New Roman" w:cs="Times New Roman"/>
+          <w:sz w:val="28"/>
+          <w:szCs w:val="28"/>
+          <w:lang w:val="ru-RU"/>
+        </w:rPr>
+        <w:t>тестировани</w:t>
+      </w:r>
+      <w:r>
+        <w:rPr>
+          <w:rFonts w:ascii="Times New Roman" w:eastAsia="Times New Roman" w:hAnsi="Times New Roman" w:cs="Times New Roman"/>
+          <w:sz w:val="28"/>
+          <w:szCs w:val="28"/>
+          <w:lang w:val="ru-RU"/>
+        </w:rPr>
+        <w:t>я</w:t>
       </w:r>
     </w:p>
     <w:p>
@@ -1715,102 +1830,8 @@
           <w:rFonts w:ascii="Times New Roman" w:eastAsia="Times New Roman" w:hAnsi="Times New Roman" w:cs="Times New Roman"/>
           <w:sz w:val="28"/>
           <w:szCs w:val="28"/>
-          <w:lang w:val="ru-RU"/>
-        </w:rPr>
-        <w:t>Общее число проверок</w:t>
-      </w:r>
-      <w:r>
-        <w:rPr>
-          <w:rFonts w:ascii="Times New Roman" w:eastAsia="Times New Roman" w:hAnsi="Times New Roman" w:cs="Times New Roman"/>
-          <w:sz w:val="28"/>
-          <w:szCs w:val="28"/>
-        </w:rPr>
-        <w:t xml:space="preserve"> в браузере Chrome </w:t>
-      </w:r>
-      <w:r>
-        <w:rPr>
-          <w:rFonts w:ascii="Times New Roman" w:eastAsia="Times New Roman" w:hAnsi="Times New Roman" w:cs="Times New Roman"/>
-          <w:sz w:val="28"/>
-          <w:szCs w:val="28"/>
-        </w:rPr>
-        <w:t>(</w:t>
-      </w:r>
-      <w:r>
-        <w:rPr>
-          <w:rFonts w:ascii="Times New Roman" w:eastAsia="Times New Roman" w:hAnsi="Times New Roman" w:cs="Times New Roman"/>
-          <w:sz w:val="28"/>
-          <w:szCs w:val="28"/>
-          <w:lang w:val="ru-RU"/>
-        </w:rPr>
-        <w:t xml:space="preserve">Версия </w:t>
-      </w:r>
-      <w:r>
-        <w:rPr>
-          <w:rFonts w:ascii="Times New Roman" w:eastAsia="Times New Roman" w:hAnsi="Times New Roman" w:cs="Times New Roman"/>
-          <w:sz w:val="28"/>
-          <w:szCs w:val="28"/>
-        </w:rPr>
-        <w:t>149.0</w:t>
-      </w:r>
-      <w:r>
-        <w:rPr>
-          <w:rFonts w:ascii="Times New Roman" w:eastAsia="Times New Roman" w:hAnsi="Times New Roman" w:cs="Times New Roman"/>
-          <w:sz w:val="28"/>
-          <w:szCs w:val="28"/>
-          <w:lang w:val="ru-RU"/>
-        </w:rPr>
-        <w:t xml:space="preserve"> 64 би</w:t>
-      </w:r>
-      <w:r>
-        <w:rPr>
-          <w:rFonts w:ascii="Times New Roman" w:eastAsia="Times New Roman" w:hAnsi="Times New Roman" w:cs="Times New Roman"/>
-          <w:sz w:val="28"/>
-          <w:szCs w:val="28"/>
-          <w:lang w:val="ru-RU"/>
-        </w:rPr>
-        <w:t>т</w:t>
-      </w:r>
-      <w:r>
-        <w:rPr>
-          <w:rFonts w:ascii="Times New Roman" w:eastAsia="Times New Roman" w:hAnsi="Times New Roman" w:cs="Times New Roman"/>
-          <w:sz w:val="28"/>
-          <w:szCs w:val="28"/>
-        </w:rPr>
-        <w:t xml:space="preserve">) </w:t>
-      </w:r>
-      <w:r>
-        <w:rPr>
-          <w:rFonts w:ascii="Times New Roman" w:eastAsia="Times New Roman" w:hAnsi="Times New Roman" w:cs="Times New Roman"/>
-          <w:sz w:val="28"/>
-          <w:szCs w:val="28"/>
-        </w:rPr>
-        <w:t xml:space="preserve">было выполнено </w:t>
-      </w:r>
-      <w:r>
-        <w:rPr>
-          <w:rFonts w:ascii="Times New Roman" w:eastAsia="Times New Roman" w:hAnsi="Times New Roman" w:cs="Times New Roman"/>
-          <w:sz w:val="28"/>
-          <w:szCs w:val="28"/>
-          <w:lang w:val="ru-RU"/>
-        </w:rPr>
-        <w:t>148</w:t>
-      </w:r>
-      <w:r>
-        <w:rPr>
-          <w:rFonts w:ascii="Times New Roman" w:eastAsia="Times New Roman" w:hAnsi="Times New Roman" w:cs="Times New Roman"/>
-          <w:sz w:val="28"/>
-          <w:szCs w:val="28"/>
-        </w:rPr>
-        <w:t xml:space="preserve"> проверок</w:t>
-      </w:r>
-      <w:r>
-        <w:rPr>
-          <w:rFonts w:ascii="Times New Roman" w:eastAsia="Times New Roman" w:hAnsi="Times New Roman" w:cs="Times New Roman"/>
-          <w:sz w:val="28"/>
-          <w:szCs w:val="28"/>
-          <w:lang w:val="ru-RU"/>
-        </w:rPr>
-        <w:t>.</w:t>
+        </w:rPr>
+        <w:t>В ходе комплексного контроля качества веб-ресурса было проведено тестирование кроссбраузерной совместимости в 3-х целевых веб-обозревателях: Google Chrome, Mozilla Firefox и Yandex Browser. Суммарное количество выполненных проверок во всех средах составило 444 единицы (по 148 проверок на каждый браузер).</w:t>
       </w:r>
     </w:p>
     <w:p>
@@ -1823,58 +1844,9 @@
           <w:rFonts w:ascii="Times New Roman" w:eastAsia="Times New Roman" w:hAnsi="Times New Roman" w:cs="Times New Roman"/>
           <w:sz w:val="28"/>
           <w:szCs w:val="28"/>
-        </w:rPr>
-      </w:pPr>
-      <w:r>
-        <w:rPr>
-          <w:rFonts w:ascii="Times New Roman" w:eastAsia="Times New Roman" w:hAnsi="Times New Roman" w:cs="Times New Roman"/>
-          <w:b/>
-          <w:bCs/>
-          <w:sz w:val="28"/>
-          <w:szCs w:val="28"/>
-        </w:rPr>
-        <w:t>Passed (Успешно):</w:t>
-      </w:r>
-      <w:r>
-        <w:rPr>
-          <w:rFonts w:ascii="Times New Roman" w:eastAsia="Times New Roman" w:hAnsi="Times New Roman" w:cs="Times New Roman"/>
-          <w:b/>
-          <w:bCs/>
-          <w:sz w:val="28"/>
-          <w:szCs w:val="28"/>
-          <w:lang w:val="ru-RU"/>
-        </w:rPr>
-        <w:t xml:space="preserve"> </w:t>
-      </w:r>
-      <w:r>
-        <w:rPr>
-          <w:rFonts w:ascii="Times New Roman" w:eastAsia="Times New Roman" w:hAnsi="Times New Roman" w:cs="Times New Roman"/>
-          <w:b/>
-          <w:bCs/>
-          <w:sz w:val="28"/>
-          <w:szCs w:val="28"/>
-          <w:lang w:val="ru-RU"/>
-        </w:rPr>
-        <w:t>124 -</w:t>
-      </w:r>
-      <w:r>
-        <w:rPr>
-          <w:rFonts w:ascii="Times New Roman" w:eastAsia="Times New Roman" w:hAnsi="Times New Roman" w:cs="Times New Roman"/>
-          <w:sz w:val="28"/>
-          <w:szCs w:val="28"/>
-        </w:rPr>
-        <w:t xml:space="preserve"> </w:t>
-      </w:r>
-      <w:r>
-        <w:rPr>
-          <w:rFonts w:ascii="Times New Roman" w:eastAsia="Times New Roman" w:hAnsi="Times New Roman" w:cs="Times New Roman"/>
-          <w:b/>
-          <w:bCs/>
-          <w:sz w:val="28"/>
-          <w:szCs w:val="28"/>
-        </w:rPr>
-        <w:t>83.8%</w:t>
-      </w:r>
+          <w:lang w:val="ru-RU"/>
+        </w:rPr>
+      </w:pPr>
     </w:p>
     <w:p>
       <w:pPr>
@@ -1886,58 +1858,875 @@
           <w:rFonts w:ascii="Times New Roman" w:eastAsia="Times New Roman" w:hAnsi="Times New Roman" w:cs="Times New Roman"/>
           <w:sz w:val="28"/>
           <w:szCs w:val="28"/>
-        </w:rPr>
-      </w:pPr>
-      <w:r>
+          <w:lang w:val="ru-RU"/>
+        </w:rPr>
+      </w:pPr>
+      <w:r>
+        <w:rPr>
+          <w:rFonts w:ascii="Times New Roman" w:eastAsia="Times New Roman" w:hAnsi="Times New Roman" w:cs="Times New Roman"/>
+          <w:sz w:val="28"/>
+          <w:szCs w:val="28"/>
+        </w:rPr>
+        <w:t>Сводные результаты ручного тестирования представлены в Таблице.</w:t>
+      </w:r>
+    </w:p>
+    <w:tbl>
+      <w:tblPr>
+        <w:tblStyle w:val="af"/>
+        <w:tblW w:w="9945" w:type="dxa"/>
+        <w:tblLook w:val="04A0" w:firstRow="1" w:lastRow="0" w:firstColumn="1" w:lastColumn="0" w:noHBand="0" w:noVBand="1"/>
+      </w:tblPr>
+      <w:tblGrid>
+        <w:gridCol w:w="2701"/>
+        <w:gridCol w:w="1590"/>
+        <w:gridCol w:w="1624"/>
+        <w:gridCol w:w="1661"/>
+        <w:gridCol w:w="2369"/>
+      </w:tblGrid>
+      <w:tr>
+        <w:trPr>
+          <w:trHeight w:val="1417"/>
+        </w:trPr>
+        <w:tc>
+          <w:tcPr>
+            <w:tcW w:w="0" w:type="auto"/>
+            <w:shd w:val="clear" w:color="auto" w:fill="4F81BD" w:themeFill="accent1"/>
+          </w:tcPr>
+          <w:p>
+            <w:pPr>
+              <w:spacing w:after="160"/>
+              <w:jc w:val="both"/>
+              <w:rPr>
+                <w:rFonts w:ascii="Times New Roman" w:eastAsia="Times New Roman" w:hAnsi="Times New Roman" w:cs="Times New Roman"/>
+                <w:b/>
+                <w:bCs/>
+                <w:sz w:val="28"/>
+                <w:szCs w:val="28"/>
+              </w:rPr>
+            </w:pPr>
+            <w:r>
+              <w:rPr>
+                <w:rFonts w:ascii="Times New Roman" w:eastAsia="Times New Roman" w:hAnsi="Times New Roman" w:cs="Times New Roman"/>
+                <w:b/>
+                <w:bCs/>
+                <w:sz w:val="28"/>
+                <w:szCs w:val="28"/>
+              </w:rPr>
+              <w:t>Веб-обозреватель (Браузер)</w:t>
+            </w:r>
+          </w:p>
+        </w:tc>
+        <w:tc>
+          <w:tcPr>
+            <w:tcW w:w="0" w:type="auto"/>
+            <w:shd w:val="clear" w:color="auto" w:fill="4F81BD" w:themeFill="accent1"/>
+          </w:tcPr>
+          <w:p>
+            <w:pPr>
+              <w:spacing w:after="160"/>
+              <w:jc w:val="both"/>
+              <w:rPr>
+                <w:rFonts w:ascii="Times New Roman" w:eastAsia="Times New Roman" w:hAnsi="Times New Roman" w:cs="Times New Roman"/>
+                <w:b/>
+                <w:bCs/>
+                <w:sz w:val="28"/>
+                <w:szCs w:val="28"/>
+              </w:rPr>
+            </w:pPr>
+            <w:r>
+              <w:rPr>
+                <w:rFonts w:ascii="Times New Roman" w:eastAsia="Times New Roman" w:hAnsi="Times New Roman" w:cs="Times New Roman"/>
+                <w:b/>
+                <w:bCs/>
+                <w:sz w:val="28"/>
+                <w:szCs w:val="28"/>
+              </w:rPr>
+              <w:t>Всего проверок</w:t>
+            </w:r>
+          </w:p>
+        </w:tc>
+        <w:tc>
+          <w:tcPr>
+            <w:tcW w:w="0" w:type="auto"/>
+            <w:shd w:val="clear" w:color="auto" w:fill="4F81BD" w:themeFill="accent1"/>
+          </w:tcPr>
+          <w:p>
+            <w:pPr>
+              <w:spacing w:after="160"/>
+              <w:jc w:val="both"/>
+              <w:rPr>
+                <w:rFonts w:ascii="Times New Roman" w:eastAsia="Times New Roman" w:hAnsi="Times New Roman" w:cs="Times New Roman"/>
+                <w:b/>
+                <w:bCs/>
+                <w:sz w:val="28"/>
+                <w:szCs w:val="28"/>
+              </w:rPr>
+            </w:pPr>
+            <w:r>
+              <w:rPr>
+                <w:rFonts w:ascii="Times New Roman" w:eastAsia="Times New Roman" w:hAnsi="Times New Roman" w:cs="Times New Roman"/>
+                <w:b/>
+                <w:bCs/>
+                <w:sz w:val="28"/>
+                <w:szCs w:val="28"/>
+              </w:rPr>
+              <w:t>Успешно (Passed)</w:t>
+            </w:r>
+          </w:p>
+        </w:tc>
+        <w:tc>
+          <w:tcPr>
+            <w:tcW w:w="0" w:type="auto"/>
+            <w:shd w:val="clear" w:color="auto" w:fill="4F81BD" w:themeFill="accent1"/>
+          </w:tcPr>
+          <w:p>
+            <w:pPr>
+              <w:spacing w:after="160"/>
+              <w:jc w:val="both"/>
+              <w:rPr>
+                <w:rFonts w:ascii="Times New Roman" w:eastAsia="Times New Roman" w:hAnsi="Times New Roman" w:cs="Times New Roman"/>
+                <w:b/>
+                <w:bCs/>
+                <w:sz w:val="28"/>
+                <w:szCs w:val="28"/>
+              </w:rPr>
+            </w:pPr>
+            <w:r>
+              <w:rPr>
+                <w:rFonts w:ascii="Times New Roman" w:eastAsia="Times New Roman" w:hAnsi="Times New Roman" w:cs="Times New Roman"/>
+                <w:b/>
+                <w:bCs/>
+                <w:sz w:val="28"/>
+                <w:szCs w:val="28"/>
+              </w:rPr>
+              <w:t>С ошибкой (Failed)</w:t>
+            </w:r>
+          </w:p>
+        </w:tc>
+        <w:tc>
+          <w:tcPr>
+            <w:tcW w:w="0" w:type="auto"/>
+            <w:shd w:val="clear" w:color="auto" w:fill="4F81BD" w:themeFill="accent1"/>
+          </w:tcPr>
+          <w:p>
+            <w:pPr>
+              <w:spacing w:after="160"/>
+              <w:jc w:val="both"/>
+              <w:rPr>
+                <w:rFonts w:ascii="Times New Roman" w:eastAsia="Times New Roman" w:hAnsi="Times New Roman" w:cs="Times New Roman"/>
+                <w:b/>
+                <w:bCs/>
+                <w:sz w:val="28"/>
+                <w:szCs w:val="28"/>
+              </w:rPr>
+            </w:pPr>
+            <w:r>
+              <w:rPr>
+                <w:rFonts w:ascii="Times New Roman" w:eastAsia="Times New Roman" w:hAnsi="Times New Roman" w:cs="Times New Roman"/>
+                <w:b/>
+                <w:bCs/>
+                <w:sz w:val="28"/>
+                <w:szCs w:val="28"/>
+              </w:rPr>
+              <w:t>Эффективность (%)</w:t>
+            </w:r>
+          </w:p>
+        </w:tc>
+      </w:tr>
+      <w:tr>
+        <w:trPr>
+          <w:trHeight w:val="1745"/>
+        </w:trPr>
+        <w:tc>
+          <w:tcPr>
+            <w:tcW w:w="0" w:type="auto"/>
+            <w:shd w:val="clear" w:color="auto" w:fill="FFFFFF"/>
+          </w:tcPr>
+          <w:p>
+            <w:pPr>
+              <w:spacing w:after="160"/>
+              <w:rPr>
+                <w:rFonts w:ascii="Times New Roman" w:eastAsia="Times New Roman" w:hAnsi="Times New Roman" w:cs="Times New Roman"/>
+                <w:sz w:val="28"/>
+                <w:szCs w:val="28"/>
+              </w:rPr>
+            </w:pPr>
+            <w:r>
+              <w:rPr>
+                <w:rFonts w:ascii="Times New Roman" w:eastAsia="Times New Roman" w:hAnsi="Times New Roman" w:cs="Times New Roman"/>
+                <w:sz w:val="28"/>
+                <w:szCs w:val="28"/>
+              </w:rPr>
+              <w:t>Google Chrome (Версия 149.0)</w:t>
+            </w:r>
+          </w:p>
+        </w:tc>
+        <w:tc>
+          <w:tcPr>
+            <w:tcW w:w="0" w:type="auto"/>
+            <w:shd w:val="clear" w:color="auto" w:fill="FFFFFF"/>
+          </w:tcPr>
+          <w:p>
+            <w:pPr>
+              <w:spacing w:after="160"/>
+              <w:jc w:val="both"/>
+              <w:rPr>
+                <w:rFonts w:ascii="Times New Roman" w:eastAsia="Times New Roman" w:hAnsi="Times New Roman" w:cs="Times New Roman"/>
+                <w:sz w:val="28"/>
+                <w:szCs w:val="28"/>
+              </w:rPr>
+            </w:pPr>
+            <w:r>
+              <w:rPr>
+                <w:rFonts w:ascii="Times New Roman" w:eastAsia="Times New Roman" w:hAnsi="Times New Roman" w:cs="Times New Roman"/>
+                <w:sz w:val="28"/>
+                <w:szCs w:val="28"/>
+              </w:rPr>
+              <w:t>148</w:t>
+            </w:r>
+          </w:p>
+        </w:tc>
+        <w:tc>
+          <w:tcPr>
+            <w:tcW w:w="0" w:type="auto"/>
+            <w:shd w:val="clear" w:color="auto" w:fill="FFFFFF"/>
+          </w:tcPr>
+          <w:p>
+            <w:pPr>
+              <w:spacing w:after="160"/>
+              <w:jc w:val="both"/>
+              <w:rPr>
+                <w:rFonts w:ascii="Times New Roman" w:eastAsia="Times New Roman" w:hAnsi="Times New Roman" w:cs="Times New Roman"/>
+                <w:sz w:val="28"/>
+                <w:szCs w:val="28"/>
+              </w:rPr>
+            </w:pPr>
+            <w:r>
+              <w:rPr>
+                <w:rFonts w:ascii="Times New Roman" w:eastAsia="Times New Roman" w:hAnsi="Times New Roman" w:cs="Times New Roman"/>
+                <w:sz w:val="28"/>
+                <w:szCs w:val="28"/>
+              </w:rPr>
+              <w:t>124</w:t>
+            </w:r>
+          </w:p>
+        </w:tc>
+        <w:tc>
+          <w:tcPr>
+            <w:tcW w:w="0" w:type="auto"/>
+            <w:shd w:val="clear" w:color="auto" w:fill="FFFFFF"/>
+          </w:tcPr>
+          <w:p>
+            <w:pPr>
+              <w:spacing w:after="160"/>
+              <w:jc w:val="both"/>
+              <w:rPr>
+                <w:rFonts w:ascii="Times New Roman" w:eastAsia="Times New Roman" w:hAnsi="Times New Roman" w:cs="Times New Roman"/>
+                <w:sz w:val="28"/>
+                <w:szCs w:val="28"/>
+                <w:lang w:val="ru-RU"/>
+              </w:rPr>
+            </w:pPr>
+            <w:r>
+              <w:rPr>
+                <w:rFonts w:ascii="Times New Roman" w:eastAsia="Times New Roman" w:hAnsi="Times New Roman" w:cs="Times New Roman"/>
+                <w:sz w:val="28"/>
+                <w:szCs w:val="28"/>
+                <w:lang w:val="ru-RU"/>
+              </w:rPr>
+              <w:t>24</w:t>
+            </w:r>
+            <w:r>
+              <w:rPr>
+                <w:rFonts w:ascii="Times New Roman" w:eastAsia="Times New Roman" w:hAnsi="Times New Roman" w:cs="Times New Roman"/>
+                <w:sz w:val="28"/>
+                <w:szCs w:val="28"/>
+                <w:lang w:val="ru-RU"/>
+              </w:rPr>
+              <w:t xml:space="preserve"> </w:t>
+            </w:r>
+            <w:r>
+              <w:rPr>
+                <w:rFonts w:ascii="Times New Roman" w:eastAsia="Times New Roman" w:hAnsi="Times New Roman" w:cs="Times New Roman"/>
+                <w:sz w:val="28"/>
+                <w:szCs w:val="28"/>
+                <w:lang w:val="en-US"/>
+              </w:rPr>
+              <w:t>(16,2 %)</w:t>
+            </w:r>
+          </w:p>
+        </w:tc>
+        <w:tc>
+          <w:tcPr>
+            <w:tcW w:w="0" w:type="auto"/>
+            <w:shd w:val="clear" w:color="auto" w:fill="FFFFFF"/>
+          </w:tcPr>
+          <w:p>
+            <w:pPr>
+              <w:spacing w:after="160"/>
+              <w:jc w:val="both"/>
+              <w:rPr>
+                <w:rFonts w:ascii="Times New Roman" w:eastAsia="Times New Roman" w:hAnsi="Times New Roman" w:cs="Times New Roman"/>
+                <w:sz w:val="28"/>
+                <w:szCs w:val="28"/>
+              </w:rPr>
+            </w:pPr>
+            <w:r>
+              <w:rPr>
+                <w:rFonts w:ascii="Times New Roman" w:eastAsia="Times New Roman" w:hAnsi="Times New Roman" w:cs="Times New Roman"/>
+                <w:sz w:val="28"/>
+                <w:szCs w:val="28"/>
+              </w:rPr>
+              <w:t>83,8%</w:t>
+            </w:r>
+          </w:p>
+        </w:tc>
+      </w:tr>
+      <w:tr>
+        <w:trPr>
+          <w:trHeight w:val="1417"/>
+        </w:trPr>
+        <w:tc>
+          <w:tcPr>
+            <w:tcW w:w="0" w:type="auto"/>
+            <w:shd w:val="clear" w:color="auto" w:fill="BFBFBF" w:themeFill="background1" w:themeFillShade="BF"/>
+          </w:tcPr>
+          <w:p>
+            <w:pPr>
+              <w:spacing w:after="160"/>
+              <w:rPr>
+                <w:rFonts w:ascii="Times New Roman" w:eastAsia="Times New Roman" w:hAnsi="Times New Roman" w:cs="Times New Roman"/>
+                <w:sz w:val="28"/>
+                <w:szCs w:val="28"/>
+              </w:rPr>
+            </w:pPr>
+            <w:r>
+              <w:rPr>
+                <w:rFonts w:ascii="Times New Roman" w:eastAsia="Times New Roman" w:hAnsi="Times New Roman" w:cs="Times New Roman"/>
+                <w:sz w:val="28"/>
+                <w:szCs w:val="28"/>
+              </w:rPr>
+              <w:t>Mozilla</w:t>
+            </w:r>
+            <w:r>
+              <w:rPr>
+                <w:rFonts w:ascii="Times New Roman" w:eastAsia="Times New Roman" w:hAnsi="Times New Roman" w:cs="Times New Roman"/>
+                <w:sz w:val="28"/>
+                <w:szCs w:val="28"/>
+                <w:lang w:val="en-US"/>
+              </w:rPr>
+              <w:t xml:space="preserve"> </w:t>
+            </w:r>
+            <w:r>
+              <w:rPr>
+                <w:rFonts w:ascii="Times New Roman" w:eastAsia="Times New Roman" w:hAnsi="Times New Roman" w:cs="Times New Roman"/>
+                <w:sz w:val="28"/>
+                <w:szCs w:val="28"/>
+              </w:rPr>
+              <w:t>Firefox (Версия 152.0b10)</w:t>
+            </w:r>
+          </w:p>
+        </w:tc>
+        <w:tc>
+          <w:tcPr>
+            <w:tcW w:w="0" w:type="auto"/>
+            <w:shd w:val="clear" w:color="auto" w:fill="BFBFBF" w:themeFill="background1" w:themeFillShade="BF"/>
+          </w:tcPr>
+          <w:p>
+            <w:pPr>
+              <w:spacing w:after="160"/>
+              <w:jc w:val="both"/>
+              <w:rPr>
+                <w:rFonts w:ascii="Times New Roman" w:eastAsia="Times New Roman" w:hAnsi="Times New Roman" w:cs="Times New Roman"/>
+                <w:sz w:val="28"/>
+                <w:szCs w:val="28"/>
+              </w:rPr>
+            </w:pPr>
+            <w:r>
+              <w:rPr>
+                <w:rFonts w:ascii="Times New Roman" w:eastAsia="Times New Roman" w:hAnsi="Times New Roman" w:cs="Times New Roman"/>
+                <w:sz w:val="28"/>
+                <w:szCs w:val="28"/>
+              </w:rPr>
+              <w:t>148</w:t>
+            </w:r>
+          </w:p>
+        </w:tc>
+        <w:tc>
+          <w:tcPr>
+            <w:tcW w:w="0" w:type="auto"/>
+            <w:shd w:val="clear" w:color="auto" w:fill="BFBFBF" w:themeFill="background1" w:themeFillShade="BF"/>
+          </w:tcPr>
+          <w:p>
+            <w:pPr>
+              <w:spacing w:after="160"/>
+              <w:jc w:val="both"/>
+              <w:rPr>
+                <w:rFonts w:ascii="Times New Roman" w:eastAsia="Times New Roman" w:hAnsi="Times New Roman" w:cs="Times New Roman"/>
+                <w:sz w:val="28"/>
+                <w:szCs w:val="28"/>
+              </w:rPr>
+            </w:pPr>
+            <w:r>
+              <w:rPr>
+                <w:rFonts w:ascii="Times New Roman" w:eastAsia="Times New Roman" w:hAnsi="Times New Roman" w:cs="Times New Roman"/>
+                <w:sz w:val="28"/>
+                <w:szCs w:val="28"/>
+              </w:rPr>
+              <w:t>124</w:t>
+            </w:r>
+          </w:p>
+        </w:tc>
+        <w:tc>
+          <w:tcPr>
+            <w:tcW w:w="0" w:type="auto"/>
+            <w:shd w:val="clear" w:color="auto" w:fill="BFBFBF" w:themeFill="background1" w:themeFillShade="BF"/>
+          </w:tcPr>
+          <w:p>
+            <w:pPr>
+              <w:spacing w:after="160"/>
+              <w:jc w:val="both"/>
+              <w:rPr>
+                <w:rFonts w:ascii="Times New Roman" w:eastAsia="Times New Roman" w:hAnsi="Times New Roman" w:cs="Times New Roman"/>
+                <w:sz w:val="28"/>
+                <w:szCs w:val="28"/>
+              </w:rPr>
+            </w:pPr>
+            <w:r>
+              <w:rPr>
+                <w:rFonts w:ascii="Times New Roman" w:eastAsia="Times New Roman" w:hAnsi="Times New Roman" w:cs="Times New Roman"/>
+                <w:sz w:val="28"/>
+                <w:szCs w:val="28"/>
+                <w:lang w:val="ru-RU"/>
+              </w:rPr>
+              <w:t>24</w:t>
+            </w:r>
+            <w:r>
+              <w:rPr>
+                <w:rFonts w:ascii="Times New Roman" w:eastAsia="Times New Roman" w:hAnsi="Times New Roman" w:cs="Times New Roman"/>
+                <w:sz w:val="28"/>
+                <w:szCs w:val="28"/>
+                <w:lang w:val="ru-RU"/>
+              </w:rPr>
+              <w:t xml:space="preserve"> </w:t>
+            </w:r>
+            <w:r>
+              <w:rPr>
+                <w:rFonts w:ascii="Times New Roman" w:eastAsia="Times New Roman" w:hAnsi="Times New Roman" w:cs="Times New Roman"/>
+                <w:sz w:val="28"/>
+                <w:szCs w:val="28"/>
+                <w:lang w:val="en-US"/>
+              </w:rPr>
+              <w:t>(16,2 %)</w:t>
+            </w:r>
+          </w:p>
+        </w:tc>
+        <w:tc>
+          <w:tcPr>
+            <w:tcW w:w="0" w:type="auto"/>
+            <w:shd w:val="clear" w:color="auto" w:fill="BFBFBF" w:themeFill="background1" w:themeFillShade="BF"/>
+          </w:tcPr>
+          <w:p>
+            <w:pPr>
+              <w:spacing w:after="160"/>
+              <w:jc w:val="both"/>
+              <w:rPr>
+                <w:rFonts w:ascii="Times New Roman" w:eastAsia="Times New Roman" w:hAnsi="Times New Roman" w:cs="Times New Roman"/>
+                <w:sz w:val="28"/>
+                <w:szCs w:val="28"/>
+              </w:rPr>
+            </w:pPr>
+            <w:r>
+              <w:rPr>
+                <w:rFonts w:ascii="Times New Roman" w:eastAsia="Times New Roman" w:hAnsi="Times New Roman" w:cs="Times New Roman"/>
+                <w:sz w:val="28"/>
+                <w:szCs w:val="28"/>
+              </w:rPr>
+              <w:t>83,8%</w:t>
+            </w:r>
+          </w:p>
+        </w:tc>
+      </w:tr>
+      <w:tr>
+        <w:trPr>
+          <w:trHeight w:val="787"/>
+        </w:trPr>
+        <w:tc>
+          <w:tcPr>
+            <w:tcW w:w="0" w:type="auto"/>
+            <w:shd w:val="clear" w:color="auto" w:fill="FFFFFF"/>
+          </w:tcPr>
+          <w:p>
+            <w:pPr>
+              <w:spacing w:after="160"/>
+              <w:rPr>
+                <w:rFonts w:ascii="Times New Roman" w:eastAsia="Times New Roman" w:hAnsi="Times New Roman" w:cs="Times New Roman"/>
+                <w:sz w:val="28"/>
+                <w:szCs w:val="28"/>
+                <w:lang w:val="en-US"/>
+              </w:rPr>
+            </w:pPr>
+            <w:r>
+              <w:rPr>
+                <w:rFonts w:ascii="Times New Roman" w:eastAsia="Times New Roman" w:hAnsi="Times New Roman" w:cs="Times New Roman"/>
+                <w:sz w:val="28"/>
+                <w:szCs w:val="28"/>
+                <w:lang w:val="en-US"/>
+              </w:rPr>
+              <w:t>Y</w:t>
+            </w:r>
+            <w:r>
+              <w:rPr>
+                <w:rFonts w:ascii="Times New Roman" w:eastAsia="Times New Roman" w:hAnsi="Times New Roman" w:cs="Times New Roman"/>
+                <w:sz w:val="28"/>
+                <w:szCs w:val="28"/>
+              </w:rPr>
+              <w:t>andex Browser</w:t>
+            </w:r>
+            <w:r>
+              <w:rPr>
+                <w:rFonts w:ascii="Times New Roman" w:eastAsia="Times New Roman" w:hAnsi="Times New Roman" w:cs="Times New Roman"/>
+                <w:sz w:val="28"/>
+                <w:szCs w:val="28"/>
+                <w:lang w:val="en-US"/>
+              </w:rPr>
+              <w:t xml:space="preserve"> </w:t>
+            </w:r>
+            <w:r>
+              <w:rPr>
+                <w:rFonts w:ascii="Times New Roman" w:eastAsia="Times New Roman" w:hAnsi="Times New Roman" w:cs="Times New Roman"/>
+                <w:sz w:val="28"/>
+                <w:szCs w:val="28"/>
+                <w:lang w:val="en-US"/>
+              </w:rPr>
+              <w:t>(Версия 26.4.4.826 (64-bit)</w:t>
+            </w:r>
+          </w:p>
+        </w:tc>
+        <w:tc>
+          <w:tcPr>
+            <w:tcW w:w="0" w:type="auto"/>
+            <w:shd w:val="clear" w:color="auto" w:fill="FFFFFF"/>
+          </w:tcPr>
+          <w:p>
+            <w:pPr>
+              <w:spacing w:after="160"/>
+              <w:jc w:val="both"/>
+              <w:rPr>
+                <w:rFonts w:ascii="Times New Roman" w:eastAsia="Times New Roman" w:hAnsi="Times New Roman" w:cs="Times New Roman"/>
+                <w:sz w:val="28"/>
+                <w:szCs w:val="28"/>
+              </w:rPr>
+            </w:pPr>
+            <w:r>
+              <w:rPr>
+                <w:rFonts w:ascii="Times New Roman" w:eastAsia="Times New Roman" w:hAnsi="Times New Roman" w:cs="Times New Roman"/>
+                <w:sz w:val="28"/>
+                <w:szCs w:val="28"/>
+              </w:rPr>
+              <w:t>148</w:t>
+            </w:r>
+          </w:p>
+        </w:tc>
+        <w:tc>
+          <w:tcPr>
+            <w:tcW w:w="0" w:type="auto"/>
+            <w:shd w:val="clear" w:color="auto" w:fill="FFFFFF"/>
+          </w:tcPr>
+          <w:p>
+            <w:pPr>
+              <w:spacing w:after="160"/>
+              <w:jc w:val="both"/>
+              <w:rPr>
+                <w:rFonts w:ascii="Times New Roman" w:eastAsia="Times New Roman" w:hAnsi="Times New Roman" w:cs="Times New Roman"/>
+                <w:sz w:val="28"/>
+                <w:szCs w:val="28"/>
+              </w:rPr>
+            </w:pPr>
+            <w:r>
+              <w:rPr>
+                <w:rFonts w:ascii="Times New Roman" w:eastAsia="Times New Roman" w:hAnsi="Times New Roman" w:cs="Times New Roman"/>
+                <w:sz w:val="28"/>
+                <w:szCs w:val="28"/>
+              </w:rPr>
+              <w:t>124</w:t>
+            </w:r>
+          </w:p>
+        </w:tc>
+        <w:tc>
+          <w:tcPr>
+            <w:tcW w:w="0" w:type="auto"/>
+            <w:shd w:val="clear" w:color="auto" w:fill="FFFFFF"/>
+          </w:tcPr>
+          <w:p>
+            <w:pPr>
+              <w:spacing w:after="160"/>
+              <w:jc w:val="both"/>
+              <w:rPr>
+                <w:rFonts w:ascii="Times New Roman" w:eastAsia="Times New Roman" w:hAnsi="Times New Roman" w:cs="Times New Roman"/>
+                <w:sz w:val="28"/>
+                <w:szCs w:val="28"/>
+              </w:rPr>
+            </w:pPr>
+            <w:r>
+              <w:rPr>
+                <w:rFonts w:ascii="Times New Roman" w:eastAsia="Times New Roman" w:hAnsi="Times New Roman" w:cs="Times New Roman"/>
+                <w:sz w:val="28"/>
+                <w:szCs w:val="28"/>
+                <w:lang w:val="ru-RU"/>
+              </w:rPr>
+              <w:t>24</w:t>
+            </w:r>
+            <w:r>
+              <w:rPr>
+                <w:rFonts w:ascii="Times New Roman" w:eastAsia="Times New Roman" w:hAnsi="Times New Roman" w:cs="Times New Roman"/>
+                <w:sz w:val="28"/>
+                <w:szCs w:val="28"/>
+                <w:lang w:val="ru-RU"/>
+              </w:rPr>
+              <w:t xml:space="preserve"> </w:t>
+            </w:r>
+            <w:r>
+              <w:rPr>
+                <w:rFonts w:ascii="Times New Roman" w:eastAsia="Times New Roman" w:hAnsi="Times New Roman" w:cs="Times New Roman"/>
+                <w:sz w:val="28"/>
+                <w:szCs w:val="28"/>
+                <w:lang w:val="en-US"/>
+              </w:rPr>
+              <w:t>(16,2 %)</w:t>
+            </w:r>
+          </w:p>
+        </w:tc>
+        <w:tc>
+          <w:tcPr>
+            <w:tcW w:w="0" w:type="auto"/>
+            <w:shd w:val="clear" w:color="auto" w:fill="FFFFFF"/>
+          </w:tcPr>
+          <w:p>
+            <w:pPr>
+              <w:spacing w:after="160"/>
+              <w:jc w:val="both"/>
+              <w:rPr>
+                <w:rFonts w:ascii="Times New Roman" w:eastAsia="Times New Roman" w:hAnsi="Times New Roman" w:cs="Times New Roman"/>
+                <w:sz w:val="28"/>
+                <w:szCs w:val="28"/>
+              </w:rPr>
+            </w:pPr>
+            <w:r>
+              <w:rPr>
+                <w:rFonts w:ascii="Times New Roman" w:eastAsia="Times New Roman" w:hAnsi="Times New Roman" w:cs="Times New Roman"/>
+                <w:sz w:val="28"/>
+                <w:szCs w:val="28"/>
+              </w:rPr>
+              <w:t>83,8%</w:t>
+            </w:r>
+          </w:p>
+        </w:tc>
+      </w:tr>
+      <w:tr>
+        <w:trPr>
+          <w:trHeight w:val="472"/>
+        </w:trPr>
+        <w:tc>
+          <w:tcPr>
+            <w:tcW w:w="0" w:type="auto"/>
+            <w:shd w:val="clear" w:color="auto" w:fill="BFBFBF" w:themeFill="background1" w:themeFillShade="BF"/>
+          </w:tcPr>
+          <w:p>
+            <w:pPr>
+              <w:spacing w:after="160"/>
+              <w:jc w:val="both"/>
+              <w:rPr>
+                <w:rFonts w:ascii="Times New Roman" w:eastAsia="Times New Roman" w:hAnsi="Times New Roman" w:cs="Times New Roman"/>
+                <w:b/>
+                <w:bCs/>
+                <w:sz w:val="28"/>
+                <w:szCs w:val="28"/>
+                <w:lang w:val="ru-RU"/>
+              </w:rPr>
+            </w:pPr>
+            <w:r>
+              <w:rPr>
+                <w:rFonts w:ascii="Times New Roman" w:eastAsia="Times New Roman" w:hAnsi="Times New Roman" w:cs="Times New Roman"/>
+                <w:sz w:val="28"/>
+                <w:szCs w:val="28"/>
+              </w:rPr>
+              <w:t>Итого:</w:t>
+            </w:r>
+          </w:p>
+        </w:tc>
+        <w:tc>
+          <w:tcPr>
+            <w:tcW w:w="0" w:type="auto"/>
+            <w:shd w:val="clear" w:color="auto" w:fill="BFBFBF" w:themeFill="background1" w:themeFillShade="BF"/>
+          </w:tcPr>
+          <w:p>
+            <w:pPr>
+              <w:spacing w:after="160"/>
+              <w:jc w:val="both"/>
+              <w:rPr>
+                <w:rFonts w:ascii="Times New Roman" w:eastAsia="Times New Roman" w:hAnsi="Times New Roman" w:cs="Times New Roman"/>
+                <w:sz w:val="28"/>
+                <w:szCs w:val="28"/>
+                <w:lang w:val="ru-RU"/>
+              </w:rPr>
+            </w:pPr>
+            <w:r>
+              <w:rPr>
+                <w:rFonts w:ascii="Times New Roman" w:eastAsia="Times New Roman" w:hAnsi="Times New Roman" w:cs="Times New Roman"/>
+                <w:sz w:val="28"/>
+                <w:szCs w:val="28"/>
+              </w:rPr>
+              <w:t>444</w:t>
+            </w:r>
+          </w:p>
+        </w:tc>
+        <w:tc>
+          <w:tcPr>
+            <w:tcW w:w="0" w:type="auto"/>
+            <w:shd w:val="clear" w:color="auto" w:fill="BFBFBF" w:themeFill="background1" w:themeFillShade="BF"/>
+          </w:tcPr>
+          <w:p>
+            <w:pPr>
+              <w:spacing w:after="160"/>
+              <w:jc w:val="both"/>
+              <w:rPr>
+                <w:rFonts w:ascii="Times New Roman" w:eastAsia="Times New Roman" w:hAnsi="Times New Roman" w:cs="Times New Roman"/>
+                <w:sz w:val="28"/>
+                <w:szCs w:val="28"/>
+                <w:lang w:val="en-US"/>
+              </w:rPr>
+            </w:pPr>
+            <w:r>
+              <w:rPr>
+                <w:rFonts w:ascii="Times New Roman" w:eastAsia="Times New Roman" w:hAnsi="Times New Roman" w:cs="Times New Roman"/>
+                <w:sz w:val="28"/>
+                <w:szCs w:val="28"/>
+              </w:rPr>
+              <w:t>3</w:t>
+            </w:r>
+            <w:r>
+              <w:rPr>
+                <w:rFonts w:ascii="Times New Roman" w:eastAsia="Times New Roman" w:hAnsi="Times New Roman" w:cs="Times New Roman"/>
+                <w:sz w:val="28"/>
+                <w:szCs w:val="28"/>
+                <w:lang w:val="en-US"/>
+              </w:rPr>
+              <w:t>72</w:t>
+            </w:r>
+          </w:p>
+        </w:tc>
+        <w:tc>
+          <w:tcPr>
+            <w:tcW w:w="0" w:type="auto"/>
+            <w:shd w:val="clear" w:color="auto" w:fill="BFBFBF" w:themeFill="background1" w:themeFillShade="BF"/>
+          </w:tcPr>
+          <w:p>
+            <w:pPr>
+              <w:spacing w:after="160"/>
+              <w:jc w:val="both"/>
+              <w:rPr>
+                <w:rFonts w:ascii="Times New Roman" w:eastAsia="Times New Roman" w:hAnsi="Times New Roman" w:cs="Times New Roman"/>
+                <w:sz w:val="28"/>
+                <w:szCs w:val="28"/>
+                <w:lang w:val="ru-RU"/>
+              </w:rPr>
+            </w:pPr>
+            <w:r>
+              <w:rPr>
+                <w:rFonts w:ascii="Times New Roman" w:eastAsia="Times New Roman" w:hAnsi="Times New Roman" w:cs="Times New Roman"/>
+                <w:sz w:val="28"/>
+                <w:szCs w:val="28"/>
+              </w:rPr>
+              <w:t>72</w:t>
+            </w:r>
+            <w:r>
+              <w:rPr>
+                <w:rFonts w:ascii="Times New Roman" w:eastAsia="Times New Roman" w:hAnsi="Times New Roman" w:cs="Times New Roman"/>
+                <w:sz w:val="28"/>
+                <w:szCs w:val="28"/>
+                <w:lang w:val="en-US"/>
+              </w:rPr>
+              <w:t xml:space="preserve"> (16,2 %)</w:t>
+            </w:r>
+          </w:p>
+        </w:tc>
+        <w:tc>
+          <w:tcPr>
+            <w:tcW w:w="0" w:type="auto"/>
+            <w:shd w:val="clear" w:color="auto" w:fill="BFBFBF" w:themeFill="background1" w:themeFillShade="BF"/>
+          </w:tcPr>
+          <w:p>
+            <w:pPr>
+              <w:spacing w:after="160"/>
+              <w:jc w:val="both"/>
+              <w:rPr>
+                <w:rFonts w:ascii="Times New Roman" w:eastAsia="Times New Roman" w:hAnsi="Times New Roman" w:cs="Times New Roman"/>
+                <w:sz w:val="28"/>
+                <w:szCs w:val="28"/>
+                <w:lang w:val="ru-RU"/>
+              </w:rPr>
+            </w:pPr>
+            <w:r>
+              <w:rPr>
+                <w:rFonts w:ascii="Times New Roman" w:eastAsia="Times New Roman" w:hAnsi="Times New Roman" w:cs="Times New Roman"/>
+                <w:sz w:val="28"/>
+                <w:szCs w:val="28"/>
+              </w:rPr>
+              <w:t>8</w:t>
+            </w:r>
+            <w:r>
+              <w:rPr>
+                <w:rFonts w:ascii="Times New Roman" w:eastAsia="Times New Roman" w:hAnsi="Times New Roman" w:cs="Times New Roman"/>
+                <w:sz w:val="28"/>
+                <w:szCs w:val="28"/>
+                <w:lang w:val="en-US"/>
+              </w:rPr>
+              <w:t>3</w:t>
+            </w:r>
+            <w:r>
+              <w:rPr>
+                <w:rFonts w:ascii="Times New Roman" w:eastAsia="Times New Roman" w:hAnsi="Times New Roman" w:cs="Times New Roman"/>
+                <w:sz w:val="28"/>
+                <w:szCs w:val="28"/>
+              </w:rPr>
+              <w:t>,</w:t>
+            </w:r>
+            <w:r>
+              <w:rPr>
+                <w:rFonts w:ascii="Times New Roman" w:eastAsia="Times New Roman" w:hAnsi="Times New Roman" w:cs="Times New Roman"/>
+                <w:sz w:val="28"/>
+                <w:szCs w:val="28"/>
+                <w:lang w:val="en-US"/>
+              </w:rPr>
+              <w:t>8</w:t>
+            </w:r>
+            <w:r>
+              <w:rPr>
+                <w:rFonts w:ascii="Times New Roman" w:eastAsia="Times New Roman" w:hAnsi="Times New Roman" w:cs="Times New Roman"/>
+                <w:sz w:val="28"/>
+                <w:szCs w:val="28"/>
+              </w:rPr>
+              <w:t>%</w:t>
+            </w:r>
+          </w:p>
+        </w:tc>
+      </w:tr>
+    </w:tbl>
+    <w:p>
+      <w:pPr>
+        <w:shd w:val="clear" w:color="auto" w:fill="FFFFFF"/>
+        <w:spacing w:after="160"/>
+        <w:jc w:val="both"/>
         <w:rPr>
           <w:rFonts w:ascii="Times New Roman" w:eastAsia="Times New Roman" w:hAnsi="Times New Roman" w:cs="Times New Roman"/>
           <w:b/>
           <w:bCs/>
           <w:sz w:val="28"/>
           <w:szCs w:val="28"/>
-        </w:rPr>
-        <w:t>Failed (С ошибкой):</w:t>
-      </w:r>
-      <w:r>
-        <w:rPr>
-          <w:rFonts w:ascii="Times New Roman" w:eastAsia="Times New Roman" w:hAnsi="Times New Roman" w:cs="Times New Roman"/>
-          <w:b/>
-          <w:bCs/>
-          <w:sz w:val="28"/>
-          <w:szCs w:val="28"/>
-          <w:lang w:val="ru-RU"/>
-        </w:rPr>
-        <w:t xml:space="preserve"> </w:t>
-      </w:r>
-      <w:r>
-        <w:rPr>
-          <w:rFonts w:ascii="Times New Roman" w:eastAsia="Times New Roman" w:hAnsi="Times New Roman" w:cs="Times New Roman"/>
-          <w:b/>
-          <w:bCs/>
-          <w:sz w:val="28"/>
-          <w:szCs w:val="28"/>
-          <w:lang w:val="ru-RU"/>
-        </w:rPr>
-        <w:t>24-</w:t>
-      </w:r>
-      <w:r>
-        <w:rPr>
-          <w:rFonts w:ascii="Times New Roman" w:eastAsia="Times New Roman" w:hAnsi="Times New Roman" w:cs="Times New Roman"/>
-          <w:sz w:val="28"/>
-          <w:szCs w:val="28"/>
-        </w:rPr>
-        <w:t xml:space="preserve"> </w:t>
-      </w:r>
-      <w:r>
-        <w:rPr>
-          <w:rFonts w:ascii="Times New Roman" w:eastAsia="Times New Roman" w:hAnsi="Times New Roman" w:cs="Times New Roman"/>
-          <w:b/>
-          <w:bCs/>
-          <w:sz w:val="28"/>
-          <w:szCs w:val="28"/>
-        </w:rPr>
-        <w:t>16.2%</w:t>
-      </w:r>
+          <w:lang w:val="ru-RU"/>
+        </w:rPr>
+      </w:pPr>
     </w:p>
     <w:p>
       <w:pPr>
@@ -1947,56 +2736,37 @@
         <w:jc w:val="both"/>
         <w:rPr>
           <w:rFonts w:ascii="Times New Roman" w:eastAsia="Times New Roman" w:hAnsi="Times New Roman" w:cs="Times New Roman"/>
-          <w:b/>
-          <w:bCs/>
-          <w:sz w:val="28"/>
-          <w:szCs w:val="28"/>
-        </w:rPr>
-      </w:pPr>
-      <w:r>
-        <w:rPr>
-          <w:rFonts w:ascii="Times New Roman" w:eastAsia="Times New Roman" w:hAnsi="Times New Roman" w:cs="Times New Roman"/>
-          <w:b/>
-          <w:bCs/>
-          <w:noProof/>
-          <w:sz w:val="28"/>
-          <w:szCs w:val="28"/>
-        </w:rPr>
-        <w:drawing>
-          <wp:inline distT="0" distB="0" distL="0" distR="0" wp14:anchorId="0C5E6404" wp14:editId="5C3F13B7">
-            <wp:extent cx="5676900" cy="2533241"/>
-            <wp:effectExtent l="0" t="0" r="0" b="635"/>
-            <wp:docPr id="749212660" name="Рисунок 1"/>
-            <wp:cNvGraphicFramePr>
-              <a:graphicFrameLocks xmlns:a="http://schemas.openxmlformats.org/drawingml/2006/main" noChangeAspect="1"/>
-            </wp:cNvGraphicFramePr>
-            <a:graphic xmlns:a="http://schemas.openxmlformats.org/drawingml/2006/main">
-              <a:graphicData uri="http://schemas.openxmlformats.org/drawingml/2006/picture">
-                <pic:pic xmlns:pic="http://schemas.openxmlformats.org/drawingml/2006/picture">
-                  <pic:nvPicPr>
-                    <pic:cNvPr id="749212660" name=""/>
-                    <pic:cNvPicPr/>
-                  </pic:nvPicPr>
-                  <pic:blipFill>
-                    <a:blip r:embed="rId8"/>
-                    <a:stretch>
-                      <a:fillRect/>
-                    </a:stretch>
-                  </pic:blipFill>
-                  <pic:spPr>
-                    <a:xfrm>
-                      <a:off x="0" y="0"/>
-                      <a:ext cx="5729233" cy="2556594"/>
-                    </a:xfrm>
-                    <a:prstGeom prst="rect">
-                      <a:avLst/>
-                    </a:prstGeom>
-                  </pic:spPr>
-                </pic:pic>
-              </a:graphicData>
-            </a:graphic>
-          </wp:inline>
-        </w:drawing>
+          <w:sz w:val="28"/>
+          <w:szCs w:val="28"/>
+          <w:lang w:val="ru-RU"/>
+        </w:rPr>
+      </w:pPr>
+      <w:r>
+        <w:rPr>
+          <w:rFonts w:ascii="Times New Roman" w:eastAsia="Times New Roman" w:hAnsi="Times New Roman" w:cs="Times New Roman"/>
+          <w:sz w:val="28"/>
+          <w:szCs w:val="28"/>
+          <w:lang w:val="ru-RU"/>
+        </w:rPr>
+        <w:t xml:space="preserve">В ходе кроссбраузерного тестирования установлено, что все выявленные дефекты носят системный характер и воспроизводятся во всех </w:t>
+      </w:r>
+      <w:r>
+        <w:rPr>
+          <w:rFonts w:ascii="Times New Roman" w:eastAsia="Times New Roman" w:hAnsi="Times New Roman" w:cs="Times New Roman"/>
+          <w:sz w:val="28"/>
+          <w:szCs w:val="28"/>
+          <w:lang w:val="ru-RU"/>
+        </w:rPr>
+        <w:t>трёх</w:t>
+      </w:r>
+      <w:r>
+        <w:rPr>
+          <w:rFonts w:ascii="Times New Roman" w:eastAsia="Times New Roman" w:hAnsi="Times New Roman" w:cs="Times New Roman"/>
+          <w:sz w:val="28"/>
+          <w:szCs w:val="28"/>
+          <w:lang w:val="ru-RU"/>
+        </w:rPr>
+        <w:t xml:space="preserve"> целевых браузерах. Ошибок, специфичных для отдельных браузерных движков, не обнаружено. Это указывает на связь дефектов с общей логикой работы интерфейса и серверной части сайта, а не с особенностями рендеринга.</w:t>
       </w:r>
     </w:p>
     <w:p>
@@ -2007,79 +2777,13 @@
         <w:jc w:val="both"/>
         <w:rPr>
           <w:rFonts w:ascii="Times New Roman" w:eastAsia="Times New Roman" w:hAnsi="Times New Roman" w:cs="Times New Roman"/>
-          <w:sz w:val="28"/>
-          <w:szCs w:val="28"/>
-          <w:lang w:val="ru-RU"/>
-        </w:rPr>
-      </w:pPr>
-      <w:r>
-        <w:rPr>
-          <w:rFonts w:ascii="Times New Roman" w:eastAsia="Times New Roman" w:hAnsi="Times New Roman" w:cs="Times New Roman"/>
-          <w:sz w:val="28"/>
-          <w:szCs w:val="28"/>
-          <w:lang w:val="ru-RU"/>
-        </w:rPr>
-        <w:t>Общее число проверок</w:t>
-      </w:r>
-      <w:r>
-        <w:rPr>
-          <w:rFonts w:ascii="Times New Roman" w:eastAsia="Times New Roman" w:hAnsi="Times New Roman" w:cs="Times New Roman"/>
-          <w:sz w:val="28"/>
-          <w:szCs w:val="28"/>
-        </w:rPr>
-        <w:t xml:space="preserve"> в браузере Mozilla FireFox </w:t>
-      </w:r>
-      <w:r>
-        <w:rPr>
-          <w:rFonts w:ascii="Times New Roman" w:eastAsia="Times New Roman" w:hAnsi="Times New Roman" w:cs="Times New Roman"/>
-          <w:sz w:val="28"/>
-          <w:szCs w:val="28"/>
-        </w:rPr>
-        <w:t>(Версия 152.0b10, 64-разрядный)</w:t>
-      </w:r>
-      <w:r>
-        <w:rPr>
-          <w:rFonts w:ascii="Times New Roman" w:eastAsia="Times New Roman" w:hAnsi="Times New Roman" w:cs="Times New Roman"/>
-          <w:sz w:val="28"/>
-          <w:szCs w:val="28"/>
-          <w:lang w:val="ru-RU"/>
-        </w:rPr>
-        <w:t xml:space="preserve"> </w:t>
-      </w:r>
-      <w:r>
-        <w:rPr>
-          <w:rFonts w:ascii="Times New Roman" w:eastAsia="Times New Roman" w:hAnsi="Times New Roman" w:cs="Times New Roman"/>
-          <w:sz w:val="28"/>
-          <w:szCs w:val="28"/>
-        </w:rPr>
-        <w:t xml:space="preserve">было выполнено </w:t>
-      </w:r>
-      <w:r>
-        <w:rPr>
-          <w:rFonts w:ascii="Times New Roman" w:eastAsia="Times New Roman" w:hAnsi="Times New Roman" w:cs="Times New Roman"/>
-          <w:sz w:val="28"/>
-          <w:szCs w:val="28"/>
-          <w:lang w:val="ru-RU"/>
-        </w:rPr>
-        <w:t>148</w:t>
-      </w:r>
-      <w:r>
-        <w:rPr>
-          <w:rFonts w:ascii="Times New Roman" w:eastAsia="Times New Roman" w:hAnsi="Times New Roman" w:cs="Times New Roman"/>
-          <w:sz w:val="28"/>
-          <w:szCs w:val="28"/>
-        </w:rPr>
-        <w:t xml:space="preserve"> проверок</w:t>
-      </w:r>
-      <w:r>
-        <w:rPr>
-          <w:rFonts w:ascii="Times New Roman" w:eastAsia="Times New Roman" w:hAnsi="Times New Roman" w:cs="Times New Roman"/>
-          <w:sz w:val="28"/>
-          <w:szCs w:val="28"/>
-          <w:lang w:val="ru-RU"/>
-        </w:rPr>
-        <w:t>.</w:t>
-      </w:r>
+          <w:b/>
+          <w:bCs/>
+          <w:sz w:val="28"/>
+          <w:szCs w:val="28"/>
+          <w:lang w:val="ru-RU"/>
+        </w:rPr>
+      </w:pPr>
     </w:p>
     <w:p>
       <w:pPr>
@@ -2089,20 +2793,13 @@
         <w:jc w:val="both"/>
         <w:rPr>
           <w:rFonts w:ascii="Times New Roman" w:eastAsia="Times New Roman" w:hAnsi="Times New Roman" w:cs="Times New Roman"/>
-          <w:sz w:val="28"/>
-          <w:szCs w:val="28"/>
-        </w:rPr>
-      </w:pPr>
-      <w:r>
-        <w:rPr>
-          <w:rFonts w:ascii="Times New Roman" w:eastAsia="Times New Roman" w:hAnsi="Times New Roman" w:cs="Times New Roman"/>
           <w:b/>
           <w:bCs/>
           <w:sz w:val="28"/>
           <w:szCs w:val="28"/>
-        </w:rPr>
-        <w:t>Passed (Успешно):</w:t>
-      </w:r>
+          <w:lang w:val="ru-RU"/>
+        </w:rPr>
+      </w:pPr>
       <w:r>
         <w:rPr>
           <w:rFonts w:ascii="Times New Roman" w:eastAsia="Times New Roman" w:hAnsi="Times New Roman" w:cs="Times New Roman"/>
@@ -2110,17 +2807,9 @@
           <w:bCs/>
           <w:sz w:val="28"/>
           <w:szCs w:val="28"/>
-          <w:lang w:val="ru-RU"/>
-        </w:rPr>
-        <w:t>124 -</w:t>
-      </w:r>
-      <w:r>
-        <w:rPr>
-          <w:rFonts w:ascii="Times New Roman" w:eastAsia="Times New Roman" w:hAnsi="Times New Roman" w:cs="Times New Roman"/>
-          <w:sz w:val="28"/>
-          <w:szCs w:val="28"/>
-        </w:rPr>
-        <w:t xml:space="preserve"> </w:t>
+        </w:rPr>
+        <w:lastRenderedPageBreak/>
+        <w:t xml:space="preserve">3. </w:t>
       </w:r>
       <w:r>
         <w:rPr>
@@ -2130,24 +2819,73 @@
           <w:sz w:val="28"/>
           <w:szCs w:val="28"/>
         </w:rPr>
-        <w:t>83.8%</w:t>
-      </w:r>
-    </w:p>
-    <w:p>
-      <w:pPr>
-        <w:shd w:val="clear" w:color="auto" w:fill="FFFFFF"/>
+        <w:t>Проверка производительности и отказоустойчивости (Нагрузочное тестирование)</w:t>
+      </w:r>
+    </w:p>
+    <w:p>
+      <w:pPr>
         <w:spacing w:after="160"/>
-        <w:ind w:firstLine="283"/>
-        <w:jc w:val="both"/>
+        <w:rPr>
+          <w:rFonts w:ascii="Times New Roman" w:eastAsia="Times New Roman" w:hAnsi="Times New Roman" w:cs="Times New Roman"/>
+          <w:sz w:val="28"/>
+          <w:szCs w:val="28"/>
+          <w:lang w:val="ru-RU"/>
+        </w:rPr>
+      </w:pPr>
+      <w:r>
         <w:rPr>
           <w:rFonts w:ascii="Times New Roman" w:eastAsia="Times New Roman" w:hAnsi="Times New Roman" w:cs="Times New Roman"/>
           <w:b/>
           <w:bCs/>
           <w:sz w:val="28"/>
           <w:szCs w:val="28"/>
-          <w:lang w:val="ru-RU"/>
-        </w:rPr>
-      </w:pPr>
+        </w:rPr>
+        <w:t>Цель тестирования:</w:t>
+      </w:r>
+      <w:r>
+        <w:rPr>
+          <w:rFonts w:ascii="Times New Roman" w:eastAsia="Times New Roman" w:hAnsi="Times New Roman" w:cs="Times New Roman"/>
+          <w:sz w:val="28"/>
+          <w:szCs w:val="28"/>
+        </w:rPr>
+        <w:t xml:space="preserve"> </w:t>
+      </w:r>
+      <w:r>
+        <w:rPr>
+          <w:rFonts w:ascii="Times New Roman" w:eastAsia="Times New Roman" w:hAnsi="Times New Roman" w:cs="Times New Roman"/>
+          <w:sz w:val="28"/>
+          <w:szCs w:val="28"/>
+        </w:rPr>
+        <w:t>Оценить стабильность работы, отказоустойчивость и пропускную способность веб-ресурса «steiks.ru» при ступенчатом масштабировании одновременной пользовательской нагрузки.</w:t>
+      </w:r>
+    </w:p>
+    <w:p>
+      <w:pPr>
+        <w:spacing w:after="160"/>
+        <w:rPr>
+          <w:rFonts w:ascii="Times New Roman" w:eastAsia="Times New Roman" w:hAnsi="Times New Roman" w:cs="Times New Roman"/>
+          <w:sz w:val="28"/>
+          <w:szCs w:val="28"/>
+          <w:lang w:val="ru-RU"/>
+        </w:rPr>
+      </w:pPr>
+      <w:r>
+        <w:rPr>
+          <w:rFonts w:ascii="Times New Roman" w:eastAsia="Times New Roman" w:hAnsi="Times New Roman" w:cs="Times New Roman"/>
+          <w:sz w:val="28"/>
+          <w:szCs w:val="28"/>
+          <w:lang w:val="ru-RU"/>
+        </w:rPr>
+        <w:tab/>
+      </w:r>
+      <w:r>
+        <w:rPr>
+          <w:rFonts w:ascii="Times New Roman" w:eastAsia="Times New Roman" w:hAnsi="Times New Roman" w:cs="Times New Roman"/>
+          <w:sz w:val="28"/>
+          <w:szCs w:val="28"/>
+        </w:rPr>
+        <w:t xml:space="preserve">В рамках комплексного контроля качества было проведено ступенчатое нагрузочное стресс-тестирование серверной инфраструктуры в среде фреймворка </w:t>
+      </w:r>
       <w:r>
         <w:rPr>
           <w:rFonts w:ascii="Times New Roman" w:eastAsia="Times New Roman" w:hAnsi="Times New Roman" w:cs="Times New Roman"/>
@@ -2156,581 +2894,15 @@
           <w:sz w:val="28"/>
           <w:szCs w:val="28"/>
         </w:rPr>
-        <w:t>Failed (С ошибкой):</w:t>
-      </w:r>
-      <w:r>
-        <w:rPr>
-          <w:rFonts w:ascii="Times New Roman" w:eastAsia="Times New Roman" w:hAnsi="Times New Roman" w:cs="Times New Roman"/>
-          <w:b/>
-          <w:bCs/>
-          <w:sz w:val="28"/>
-          <w:szCs w:val="28"/>
-          <w:lang w:val="ru-RU"/>
-        </w:rPr>
-        <w:t>24-</w:t>
-      </w:r>
-      <w:r>
-        <w:rPr>
-          <w:rFonts w:ascii="Times New Roman" w:eastAsia="Times New Roman" w:hAnsi="Times New Roman" w:cs="Times New Roman"/>
-          <w:sz w:val="28"/>
-          <w:szCs w:val="28"/>
-        </w:rPr>
-        <w:t xml:space="preserve"> </w:t>
-      </w:r>
-      <w:r>
-        <w:rPr>
-          <w:rFonts w:ascii="Times New Roman" w:eastAsia="Times New Roman" w:hAnsi="Times New Roman" w:cs="Times New Roman"/>
-          <w:b/>
-          <w:bCs/>
-          <w:sz w:val="28"/>
-          <w:szCs w:val="28"/>
-        </w:rPr>
-        <w:t>16.2%</w:t>
-      </w:r>
-    </w:p>
-    <w:p>
-      <w:pPr>
-        <w:shd w:val="clear" w:color="auto" w:fill="FFFFFF"/>
-        <w:spacing w:after="160"/>
-        <w:ind w:firstLine="283"/>
-        <w:jc w:val="both"/>
-        <w:rPr>
-          <w:rFonts w:ascii="Times New Roman" w:eastAsia="Times New Roman" w:hAnsi="Times New Roman" w:cs="Times New Roman"/>
-          <w:sz w:val="28"/>
-          <w:szCs w:val="28"/>
-          <w:lang w:val="ru-RU"/>
-        </w:rPr>
-      </w:pPr>
-      <w:r>
-        <w:rPr>
-          <w:rFonts w:ascii="Times New Roman" w:eastAsia="Times New Roman" w:hAnsi="Times New Roman" w:cs="Times New Roman"/>
-          <w:noProof/>
-          <w:sz w:val="28"/>
-          <w:szCs w:val="28"/>
-          <w:lang w:val="ru-RU"/>
-        </w:rPr>
-        <w:drawing>
-          <wp:inline distT="0" distB="0" distL="0" distR="0" wp14:anchorId="1B0E6249" wp14:editId="2DA4F3AB">
-            <wp:extent cx="5676900" cy="2667000"/>
-            <wp:effectExtent l="0" t="0" r="0" b="0"/>
-            <wp:docPr id="1053153277" name="Рисунок 1"/>
-            <wp:cNvGraphicFramePr>
-              <a:graphicFrameLocks xmlns:a="http://schemas.openxmlformats.org/drawingml/2006/main" noChangeAspect="1"/>
-            </wp:cNvGraphicFramePr>
-            <a:graphic xmlns:a="http://schemas.openxmlformats.org/drawingml/2006/main">
-              <a:graphicData uri="http://schemas.openxmlformats.org/drawingml/2006/picture">
-                <pic:pic xmlns:pic="http://schemas.openxmlformats.org/drawingml/2006/picture">
-                  <pic:nvPicPr>
-                    <pic:cNvPr id="1053153277" name=""/>
-                    <pic:cNvPicPr/>
-                  </pic:nvPicPr>
-                  <pic:blipFill>
-                    <a:blip r:embed="rId9"/>
-                    <a:stretch>
-                      <a:fillRect/>
-                    </a:stretch>
-                  </pic:blipFill>
-                  <pic:spPr>
-                    <a:xfrm>
-                      <a:off x="0" y="0"/>
-                      <a:ext cx="5683225" cy="2669971"/>
-                    </a:xfrm>
-                    <a:prstGeom prst="rect">
-                      <a:avLst/>
-                    </a:prstGeom>
-                  </pic:spPr>
-                </pic:pic>
-              </a:graphicData>
-            </a:graphic>
-          </wp:inline>
-        </w:drawing>
-      </w:r>
-    </w:p>
-    <w:p>
-      <w:pPr>
-        <w:shd w:val="clear" w:color="auto" w:fill="FFFFFF"/>
-        <w:spacing w:after="160"/>
-        <w:ind w:firstLine="283"/>
-        <w:jc w:val="both"/>
-        <w:rPr>
-          <w:rFonts w:ascii="Times New Roman" w:eastAsia="Times New Roman" w:hAnsi="Times New Roman" w:cs="Times New Roman"/>
-          <w:b/>
-          <w:bCs/>
-          <w:sz w:val="28"/>
-          <w:szCs w:val="28"/>
-        </w:rPr>
-      </w:pPr>
-    </w:p>
-    <w:p>
-      <w:pPr>
-        <w:shd w:val="clear" w:color="auto" w:fill="FFFFFF"/>
-        <w:spacing w:after="160"/>
-        <w:ind w:firstLine="283"/>
-        <w:jc w:val="both"/>
-        <w:rPr>
-          <w:rFonts w:ascii="Times New Roman" w:eastAsia="Times New Roman" w:hAnsi="Times New Roman" w:cs="Times New Roman"/>
-          <w:sz w:val="28"/>
-          <w:szCs w:val="28"/>
-          <w:lang w:val="ru-RU"/>
-        </w:rPr>
-      </w:pPr>
-      <w:r>
-        <w:rPr>
-          <w:rFonts w:ascii="Times New Roman" w:eastAsia="Times New Roman" w:hAnsi="Times New Roman" w:cs="Times New Roman"/>
-          <w:sz w:val="28"/>
-          <w:szCs w:val="28"/>
-          <w:lang w:val="ru-RU"/>
-        </w:rPr>
-        <w:t>Общее число проверок</w:t>
-      </w:r>
-      <w:r>
-        <w:rPr>
-          <w:rFonts w:ascii="Times New Roman" w:eastAsia="Times New Roman" w:hAnsi="Times New Roman" w:cs="Times New Roman"/>
-          <w:sz w:val="28"/>
-          <w:szCs w:val="28"/>
-        </w:rPr>
-        <w:t xml:space="preserve"> в браузере Yandex (Версия: 26.3.2</w:t>
-      </w:r>
-      <w:r>
-        <w:rPr>
-          <w:rFonts w:ascii="Times New Roman" w:eastAsia="Times New Roman" w:hAnsi="Times New Roman" w:cs="Times New Roman"/>
-          <w:sz w:val="28"/>
-          <w:szCs w:val="28"/>
-          <w:lang w:val="ru-RU"/>
-        </w:rPr>
-        <w:t xml:space="preserve"> 64-bit</w:t>
-      </w:r>
-      <w:r>
-        <w:rPr>
-          <w:rFonts w:ascii="Times New Roman" w:eastAsia="Times New Roman" w:hAnsi="Times New Roman" w:cs="Times New Roman"/>
-          <w:sz w:val="28"/>
-          <w:szCs w:val="28"/>
-        </w:rPr>
-        <w:t xml:space="preserve">) было выполнено </w:t>
-      </w:r>
-      <w:r>
-        <w:rPr>
-          <w:rFonts w:ascii="Times New Roman" w:eastAsia="Times New Roman" w:hAnsi="Times New Roman" w:cs="Times New Roman"/>
-          <w:sz w:val="28"/>
-          <w:szCs w:val="28"/>
-          <w:lang w:val="ru-RU"/>
-        </w:rPr>
-        <w:t>148</w:t>
-      </w:r>
-      <w:r>
-        <w:rPr>
-          <w:rFonts w:ascii="Times New Roman" w:eastAsia="Times New Roman" w:hAnsi="Times New Roman" w:cs="Times New Roman"/>
-          <w:sz w:val="28"/>
-          <w:szCs w:val="28"/>
-        </w:rPr>
-        <w:t xml:space="preserve"> проверок</w:t>
-      </w:r>
-      <w:r>
-        <w:rPr>
-          <w:rFonts w:ascii="Times New Roman" w:eastAsia="Times New Roman" w:hAnsi="Times New Roman" w:cs="Times New Roman"/>
-          <w:sz w:val="28"/>
-          <w:szCs w:val="28"/>
-          <w:lang w:val="ru-RU"/>
-        </w:rPr>
-        <w:t>.</w:t>
-      </w:r>
-    </w:p>
-    <w:p>
-      <w:pPr>
-        <w:shd w:val="clear" w:color="auto" w:fill="FFFFFF"/>
-        <w:spacing w:after="160"/>
-        <w:ind w:firstLine="283"/>
-        <w:jc w:val="both"/>
-        <w:rPr>
-          <w:rFonts w:ascii="Times New Roman" w:eastAsia="Times New Roman" w:hAnsi="Times New Roman" w:cs="Times New Roman"/>
-          <w:sz w:val="28"/>
-          <w:szCs w:val="28"/>
-        </w:rPr>
-      </w:pPr>
-      <w:r>
-        <w:rPr>
-          <w:rFonts w:ascii="Times New Roman" w:eastAsia="Times New Roman" w:hAnsi="Times New Roman" w:cs="Times New Roman"/>
-          <w:b/>
-          <w:bCs/>
-          <w:sz w:val="28"/>
-          <w:szCs w:val="28"/>
-        </w:rPr>
-        <w:t>Passed (Успешно):</w:t>
-      </w:r>
-      <w:r>
-        <w:rPr>
-          <w:rFonts w:ascii="Times New Roman" w:eastAsia="Times New Roman" w:hAnsi="Times New Roman" w:cs="Times New Roman"/>
-          <w:b/>
-          <w:bCs/>
-          <w:sz w:val="28"/>
-          <w:szCs w:val="28"/>
-          <w:lang w:val="ru-RU"/>
-        </w:rPr>
-        <w:t>124 -</w:t>
-      </w:r>
-      <w:r>
-        <w:rPr>
-          <w:rFonts w:ascii="Times New Roman" w:eastAsia="Times New Roman" w:hAnsi="Times New Roman" w:cs="Times New Roman"/>
-          <w:sz w:val="28"/>
-          <w:szCs w:val="28"/>
-        </w:rPr>
-        <w:t xml:space="preserve"> </w:t>
-      </w:r>
-      <w:r>
-        <w:rPr>
-          <w:rFonts w:ascii="Times New Roman" w:eastAsia="Times New Roman" w:hAnsi="Times New Roman" w:cs="Times New Roman"/>
-          <w:b/>
-          <w:bCs/>
-          <w:sz w:val="28"/>
-          <w:szCs w:val="28"/>
-        </w:rPr>
-        <w:t>83.8%</w:t>
-      </w:r>
-    </w:p>
-    <w:p>
-      <w:pPr>
-        <w:shd w:val="clear" w:color="auto" w:fill="FFFFFF"/>
-        <w:spacing w:after="160"/>
-        <w:ind w:firstLine="283"/>
-        <w:jc w:val="both"/>
-        <w:rPr>
-          <w:rFonts w:ascii="Times New Roman" w:eastAsia="Times New Roman" w:hAnsi="Times New Roman" w:cs="Times New Roman"/>
-          <w:b/>
-          <w:bCs/>
-          <w:sz w:val="28"/>
-          <w:szCs w:val="28"/>
-          <w:lang w:val="ru-RU"/>
-        </w:rPr>
-      </w:pPr>
-      <w:r>
-        <w:rPr>
-          <w:rFonts w:ascii="Times New Roman" w:eastAsia="Times New Roman" w:hAnsi="Times New Roman" w:cs="Times New Roman"/>
-          <w:b/>
-          <w:bCs/>
-          <w:sz w:val="28"/>
-          <w:szCs w:val="28"/>
-        </w:rPr>
-        <w:t>Failed (С ошибкой):</w:t>
-      </w:r>
-      <w:r>
-        <w:rPr>
-          <w:rFonts w:ascii="Times New Roman" w:eastAsia="Times New Roman" w:hAnsi="Times New Roman" w:cs="Times New Roman"/>
-          <w:b/>
-          <w:bCs/>
-          <w:sz w:val="28"/>
-          <w:szCs w:val="28"/>
-          <w:lang w:val="ru-RU"/>
-        </w:rPr>
-        <w:t>24-</w:t>
-      </w:r>
-      <w:r>
-        <w:rPr>
-          <w:rFonts w:ascii="Times New Roman" w:eastAsia="Times New Roman" w:hAnsi="Times New Roman" w:cs="Times New Roman"/>
-          <w:sz w:val="28"/>
-          <w:szCs w:val="28"/>
-        </w:rPr>
-        <w:t xml:space="preserve"> </w:t>
-      </w:r>
-      <w:r>
-        <w:rPr>
-          <w:rFonts w:ascii="Times New Roman" w:eastAsia="Times New Roman" w:hAnsi="Times New Roman" w:cs="Times New Roman"/>
-          <w:b/>
-          <w:bCs/>
-          <w:sz w:val="28"/>
-          <w:szCs w:val="28"/>
-        </w:rPr>
-        <w:t>16.2%</w:t>
-      </w:r>
-    </w:p>
-    <w:p>
-      <w:pPr>
-        <w:shd w:val="clear" w:color="auto" w:fill="FFFFFF"/>
-        <w:spacing w:after="160"/>
-        <w:ind w:firstLine="283"/>
-        <w:jc w:val="both"/>
-        <w:rPr>
-          <w:rFonts w:ascii="Times New Roman" w:eastAsia="Times New Roman" w:hAnsi="Times New Roman" w:cs="Times New Roman"/>
-          <w:b/>
-          <w:bCs/>
-          <w:sz w:val="28"/>
-          <w:szCs w:val="28"/>
-        </w:rPr>
-      </w:pPr>
-      <w:r>
-        <w:rPr>
-          <w:rFonts w:ascii="Times New Roman" w:eastAsia="Times New Roman" w:hAnsi="Times New Roman" w:cs="Times New Roman"/>
-          <w:b/>
-          <w:bCs/>
-          <w:noProof/>
-          <w:sz w:val="28"/>
-          <w:szCs w:val="28"/>
-        </w:rPr>
-        <w:drawing>
-          <wp:inline distT="0" distB="0" distL="0" distR="0" wp14:anchorId="57ECF88C" wp14:editId="390802A7">
-            <wp:extent cx="5677392" cy="2568163"/>
-            <wp:effectExtent l="0" t="0" r="0" b="3810"/>
-            <wp:docPr id="1029194411" name="Рисунок 1"/>
-            <wp:cNvGraphicFramePr>
-              <a:graphicFrameLocks xmlns:a="http://schemas.openxmlformats.org/drawingml/2006/main" noChangeAspect="1"/>
-            </wp:cNvGraphicFramePr>
-            <a:graphic xmlns:a="http://schemas.openxmlformats.org/drawingml/2006/main">
-              <a:graphicData uri="http://schemas.openxmlformats.org/drawingml/2006/picture">
-                <pic:pic xmlns:pic="http://schemas.openxmlformats.org/drawingml/2006/picture">
-                  <pic:nvPicPr>
-                    <pic:cNvPr id="1029194411" name=""/>
-                    <pic:cNvPicPr/>
-                  </pic:nvPicPr>
-                  <pic:blipFill>
-                    <a:blip r:embed="rId10"/>
-                    <a:stretch>
-                      <a:fillRect/>
-                    </a:stretch>
-                  </pic:blipFill>
-                  <pic:spPr>
-                    <a:xfrm>
-                      <a:off x="0" y="0"/>
-                      <a:ext cx="5677392" cy="2568163"/>
-                    </a:xfrm>
-                    <a:prstGeom prst="rect">
-                      <a:avLst/>
-                    </a:prstGeom>
-                  </pic:spPr>
-                </pic:pic>
-              </a:graphicData>
-            </a:graphic>
-          </wp:inline>
-        </w:drawing>
-      </w:r>
-    </w:p>
-    <w:p>
-      <w:pPr>
-        <w:shd w:val="clear" w:color="auto" w:fill="FFFFFF"/>
-        <w:spacing w:after="160"/>
-        <w:ind w:firstLine="283"/>
-        <w:jc w:val="both"/>
-        <w:rPr>
-          <w:rFonts w:ascii="Times New Roman" w:eastAsia="Times New Roman" w:hAnsi="Times New Roman" w:cs="Times New Roman"/>
-          <w:sz w:val="28"/>
-          <w:szCs w:val="28"/>
-          <w:lang w:val="ru-RU"/>
-        </w:rPr>
-      </w:pPr>
-      <w:r>
-        <w:rPr>
-          <w:rFonts w:ascii="Times New Roman" w:eastAsia="Times New Roman" w:hAnsi="Times New Roman" w:cs="Times New Roman"/>
-          <w:sz w:val="28"/>
-          <w:szCs w:val="28"/>
-          <w:lang w:val="ru-RU"/>
-        </w:rPr>
-        <w:t>В ходе кроссбраузерного тестирования установлено, что все выявленные дефекты носят системный характер и воспроизводятся во всех четырёх целевых браузерах. Ошибок, специфичных для отдельных браузерных движков, не обнаружено. Это указывает на связь дефектов с общей логикой работы интерфейса и серверной части сайта, а не с особенностями рендеринга.</w:t>
-      </w:r>
-    </w:p>
-    <w:p>
-      <w:pPr>
-        <w:shd w:val="clear" w:color="auto" w:fill="FFFFFF"/>
-        <w:spacing w:after="160"/>
-        <w:ind w:firstLine="283"/>
-        <w:jc w:val="both"/>
-        <w:rPr>
-          <w:rFonts w:ascii="Times New Roman" w:eastAsia="Times New Roman" w:hAnsi="Times New Roman" w:cs="Times New Roman"/>
-          <w:b/>
-          <w:bCs/>
-          <w:sz w:val="28"/>
-          <w:szCs w:val="28"/>
-          <w:lang w:val="ru-RU"/>
-        </w:rPr>
-      </w:pPr>
-      <w:r>
-        <w:rPr>
-          <w:rFonts w:ascii="Times New Roman" w:eastAsia="Times New Roman" w:hAnsi="Times New Roman" w:cs="Times New Roman"/>
-          <w:b/>
-          <w:bCs/>
-          <w:sz w:val="28"/>
-          <w:szCs w:val="28"/>
-        </w:rPr>
-        <w:t xml:space="preserve">3. </w:t>
-      </w:r>
-      <w:r>
-        <w:rPr>
-          <w:rFonts w:ascii="Times New Roman" w:eastAsia="Times New Roman" w:hAnsi="Times New Roman" w:cs="Times New Roman"/>
-          <w:b/>
-          <w:bCs/>
-          <w:sz w:val="28"/>
-          <w:szCs w:val="28"/>
-        </w:rPr>
-        <w:t>Проведена проверка производительности и отказоустойчивости (Нагрузочное тестирование</w:t>
-      </w:r>
-      <w:r>
-        <w:rPr>
-          <w:rFonts w:ascii="Times New Roman" w:eastAsia="Times New Roman" w:hAnsi="Times New Roman" w:cs="Times New Roman"/>
-          <w:b/>
-          <w:bCs/>
-          <w:sz w:val="28"/>
-          <w:szCs w:val="28"/>
-          <w:lang w:val="ru-RU"/>
-        </w:rPr>
-        <w:t>)</w:t>
-      </w:r>
-    </w:p>
-    <w:p>
-      <w:pPr>
-        <w:spacing w:after="160"/>
-        <w:rPr>
-          <w:rFonts w:ascii="Times New Roman" w:eastAsia="Times New Roman" w:hAnsi="Times New Roman" w:cs="Times New Roman"/>
-          <w:sz w:val="28"/>
-          <w:szCs w:val="28"/>
-          <w:lang w:val="ru-RU"/>
-        </w:rPr>
-      </w:pPr>
-      <w:r>
-        <w:rPr>
-          <w:rFonts w:ascii="Times New Roman" w:eastAsia="Times New Roman" w:hAnsi="Times New Roman" w:cs="Times New Roman"/>
-          <w:b/>
-          <w:bCs/>
-          <w:sz w:val="28"/>
-          <w:szCs w:val="28"/>
-        </w:rPr>
-        <w:t>Цель тестирования:</w:t>
-      </w:r>
-      <w:r>
-        <w:rPr>
-          <w:rFonts w:ascii="Times New Roman" w:eastAsia="Times New Roman" w:hAnsi="Times New Roman" w:cs="Times New Roman"/>
-          <w:sz w:val="28"/>
-          <w:szCs w:val="28"/>
-        </w:rPr>
-        <w:t xml:space="preserve"> </w:t>
-      </w:r>
-      <w:r>
-        <w:rPr>
-          <w:rFonts w:ascii="Times New Roman" w:eastAsia="Times New Roman" w:hAnsi="Times New Roman" w:cs="Times New Roman"/>
-          <w:sz w:val="28"/>
-          <w:szCs w:val="28"/>
-        </w:rPr>
-        <w:t xml:space="preserve">Оценить стабильность работы, отказоустойчивость и пропускную способность веб-ресурса «steiks.ru» </w:t>
-      </w:r>
-      <w:r>
-        <w:rPr>
-          <w:rFonts w:ascii="Times New Roman" w:eastAsia="Times New Roman" w:hAnsi="Times New Roman" w:cs="Times New Roman"/>
-          <w:sz w:val="28"/>
-          <w:szCs w:val="28"/>
-        </w:rPr>
-        <w:t>при увеличении числа одновременных запросов к главной странице</w:t>
-      </w:r>
-      <w:r>
-        <w:rPr>
-          <w:rFonts w:ascii="Times New Roman" w:eastAsia="Times New Roman" w:hAnsi="Times New Roman" w:cs="Times New Roman"/>
-          <w:sz w:val="28"/>
-          <w:szCs w:val="28"/>
-        </w:rPr>
-        <w:t>.</w:t>
-      </w:r>
-    </w:p>
-    <w:p>
-      <w:pPr>
-        <w:spacing w:after="160"/>
-        <w:rPr>
-          <w:rFonts w:ascii="Times New Roman" w:eastAsia="Times New Roman" w:hAnsi="Times New Roman" w:cs="Times New Roman"/>
-          <w:sz w:val="28"/>
-          <w:szCs w:val="28"/>
-          <w:lang w:val="ru-RU"/>
-        </w:rPr>
-      </w:pPr>
-      <w:r>
-        <w:rPr>
-          <w:rFonts w:ascii="Times New Roman" w:eastAsia="Times New Roman" w:hAnsi="Times New Roman" w:cs="Times New Roman"/>
-          <w:sz w:val="28"/>
-          <w:szCs w:val="28"/>
-          <w:lang w:val="ru-RU"/>
-        </w:rPr>
-        <w:tab/>
-      </w:r>
-      <w:r>
-        <w:rPr>
-          <w:rFonts w:ascii="Times New Roman" w:eastAsia="Times New Roman" w:hAnsi="Times New Roman" w:cs="Times New Roman"/>
-          <w:sz w:val="28"/>
-          <w:szCs w:val="28"/>
-        </w:rPr>
-        <w:t>Тестирование реализовано в формате комплексного нагрузочного тест-кейса, состоящего из трех последовательных итераций (шагов) с фиксацией метрик на каждом уровне:</w:t>
-      </w:r>
-    </w:p>
-    <w:p>
-      <w:pPr>
-        <w:numPr>
-          <w:ilvl w:val="0"/>
-          <w:numId w:val="20"/>
-        </w:numPr>
-        <w:spacing w:after="160"/>
-        <w:rPr>
-          <w:rFonts w:ascii="Times New Roman" w:eastAsia="Times New Roman" w:hAnsi="Times New Roman" w:cs="Times New Roman"/>
-          <w:sz w:val="28"/>
-          <w:szCs w:val="28"/>
-          <w:lang w:val="ru-RU"/>
-        </w:rPr>
-      </w:pPr>
-      <w:r>
-        <w:rPr>
-          <w:rFonts w:ascii="Times New Roman" w:eastAsia="Times New Roman" w:hAnsi="Times New Roman" w:cs="Times New Roman"/>
-          <w:b/>
-          <w:bCs/>
-          <w:sz w:val="28"/>
-          <w:szCs w:val="28"/>
-        </w:rPr>
-        <w:t>Итерация №1: Базовая нагрузка</w:t>
-      </w:r>
-      <w:r>
-        <w:rPr>
-          <w:rFonts w:ascii="Times New Roman" w:eastAsia="Times New Roman" w:hAnsi="Times New Roman" w:cs="Times New Roman"/>
-          <w:b/>
-          <w:bCs/>
-          <w:sz w:val="28"/>
-          <w:szCs w:val="28"/>
-          <w:lang w:val="ru-RU"/>
-        </w:rPr>
-        <w:t>.</w:t>
-      </w:r>
-    </w:p>
-    <w:p>
-      <w:pPr>
-        <w:numPr>
-          <w:ilvl w:val="0"/>
-          <w:numId w:val="20"/>
-        </w:numPr>
-        <w:spacing w:after="160"/>
-        <w:rPr>
-          <w:rFonts w:ascii="Times New Roman" w:eastAsia="Times New Roman" w:hAnsi="Times New Roman" w:cs="Times New Roman"/>
-          <w:sz w:val="28"/>
-          <w:szCs w:val="28"/>
-          <w:lang w:val="ru-RU"/>
-        </w:rPr>
-      </w:pPr>
-      <w:r>
-        <w:rPr>
-          <w:rFonts w:ascii="Times New Roman" w:eastAsia="Times New Roman" w:hAnsi="Times New Roman" w:cs="Times New Roman"/>
-          <w:sz w:val="28"/>
-          <w:szCs w:val="28"/>
-          <w:lang w:val="ru-RU"/>
-        </w:rPr>
-        <w:t xml:space="preserve">Максимальное количество пользователей (Users): </w:t>
-      </w:r>
-      <w:r>
-        <w:rPr>
-          <w:rFonts w:ascii="Times New Roman" w:eastAsia="Times New Roman" w:hAnsi="Times New Roman" w:cs="Times New Roman"/>
-          <w:b/>
-          <w:bCs/>
-          <w:sz w:val="28"/>
-          <w:szCs w:val="28"/>
-          <w:lang w:val="ru-RU"/>
-        </w:rPr>
-        <w:t>100</w:t>
-      </w:r>
-      <w:r>
-        <w:rPr>
-          <w:rFonts w:ascii="Times New Roman" w:eastAsia="Times New Roman" w:hAnsi="Times New Roman" w:cs="Times New Roman"/>
-          <w:sz w:val="28"/>
-          <w:szCs w:val="28"/>
-          <w:lang w:val="ru-RU"/>
-        </w:rPr>
-        <w:t xml:space="preserve"> одновременных сессий;</w:t>
+        <w:t>Locust (Python)</w:t>
+      </w:r>
+      <w:r>
+        <w:rPr>
+          <w:rFonts w:ascii="Times New Roman" w:eastAsia="Times New Roman" w:hAnsi="Times New Roman" w:cs="Times New Roman"/>
+          <w:sz w:val="28"/>
+          <w:szCs w:val="28"/>
+        </w:rPr>
+        <w:t xml:space="preserve"> со следующими ключевыми параметрами:</w:t>
       </w:r>
     </w:p>
     <w:p>
@@ -2738,101 +2910,43 @@
         <w:pStyle w:val="a8"/>
         <w:numPr>
           <w:ilvl w:val="0"/>
-          <w:numId w:val="20"/>
+          <w:numId w:val="23"/>
         </w:numPr>
-        <w:spacing w:line="240" w:lineRule="auto"/>
-        <w:rPr>
-          <w:rFonts w:ascii="Times New Roman" w:eastAsia="Times New Roman" w:hAnsi="Times New Roman" w:cs="Times New Roman"/>
-          <w:sz w:val="24"/>
-          <w:szCs w:val="24"/>
-          <w:lang w:val="ru-RU"/>
-        </w:rPr>
-      </w:pPr>
-      <w:r>
-        <w:rPr>
-          <w:rFonts w:eastAsia="Times New Roman"/>
-          <w:sz w:val="24"/>
-          <w:szCs w:val="24"/>
-          <w:lang w:val="ru-RU"/>
-        </w:rPr>
-        <w:lastRenderedPageBreak/>
-        <w:t xml:space="preserve">Количество одновременных пользователей (Users): </w:t>
-      </w:r>
-      <w:r>
-        <w:rPr>
-          <w:rFonts w:eastAsia="Times New Roman"/>
+        <w:spacing w:after="160"/>
+        <w:rPr>
+          <w:rFonts w:ascii="Times New Roman" w:eastAsia="Times New Roman" w:hAnsi="Times New Roman" w:cs="Times New Roman"/>
+          <w:sz w:val="28"/>
+          <w:szCs w:val="28"/>
+          <w:lang w:val="ru-RU"/>
+        </w:rPr>
+      </w:pPr>
+      <w:r>
+        <w:rPr>
+          <w:rFonts w:ascii="Times New Roman" w:eastAsia="Times New Roman" w:hAnsi="Times New Roman" w:cs="Times New Roman"/>
           <w:b/>
           <w:bCs/>
-          <w:sz w:val="24"/>
-          <w:szCs w:val="24"/>
-          <w:lang w:val="ru-RU"/>
-        </w:rPr>
-        <w:t>100</w:t>
-      </w:r>
-      <w:r>
-        <w:rPr>
-          <w:rFonts w:eastAsia="Times New Roman"/>
-          <w:sz w:val="24"/>
-          <w:szCs w:val="24"/>
-          <w:lang w:val="ru-RU"/>
-        </w:rPr>
-        <w:t xml:space="preserve"> сессий;</w:t>
-      </w:r>
-    </w:p>
-    <w:p>
-      <w:pPr>
-        <w:pStyle w:val="a8"/>
-        <w:spacing w:line="240" w:lineRule="auto"/>
-        <w:rPr>
-          <w:rFonts w:ascii="Times New Roman" w:eastAsia="Times New Roman" w:hAnsi="Times New Roman" w:cs="Times New Roman"/>
-          <w:sz w:val="24"/>
-          <w:szCs w:val="24"/>
-          <w:lang w:val="ru-RU"/>
-        </w:rPr>
-      </w:pPr>
+          <w:sz w:val="28"/>
+          <w:szCs w:val="28"/>
+          <w:lang w:val="ru-RU"/>
+        </w:rPr>
+        <w:t>Интенсивность подключения (Spawn Rate):</w:t>
+      </w:r>
+      <w:r>
+        <w:rPr>
+          <w:rFonts w:ascii="Times New Roman" w:eastAsia="Times New Roman" w:hAnsi="Times New Roman" w:cs="Times New Roman"/>
+          <w:sz w:val="28"/>
+          <w:szCs w:val="28"/>
+          <w:lang w:val="ru-RU"/>
+        </w:rPr>
+        <w:t xml:space="preserve"> 10 виртуальных пользователей в секунду;</w:t>
+      </w:r>
     </w:p>
     <w:p>
       <w:pPr>
         <w:pStyle w:val="a8"/>
         <w:numPr>
           <w:ilvl w:val="0"/>
-          <w:numId w:val="20"/>
-        </w:numPr>
-        <w:spacing w:line="240" w:lineRule="auto"/>
-        <w:rPr>
-          <w:rFonts w:ascii="Times New Roman" w:eastAsia="Times New Roman" w:hAnsi="Times New Roman" w:cs="Times New Roman"/>
-          <w:sz w:val="24"/>
-          <w:szCs w:val="24"/>
-          <w:lang w:val="ru-RU"/>
-        </w:rPr>
-      </w:pPr>
-      <w:r>
-        <w:rPr>
-          <w:rFonts w:eastAsia="Times New Roman"/>
-          <w:sz w:val="24"/>
-          <w:szCs w:val="24"/>
-          <w:lang w:val="ru-RU"/>
-        </w:rPr>
-        <w:t>Интенсивность подключения (Spawn Rate): 10 пользователей в секунду;</w:t>
-      </w:r>
-    </w:p>
-    <w:p>
-      <w:pPr>
-        <w:spacing w:line="240" w:lineRule="auto"/>
-        <w:rPr>
-          <w:rFonts w:ascii="Times New Roman" w:eastAsia="Times New Roman" w:hAnsi="Times New Roman" w:cs="Times New Roman"/>
-          <w:sz w:val="24"/>
-          <w:szCs w:val="24"/>
-          <w:lang w:val="ru-RU"/>
-        </w:rPr>
-      </w:pPr>
-    </w:p>
-    <w:p>
-      <w:pPr>
-        <w:pStyle w:val="a8"/>
-        <w:numPr>
-          <w:ilvl w:val="0"/>
-          <w:numId w:val="20"/>
+          <w:numId w:val="23"/>
         </w:numPr>
         <w:spacing w:after="160"/>
         <w:rPr>
@@ -2844,633 +2958,23 @@
       </w:pPr>
       <w:r>
         <w:rPr>
-          <w:rFonts w:eastAsia="Times New Roman"/>
-          <w:sz w:val="24"/>
-          <w:szCs w:val="24"/>
-          <w:lang w:val="ru-RU"/>
-        </w:rPr>
-        <w:t>Продолжительность шага (Run time): 1 минута.</w:t>
-      </w:r>
-    </w:p>
-    <w:p>
-      <w:pPr>
-        <w:pStyle w:val="a8"/>
-        <w:spacing w:after="160"/>
-        <w:rPr>
-          <w:rFonts w:ascii="Times New Roman" w:eastAsia="Times New Roman" w:hAnsi="Times New Roman" w:cs="Times New Roman"/>
-          <w:sz w:val="28"/>
-          <w:szCs w:val="28"/>
-          <w:lang w:val="ru-RU"/>
-        </w:rPr>
-      </w:pPr>
-    </w:p>
-    <w:p>
-      <w:pPr>
-        <w:pStyle w:val="a8"/>
-        <w:numPr>
-          <w:ilvl w:val="0"/>
-          <w:numId w:val="20"/>
-        </w:numPr>
-        <w:spacing w:after="160"/>
-        <w:rPr>
-          <w:rFonts w:ascii="Times New Roman" w:eastAsia="Times New Roman" w:hAnsi="Times New Roman" w:cs="Times New Roman"/>
-          <w:sz w:val="28"/>
-          <w:szCs w:val="28"/>
-          <w:lang w:val="ru-RU"/>
-        </w:rPr>
-      </w:pPr>
-      <w:r>
-        <w:rPr>
           <w:rFonts w:ascii="Times New Roman" w:eastAsia="Times New Roman" w:hAnsi="Times New Roman" w:cs="Times New Roman"/>
           <w:b/>
           <w:bCs/>
           <w:sz w:val="28"/>
           <w:szCs w:val="28"/>
-        </w:rPr>
-        <w:t>Итерация №2: Повышенная нагрузк</w:t>
-      </w:r>
-      <w:r>
-        <w:rPr>
-          <w:rFonts w:ascii="Times New Roman" w:eastAsia="Times New Roman" w:hAnsi="Times New Roman" w:cs="Times New Roman"/>
-          <w:b/>
-          <w:bCs/>
-          <w:sz w:val="28"/>
-          <w:szCs w:val="28"/>
-          <w:lang w:val="ru-RU"/>
-        </w:rPr>
-        <w:t>а</w:t>
-      </w:r>
-      <w:r>
-        <w:rPr>
-          <w:rFonts w:ascii="Times New Roman" w:eastAsia="Times New Roman" w:hAnsi="Times New Roman" w:cs="Times New Roman"/>
-          <w:b/>
-          <w:bCs/>
-          <w:sz w:val="28"/>
-          <w:szCs w:val="28"/>
-          <w:lang w:val="ru-RU"/>
-        </w:rPr>
-        <w:t>.</w:t>
-      </w:r>
-    </w:p>
-    <w:p>
-      <w:pPr>
-        <w:spacing w:after="160"/>
-        <w:rPr>
-          <w:rFonts w:ascii="Times New Roman" w:eastAsia="Times New Roman" w:hAnsi="Times New Roman" w:cs="Times New Roman"/>
-          <w:sz w:val="28"/>
-          <w:szCs w:val="28"/>
-          <w:lang w:val="ru-RU"/>
-        </w:rPr>
-      </w:pPr>
-    </w:p>
-    <w:p>
-      <w:pPr>
-        <w:pStyle w:val="a8"/>
-        <w:numPr>
-          <w:ilvl w:val="0"/>
-          <w:numId w:val="20"/>
-        </w:numPr>
-        <w:spacing w:line="240" w:lineRule="auto"/>
-        <w:rPr>
-          <w:rFonts w:ascii="Times New Roman" w:eastAsia="Times New Roman" w:hAnsi="Times New Roman" w:cs="Times New Roman"/>
-          <w:sz w:val="24"/>
-          <w:szCs w:val="24"/>
-          <w:lang w:val="ru-RU"/>
-        </w:rPr>
-      </w:pPr>
-      <w:r>
-        <w:rPr>
-          <w:rFonts w:eastAsia="Times New Roman"/>
-          <w:sz w:val="24"/>
-          <w:szCs w:val="24"/>
-          <w:lang w:val="ru-RU"/>
-        </w:rPr>
-        <w:t xml:space="preserve">Количество одновременных пользователей (Users): </w:t>
-      </w:r>
-      <w:r>
-        <w:rPr>
-          <w:rFonts w:eastAsia="Times New Roman"/>
-          <w:b/>
-          <w:bCs/>
-          <w:sz w:val="24"/>
-          <w:szCs w:val="24"/>
-          <w:lang w:val="ru-RU"/>
-        </w:rPr>
-        <w:t>500</w:t>
-      </w:r>
-      <w:r>
-        <w:rPr>
-          <w:rFonts w:eastAsia="Times New Roman"/>
-          <w:sz w:val="24"/>
-          <w:szCs w:val="24"/>
-          <w:lang w:val="ru-RU"/>
-        </w:rPr>
-        <w:t xml:space="preserve"> сессий;</w:t>
-      </w:r>
-    </w:p>
-    <w:p>
-      <w:pPr>
-        <w:pStyle w:val="a8"/>
-        <w:spacing w:line="240" w:lineRule="auto"/>
-        <w:rPr>
-          <w:rFonts w:ascii="Times New Roman" w:eastAsia="Times New Roman" w:hAnsi="Times New Roman" w:cs="Times New Roman"/>
-          <w:sz w:val="24"/>
-          <w:szCs w:val="24"/>
-          <w:lang w:val="ru-RU"/>
-        </w:rPr>
-      </w:pPr>
-    </w:p>
-    <w:p>
-      <w:pPr>
-        <w:pStyle w:val="a8"/>
-        <w:numPr>
-          <w:ilvl w:val="0"/>
-          <w:numId w:val="20"/>
-        </w:numPr>
-        <w:spacing w:line="240" w:lineRule="auto"/>
-        <w:rPr>
-          <w:rFonts w:ascii="Times New Roman" w:eastAsia="Times New Roman" w:hAnsi="Times New Roman" w:cs="Times New Roman"/>
-          <w:sz w:val="24"/>
-          <w:szCs w:val="24"/>
-          <w:lang w:val="ru-RU"/>
-        </w:rPr>
-      </w:pPr>
-      <w:r>
-        <w:rPr>
-          <w:rFonts w:eastAsia="Times New Roman"/>
-          <w:sz w:val="24"/>
-          <w:szCs w:val="24"/>
-          <w:lang w:val="ru-RU"/>
-        </w:rPr>
-        <w:t>Интенсивность подключения (Spawn Rate): 10 пользователей в секунду;</w:t>
-      </w:r>
-    </w:p>
-    <w:p>
-      <w:pPr>
-        <w:spacing w:line="240" w:lineRule="auto"/>
-        <w:rPr>
-          <w:rFonts w:ascii="Times New Roman" w:eastAsia="Times New Roman" w:hAnsi="Times New Roman" w:cs="Times New Roman"/>
-          <w:sz w:val="24"/>
-          <w:szCs w:val="24"/>
-          <w:lang w:val="ru-RU"/>
-        </w:rPr>
-      </w:pPr>
-    </w:p>
-    <w:p>
-      <w:pPr>
-        <w:pStyle w:val="a8"/>
-        <w:numPr>
-          <w:ilvl w:val="0"/>
-          <w:numId w:val="20"/>
-        </w:numPr>
-        <w:spacing w:after="160"/>
-        <w:rPr>
-          <w:rFonts w:ascii="Times New Roman" w:eastAsia="Times New Roman" w:hAnsi="Times New Roman" w:cs="Times New Roman"/>
-          <w:sz w:val="28"/>
-          <w:szCs w:val="28"/>
-          <w:lang w:val="ru-RU"/>
-        </w:rPr>
-      </w:pPr>
-      <w:r>
-        <w:rPr>
-          <w:rFonts w:eastAsia="Times New Roman"/>
-          <w:sz w:val="24"/>
-          <w:szCs w:val="24"/>
-          <w:lang w:val="ru-RU"/>
-        </w:rPr>
-        <w:t xml:space="preserve">Продолжительность шага (Run time): </w:t>
-      </w:r>
-      <w:r>
-        <w:rPr>
-          <w:rFonts w:eastAsia="Times New Roman"/>
-          <w:sz w:val="24"/>
-          <w:szCs w:val="24"/>
-          <w:lang w:val="ru-RU"/>
-        </w:rPr>
-        <w:t>2</w:t>
-      </w:r>
-      <w:r>
-        <w:rPr>
-          <w:rFonts w:eastAsia="Times New Roman"/>
-          <w:sz w:val="24"/>
-          <w:szCs w:val="24"/>
-          <w:lang w:val="ru-RU"/>
-        </w:rPr>
-        <w:t xml:space="preserve"> минут</w:t>
-      </w:r>
-      <w:r>
-        <w:rPr>
-          <w:rFonts w:eastAsia="Times New Roman"/>
-          <w:sz w:val="24"/>
-          <w:szCs w:val="24"/>
-          <w:lang w:val="ru-RU"/>
-        </w:rPr>
-        <w:t>ы</w:t>
-      </w:r>
-      <w:r>
-        <w:rPr>
-          <w:rFonts w:eastAsia="Times New Roman"/>
-          <w:sz w:val="24"/>
-          <w:szCs w:val="24"/>
-          <w:lang w:val="ru-RU"/>
-        </w:rPr>
-        <w:t>.</w:t>
-      </w:r>
-    </w:p>
-    <w:p>
-      <w:pPr>
-        <w:pStyle w:val="a8"/>
-        <w:rPr>
-          <w:rFonts w:ascii="Times New Roman" w:eastAsia="Times New Roman" w:hAnsi="Times New Roman" w:cs="Times New Roman"/>
-          <w:b/>
-          <w:bCs/>
-          <w:sz w:val="28"/>
-          <w:szCs w:val="28"/>
-          <w:lang w:val="ru-RU"/>
-        </w:rPr>
-      </w:pPr>
-    </w:p>
-    <w:p>
-      <w:pPr>
-        <w:numPr>
-          <w:ilvl w:val="0"/>
-          <w:numId w:val="22"/>
-        </w:numPr>
-        <w:spacing w:after="160"/>
-        <w:rPr>
-          <w:rFonts w:ascii="Times New Roman" w:eastAsia="Times New Roman" w:hAnsi="Times New Roman" w:cs="Times New Roman"/>
-          <w:sz w:val="28"/>
-          <w:szCs w:val="28"/>
-          <w:lang w:val="ru-RU"/>
-        </w:rPr>
-      </w:pPr>
-      <w:r>
-        <w:rPr>
-          <w:rFonts w:ascii="Times New Roman" w:eastAsia="Times New Roman" w:hAnsi="Times New Roman" w:cs="Times New Roman"/>
-          <w:b/>
-          <w:bCs/>
-          <w:sz w:val="28"/>
-          <w:szCs w:val="28"/>
-        </w:rPr>
-        <w:t>Итерация №3: Пиковая нагрузка (Стресс-тест)</w:t>
-      </w:r>
-      <w:r>
-        <w:rPr>
-          <w:rFonts w:ascii="Times New Roman" w:eastAsia="Times New Roman" w:hAnsi="Times New Roman" w:cs="Times New Roman"/>
-          <w:b/>
-          <w:bCs/>
-          <w:sz w:val="28"/>
-          <w:szCs w:val="28"/>
-          <w:lang w:val="ru-RU"/>
-        </w:rPr>
-        <w:t>.</w:t>
-      </w:r>
-    </w:p>
-    <w:p>
-      <w:pPr>
-        <w:pStyle w:val="a8"/>
-        <w:numPr>
-          <w:ilvl w:val="0"/>
-          <w:numId w:val="22"/>
-        </w:numPr>
-        <w:spacing w:line="240" w:lineRule="auto"/>
-        <w:rPr>
-          <w:rFonts w:ascii="Times New Roman" w:eastAsia="Times New Roman" w:hAnsi="Times New Roman" w:cs="Times New Roman"/>
-          <w:sz w:val="24"/>
-          <w:szCs w:val="24"/>
-          <w:lang w:val="ru-RU"/>
-        </w:rPr>
-      </w:pPr>
-      <w:r>
-        <w:rPr>
-          <w:rFonts w:eastAsia="Times New Roman"/>
-          <w:sz w:val="24"/>
-          <w:szCs w:val="24"/>
-          <w:lang w:val="ru-RU"/>
-        </w:rPr>
-        <w:t xml:space="preserve">Количество одновременных пользователей (Users): </w:t>
-      </w:r>
-      <w:r>
-        <w:rPr>
-          <w:rFonts w:eastAsia="Times New Roman"/>
-          <w:b/>
-          <w:bCs/>
-          <w:sz w:val="24"/>
-          <w:szCs w:val="24"/>
-          <w:lang w:val="ru-RU"/>
-        </w:rPr>
-        <w:t>1000</w:t>
-      </w:r>
-      <w:r>
-        <w:rPr>
-          <w:rFonts w:eastAsia="Times New Roman"/>
-          <w:sz w:val="24"/>
-          <w:szCs w:val="24"/>
-          <w:lang w:val="ru-RU"/>
-        </w:rPr>
-        <w:t xml:space="preserve"> сессий;</w:t>
-      </w:r>
-    </w:p>
-    <w:p>
-      <w:pPr>
-        <w:pStyle w:val="a8"/>
-        <w:spacing w:line="240" w:lineRule="auto"/>
-        <w:rPr>
-          <w:rFonts w:ascii="Times New Roman" w:eastAsia="Times New Roman" w:hAnsi="Times New Roman" w:cs="Times New Roman"/>
-          <w:sz w:val="24"/>
-          <w:szCs w:val="24"/>
-          <w:lang w:val="ru-RU"/>
-        </w:rPr>
-      </w:pPr>
-    </w:p>
-    <w:p>
-      <w:pPr>
-        <w:pStyle w:val="a8"/>
-        <w:numPr>
-          <w:ilvl w:val="0"/>
-          <w:numId w:val="22"/>
-        </w:numPr>
-        <w:spacing w:line="240" w:lineRule="auto"/>
-        <w:rPr>
-          <w:rFonts w:ascii="Times New Roman" w:eastAsia="Times New Roman" w:hAnsi="Times New Roman" w:cs="Times New Roman"/>
-          <w:sz w:val="24"/>
-          <w:szCs w:val="24"/>
-          <w:lang w:val="ru-RU"/>
-        </w:rPr>
-      </w:pPr>
-      <w:r>
-        <w:rPr>
-          <w:rFonts w:eastAsia="Times New Roman"/>
-          <w:sz w:val="24"/>
-          <w:szCs w:val="24"/>
-          <w:lang w:val="ru-RU"/>
-        </w:rPr>
-        <w:t>Интенсивность подключения (Spawn Rate): 10 пользователей в секунду;</w:t>
-      </w:r>
-    </w:p>
-    <w:p>
-      <w:pPr>
-        <w:spacing w:line="240" w:lineRule="auto"/>
-        <w:rPr>
-          <w:rFonts w:ascii="Times New Roman" w:eastAsia="Times New Roman" w:hAnsi="Times New Roman" w:cs="Times New Roman"/>
-          <w:sz w:val="24"/>
-          <w:szCs w:val="24"/>
-          <w:lang w:val="ru-RU"/>
-        </w:rPr>
-      </w:pPr>
-    </w:p>
-    <w:p>
-      <w:pPr>
-        <w:pStyle w:val="a8"/>
-        <w:numPr>
-          <w:ilvl w:val="0"/>
-          <w:numId w:val="22"/>
-        </w:numPr>
-        <w:spacing w:after="160"/>
-        <w:rPr>
-          <w:rFonts w:ascii="Times New Roman" w:eastAsia="Times New Roman" w:hAnsi="Times New Roman" w:cs="Times New Roman"/>
-          <w:sz w:val="28"/>
-          <w:szCs w:val="28"/>
-          <w:lang w:val="ru-RU"/>
-        </w:rPr>
-      </w:pPr>
-      <w:r>
-        <w:rPr>
-          <w:rFonts w:eastAsia="Times New Roman"/>
-          <w:sz w:val="24"/>
-          <w:szCs w:val="24"/>
-          <w:lang w:val="ru-RU"/>
-        </w:rPr>
-        <w:t xml:space="preserve">Продолжительность шага (Run time): </w:t>
-      </w:r>
-      <w:r>
-        <w:rPr>
-          <w:rFonts w:eastAsia="Times New Roman"/>
-          <w:sz w:val="24"/>
-          <w:szCs w:val="24"/>
-          <w:lang w:val="ru-RU"/>
-        </w:rPr>
-        <w:t>3</w:t>
-      </w:r>
-      <w:r>
-        <w:rPr>
-          <w:rFonts w:eastAsia="Times New Roman"/>
-          <w:sz w:val="24"/>
-          <w:szCs w:val="24"/>
-          <w:lang w:val="ru-RU"/>
-        </w:rPr>
-        <w:t xml:space="preserve"> минуты (для стабилизации ключевых метрик).</w:t>
-      </w:r>
-    </w:p>
-    <w:p>
-      <w:pPr>
-        <w:pStyle w:val="a8"/>
-        <w:rPr>
-          <w:rFonts w:ascii="Times New Roman" w:eastAsia="Times New Roman" w:hAnsi="Times New Roman" w:cs="Times New Roman"/>
-          <w:sz w:val="28"/>
-          <w:szCs w:val="28"/>
-          <w:lang w:val="ru-RU"/>
-        </w:rPr>
-      </w:pPr>
-    </w:p>
-    <w:p>
-      <w:pPr>
-        <w:pStyle w:val="a8"/>
-        <w:spacing w:after="160"/>
-        <w:ind w:left="709"/>
-        <w:rPr>
-          <w:rFonts w:ascii="Times New Roman" w:eastAsia="Times New Roman" w:hAnsi="Times New Roman" w:cs="Times New Roman"/>
-          <w:sz w:val="28"/>
-          <w:szCs w:val="28"/>
-          <w:lang w:val="ru-RU"/>
-        </w:rPr>
-      </w:pPr>
-      <w:r>
-        <w:rPr>
-          <w:noProof/>
-        </w:rPr>
-        <w:drawing>
-          <wp:inline distT="0" distB="0" distL="0" distR="0" wp14:anchorId="09237F57" wp14:editId="31D8DE49">
-            <wp:extent cx="5509260" cy="3021330"/>
-            <wp:effectExtent l="0" t="0" r="15240" b="7620"/>
-            <wp:docPr id="896967790" name="Диаграмма 1">
-              <a:extLst xmlns:a="http://schemas.openxmlformats.org/drawingml/2006/main">
-                <a:ext uri="{FF2B5EF4-FFF2-40B4-BE49-F238E27FC236}">
-                  <a16:creationId xmlns:a16="http://schemas.microsoft.com/office/drawing/2014/main" id="{2B3FCE00-D5FE-F921-CE0E-496342053925}"/>
-                </a:ext>
-              </a:extLst>
-            </wp:docPr>
-            <wp:cNvGraphicFramePr/>
-            <a:graphic xmlns:a="http://schemas.openxmlformats.org/drawingml/2006/main">
-              <a:graphicData uri="http://schemas.openxmlformats.org/drawingml/2006/chart">
-                <c:chart xmlns:c="http://schemas.openxmlformats.org/drawingml/2006/chart" xmlns:r="http://schemas.openxmlformats.org/officeDocument/2006/relationships" r:id="rId11"/>
-              </a:graphicData>
-            </a:graphic>
-          </wp:inline>
-        </w:drawing>
-      </w:r>
-    </w:p>
-    <w:p>
-      <w:pPr>
-        <w:spacing w:after="160"/>
-        <w:rPr>
-          <w:rFonts w:ascii="Times New Roman" w:eastAsia="Times New Roman" w:hAnsi="Times New Roman" w:cs="Times New Roman"/>
-          <w:sz w:val="28"/>
-          <w:szCs w:val="28"/>
-          <w:lang w:val="ru-RU"/>
-        </w:rPr>
-      </w:pPr>
-      <w:r>
-        <w:rPr>
-          <w:rFonts w:ascii="Times New Roman" w:eastAsia="Times New Roman" w:hAnsi="Times New Roman" w:cs="Times New Roman"/>
-          <w:noProof/>
-          <w:sz w:val="28"/>
-          <w:szCs w:val="28"/>
-        </w:rPr>
-        <w:lastRenderedPageBreak/>
-        <w:drawing>
-          <wp:inline distT="0" distB="0" distL="0" distR="0" wp14:anchorId="4CED5BB9" wp14:editId="4F464D59">
-            <wp:extent cx="5748020" cy="3093720"/>
-            <wp:effectExtent l="0" t="0" r="5080" b="0"/>
-            <wp:docPr id="394355118" name="Рисунок 1"/>
-            <wp:cNvGraphicFramePr>
-              <a:graphicFrameLocks xmlns:a="http://schemas.openxmlformats.org/drawingml/2006/main" noChangeAspect="1"/>
-            </wp:cNvGraphicFramePr>
-            <a:graphic xmlns:a="http://schemas.openxmlformats.org/drawingml/2006/main">
-              <a:graphicData uri="http://schemas.openxmlformats.org/drawingml/2006/picture">
-                <pic:pic xmlns:pic="http://schemas.openxmlformats.org/drawingml/2006/picture">
-                  <pic:nvPicPr>
-                    <pic:cNvPr id="394355118" name=""/>
-                    <pic:cNvPicPr/>
-                  </pic:nvPicPr>
-                  <pic:blipFill>
-                    <a:blip r:embed="rId12"/>
-                    <a:stretch>
-                      <a:fillRect/>
-                    </a:stretch>
-                  </pic:blipFill>
-                  <pic:spPr>
-                    <a:xfrm>
-                      <a:off x="0" y="0"/>
-                      <a:ext cx="5748020" cy="3093720"/>
-                    </a:xfrm>
-                    <a:prstGeom prst="rect">
-                      <a:avLst/>
-                    </a:prstGeom>
-                  </pic:spPr>
-                </pic:pic>
-              </a:graphicData>
-            </a:graphic>
-          </wp:inline>
-        </w:drawing>
-      </w:r>
-    </w:p>
-    <w:p>
-      <w:pPr>
-        <w:spacing w:after="160"/>
-        <w:rPr>
-          <w:rFonts w:ascii="Times New Roman" w:eastAsia="Times New Roman" w:hAnsi="Times New Roman" w:cs="Times New Roman"/>
-          <w:sz w:val="28"/>
-          <w:szCs w:val="28"/>
-          <w:lang w:val="ru-RU"/>
-        </w:rPr>
-      </w:pPr>
-      <w:r>
-        <w:rPr>
-          <w:rFonts w:ascii="Times New Roman" w:eastAsia="Times New Roman" w:hAnsi="Times New Roman" w:cs="Times New Roman"/>
-          <w:noProof/>
-          <w:sz w:val="28"/>
-          <w:szCs w:val="28"/>
-        </w:rPr>
-        <w:drawing>
-          <wp:inline distT="0" distB="0" distL="0" distR="0" wp14:anchorId="684D010F" wp14:editId="020A421C">
-            <wp:extent cx="5748020" cy="3594735"/>
-            <wp:effectExtent l="0" t="0" r="5080" b="5715"/>
-            <wp:docPr id="214525144" name="Рисунок 1"/>
-            <wp:cNvGraphicFramePr>
-              <a:graphicFrameLocks xmlns:a="http://schemas.openxmlformats.org/drawingml/2006/main" noChangeAspect="1"/>
-            </wp:cNvGraphicFramePr>
-            <a:graphic xmlns:a="http://schemas.openxmlformats.org/drawingml/2006/main">
-              <a:graphicData uri="http://schemas.openxmlformats.org/drawingml/2006/picture">
-                <pic:pic xmlns:pic="http://schemas.openxmlformats.org/drawingml/2006/picture">
-                  <pic:nvPicPr>
-                    <pic:cNvPr id="214525144" name=""/>
-                    <pic:cNvPicPr/>
-                  </pic:nvPicPr>
-                  <pic:blipFill>
-                    <a:blip r:embed="rId13"/>
-                    <a:stretch>
-                      <a:fillRect/>
-                    </a:stretch>
-                  </pic:blipFill>
-                  <pic:spPr>
-                    <a:xfrm>
-                      <a:off x="0" y="0"/>
-                      <a:ext cx="5748020" cy="3594735"/>
-                    </a:xfrm>
-                    <a:prstGeom prst="rect">
-                      <a:avLst/>
-                    </a:prstGeom>
-                  </pic:spPr>
-                </pic:pic>
-              </a:graphicData>
-            </a:graphic>
-          </wp:inline>
-        </w:drawing>
-      </w:r>
-    </w:p>
-    <w:p>
-      <w:pPr>
-        <w:spacing w:after="160"/>
-        <w:rPr>
-          <w:rFonts w:ascii="Times New Roman" w:eastAsia="Times New Roman" w:hAnsi="Times New Roman" w:cs="Times New Roman"/>
-          <w:sz w:val="28"/>
-          <w:szCs w:val="28"/>
-        </w:rPr>
-      </w:pPr>
-      <w:r>
-        <w:rPr>
-          <w:rFonts w:ascii="Times New Roman" w:eastAsia="Times New Roman" w:hAnsi="Times New Roman" w:cs="Times New Roman"/>
-          <w:noProof/>
-          <w:sz w:val="28"/>
-          <w:szCs w:val="28"/>
-        </w:rPr>
-        <w:lastRenderedPageBreak/>
-        <w:drawing>
-          <wp:inline distT="0" distB="0" distL="0" distR="0" wp14:anchorId="781FBD51" wp14:editId="297B8D9F">
-            <wp:extent cx="5748020" cy="3695065"/>
-            <wp:effectExtent l="0" t="0" r="5080" b="635"/>
-            <wp:docPr id="1983698380" name="Рисунок 1"/>
-            <wp:cNvGraphicFramePr>
-              <a:graphicFrameLocks xmlns:a="http://schemas.openxmlformats.org/drawingml/2006/main" noChangeAspect="1"/>
-            </wp:cNvGraphicFramePr>
-            <a:graphic xmlns:a="http://schemas.openxmlformats.org/drawingml/2006/main">
-              <a:graphicData uri="http://schemas.openxmlformats.org/drawingml/2006/picture">
-                <pic:pic xmlns:pic="http://schemas.openxmlformats.org/drawingml/2006/picture">
-                  <pic:nvPicPr>
-                    <pic:cNvPr id="1983698380" name=""/>
-                    <pic:cNvPicPr/>
-                  </pic:nvPicPr>
-                  <pic:blipFill>
-                    <a:blip r:embed="rId14"/>
-                    <a:stretch>
-                      <a:fillRect/>
-                    </a:stretch>
-                  </pic:blipFill>
-                  <pic:spPr>
-                    <a:xfrm>
-                      <a:off x="0" y="0"/>
-                      <a:ext cx="5748020" cy="3695065"/>
-                    </a:xfrm>
-                    <a:prstGeom prst="rect">
-                      <a:avLst/>
-                    </a:prstGeom>
-                  </pic:spPr>
-                </pic:pic>
-              </a:graphicData>
-            </a:graphic>
-          </wp:inline>
-        </w:drawing>
+          <w:lang w:val="ru-RU"/>
+        </w:rPr>
+        <w:t>Ступени масштабирования нагрузки:</w:t>
+      </w:r>
+      <w:r>
+        <w:rPr>
+          <w:rFonts w:ascii="Times New Roman" w:eastAsia="Times New Roman" w:hAnsi="Times New Roman" w:cs="Times New Roman"/>
+          <w:sz w:val="28"/>
+          <w:szCs w:val="28"/>
+          <w:lang w:val="ru-RU"/>
+        </w:rPr>
+        <w:t xml:space="preserve"> 3 последовательные итерации по 100, 500 и 1000 одновременных активных сессий.</w:t>
       </w:r>
     </w:p>
     <w:p>
@@ -3687,6 +3191,7 @@
           <w:color w:val="0A0A0A"/>
           <w:sz w:val="28"/>
           <w:szCs w:val="28"/>
+          <w:lang w:val="ru-RU"/>
         </w:rPr>
       </w:pPr>
       <w:r>
@@ -3709,7 +3214,7 @@
           <w:szCs w:val="28"/>
           <w:highlight w:val="white"/>
         </w:rPr>
-        <w:t xml:space="preserve"> Конфигурация серверной инфраструктуры признана оптимальной для текущих бизнес-задач проекта. Система демонстрирует абсолютную </w:t>
+        <w:t xml:space="preserve"> Конфигурация серверной инфраструктуры признана оптимальной для текущих бизнес-задач проекта. Система демонстрирует абсолютную устойчивость к перегрузкам и надежно защищена от падения при резких всплесках пользовательской активности</w:t>
       </w:r>
       <w:r>
         <w:rPr>
@@ -3719,8 +3224,30 @@
           <w:szCs w:val="28"/>
           <w:highlight w:val="white"/>
         </w:rPr>
+        <w:t>.</w:t>
+      </w:r>
+    </w:p>
+    <w:p>
+      <w:pPr>
+        <w:spacing w:after="160"/>
+        <w:ind w:firstLine="283"/>
+        <w:rPr>
+          <w:rFonts w:ascii="Times New Roman" w:eastAsia="Times New Roman" w:hAnsi="Times New Roman" w:cs="Times New Roman"/>
+          <w:color w:val="0A0A0A"/>
+          <w:sz w:val="28"/>
+          <w:szCs w:val="28"/>
+          <w:lang w:val="ru-RU"/>
+        </w:rPr>
+      </w:pPr>
+      <w:r>
+        <w:rPr>
+          <w:rFonts w:ascii="Times New Roman" w:eastAsia="Times New Roman" w:hAnsi="Times New Roman" w:cs="Times New Roman"/>
+          <w:color w:val="0A0A0A"/>
+          <w:sz w:val="28"/>
+          <w:szCs w:val="28"/>
+        </w:rPr>
         <w:lastRenderedPageBreak/>
-        <w:t>устойчивость к перегрузкам и надежно защищена от падения при резких всплесках пользовательской активности</w:t>
+        <w:t xml:space="preserve">Полный технический отчет с подробными пошаговыми тест-кейсами, таблицами метрик и графиками-доказательствами вынесен в отдельный документ: «Приложение Б. </w:t>
       </w:r>
       <w:r>
         <w:rPr>
@@ -3728,10 +3255,61 @@
           <w:color w:val="0A0A0A"/>
           <w:sz w:val="28"/>
           <w:szCs w:val="28"/>
-          <w:highlight w:val="white"/>
-        </w:rPr>
-        <w:t>.</w:t>
-      </w:r>
+          <w:lang w:val="ru-RU"/>
+        </w:rPr>
+        <w:t>“</w:t>
+      </w:r>
+      <w:r>
+        <w:rPr>
+          <w:rFonts w:ascii="Times New Roman" w:eastAsia="Times New Roman" w:hAnsi="Times New Roman" w:cs="Times New Roman"/>
+          <w:color w:val="0A0A0A"/>
+          <w:sz w:val="28"/>
+          <w:szCs w:val="28"/>
+        </w:rPr>
+        <w:t>Отчет о нагрузочно</w:t>
+      </w:r>
+      <w:r>
+        <w:rPr>
+          <w:rFonts w:ascii="Times New Roman" w:eastAsia="Times New Roman" w:hAnsi="Times New Roman" w:cs="Times New Roman"/>
+          <w:color w:val="0A0A0A"/>
+          <w:sz w:val="28"/>
+          <w:szCs w:val="28"/>
+          <w:lang w:val="ru-RU"/>
+        </w:rPr>
+        <w:t>м</w:t>
+      </w:r>
+      <w:r>
+        <w:rPr>
+          <w:rFonts w:ascii="Times New Roman" w:eastAsia="Times New Roman" w:hAnsi="Times New Roman" w:cs="Times New Roman"/>
+          <w:color w:val="0A0A0A"/>
+          <w:sz w:val="28"/>
+          <w:szCs w:val="28"/>
+          <w:lang w:val="ru-RU"/>
+        </w:rPr>
+        <w:t>”</w:t>
+      </w:r>
+      <w:r>
+        <w:rPr>
+          <w:rFonts w:ascii="Times New Roman" w:eastAsia="Times New Roman" w:hAnsi="Times New Roman" w:cs="Times New Roman"/>
+          <w:color w:val="0A0A0A"/>
+          <w:sz w:val="28"/>
+          <w:szCs w:val="28"/>
+        </w:rPr>
+        <w:t xml:space="preserve"> веб-ресурса steiks.ru».</w:t>
+      </w:r>
+    </w:p>
+    <w:p>
+      <w:pPr>
+        <w:spacing w:after="160"/>
+        <w:ind w:firstLine="283"/>
+        <w:rPr>
+          <w:rFonts w:ascii="Times New Roman" w:eastAsia="Times New Roman" w:hAnsi="Times New Roman" w:cs="Times New Roman"/>
+          <w:color w:val="0A0A0A"/>
+          <w:sz w:val="28"/>
+          <w:szCs w:val="28"/>
+          <w:lang w:val="ru-RU"/>
+        </w:rPr>
+      </w:pPr>
     </w:p>
     <w:p>
       <w:pPr>
@@ -4087,6 +3665,7 @@
           <w:sz w:val="28"/>
           <w:szCs w:val="28"/>
         </w:rPr>
+        <w:lastRenderedPageBreak/>
         <w:t>Выявлены серьезные дефекты в логике валидации полей ввода (в формах персональных данных и обратной связи).</w:t>
       </w:r>
     </w:p>
@@ -4108,7 +3687,6 @@
           <w:sz w:val="28"/>
           <w:szCs w:val="28"/>
         </w:rPr>
-        <w:lastRenderedPageBreak/>
         <w:t xml:space="preserve">Отсутствует фильтрация спецсимволов при заполнении личных данных профиля (Имя, Фамилия, Отчество, </w:t>
       </w:r>
       <w:r>
@@ -4409,6 +3987,7 @@
           <w:szCs w:val="28"/>
           <w:lang w:val="ru-RU"/>
         </w:rPr>
+        <w:lastRenderedPageBreak/>
         <w:t>Добавить кнопку завершения сессии (выхода из аккаунта) в интерфейс профиля;</w:t>
       </w:r>
     </w:p>
@@ -4435,7 +4014,6 @@
           <w:szCs w:val="28"/>
           <w:lang w:val="ru-RU"/>
         </w:rPr>
-        <w:lastRenderedPageBreak/>
         <w:t>Обеспечить интерактивный отклик элементов управления (эффекты наведения/нажатия для кнопок, кликабельность описания блюд);</w:t>
       </w:r>
     </w:p>
@@ -4487,7 +4065,88 @@
           <w:szCs w:val="28"/>
           <w:lang w:val="ru-RU"/>
         </w:rPr>
-        <w:t>Наполнить актуальным контентом пустующие информационные блоки на главной странице («Сезонное меню», «Мобильное приложение»).</w:t>
+        <w:t>Наполнить актуальным контентом пустующие информационные блоки на главной странице («Сезонное меню», «Мобильное приложение»</w:t>
+      </w:r>
+      <w:r>
+        <w:rPr>
+          <w:rFonts w:ascii="Times New Roman" w:eastAsia="Times New Roman" w:hAnsi="Times New Roman" w:cs="Times New Roman"/>
+          <w:sz w:val="28"/>
+          <w:szCs w:val="28"/>
+          <w:lang w:val="ru-RU"/>
+        </w:rPr>
+        <w:t xml:space="preserve">, </w:t>
+      </w:r>
+      <w:r>
+        <w:rPr>
+          <w:rFonts w:ascii="Times New Roman" w:eastAsia="Times New Roman" w:hAnsi="Times New Roman" w:cs="Times New Roman"/>
+          <w:sz w:val="28"/>
+          <w:szCs w:val="28"/>
+          <w:lang w:val="ru-RU"/>
+        </w:rPr>
+        <w:t>«</w:t>
+      </w:r>
+      <w:r>
+        <w:rPr>
+          <w:rFonts w:ascii="Times New Roman" w:eastAsia="Times New Roman" w:hAnsi="Times New Roman" w:cs="Times New Roman"/>
+          <w:sz w:val="28"/>
+          <w:szCs w:val="28"/>
+          <w:lang w:val="ru-RU"/>
+        </w:rPr>
+        <w:t>Новая вывеска</w:t>
+      </w:r>
+      <w:r>
+        <w:rPr>
+          <w:rFonts w:ascii="Times New Roman" w:eastAsia="Times New Roman" w:hAnsi="Times New Roman" w:cs="Times New Roman"/>
+          <w:sz w:val="28"/>
+          <w:szCs w:val="28"/>
+          <w:lang w:val="ru-RU"/>
+        </w:rPr>
+        <w:t xml:space="preserve"> у Ресторана Стейк</w:t>
+      </w:r>
+      <w:r>
+        <w:rPr>
+          <w:rFonts w:ascii="Times New Roman" w:eastAsia="Times New Roman" w:hAnsi="Times New Roman" w:cs="Times New Roman"/>
+          <w:sz w:val="28"/>
+          <w:szCs w:val="28"/>
+          <w:lang w:val="ru-RU"/>
+        </w:rPr>
+        <w:t>’</w:t>
+      </w:r>
+      <w:r>
+        <w:rPr>
+          <w:rFonts w:ascii="Times New Roman" w:eastAsia="Times New Roman" w:hAnsi="Times New Roman" w:cs="Times New Roman"/>
+          <w:sz w:val="28"/>
+          <w:szCs w:val="28"/>
+          <w:lang w:val="en-US"/>
+        </w:rPr>
+        <w:t>S</w:t>
+      </w:r>
+      <w:r>
+        <w:rPr>
+          <w:rFonts w:ascii="Times New Roman" w:eastAsia="Times New Roman" w:hAnsi="Times New Roman" w:cs="Times New Roman"/>
+          <w:sz w:val="28"/>
+          <w:szCs w:val="28"/>
+          <w:lang w:val="ru-RU"/>
+        </w:rPr>
+        <w:t>!</w:t>
+      </w:r>
+      <w:r>
+        <w:rPr>
+          <w:rFonts w:ascii="Times New Roman" w:eastAsia="Times New Roman" w:hAnsi="Times New Roman" w:cs="Times New Roman"/>
+          <w:sz w:val="28"/>
+          <w:szCs w:val="28"/>
+          <w:lang w:val="ru-RU"/>
+        </w:rPr>
+        <w:t>»</w:t>
+      </w:r>
+      <w:r>
+        <w:rPr>
+          <w:rFonts w:ascii="Times New Roman" w:eastAsia="Times New Roman" w:hAnsi="Times New Roman" w:cs="Times New Roman"/>
+          <w:sz w:val="28"/>
+          <w:szCs w:val="28"/>
+          <w:lang w:val="ru-RU"/>
+        </w:rPr>
+        <w:t>).</w:t>
       </w:r>
     </w:p>
     <w:sectPr>
@@ -4892,6 +4551,118 @@
     </w:lvl>
   </w:abstractNum>
   <w:abstractNum w:abstractNumId="3" w15:restartNumberingAfterBreak="0">
+    <w:nsid w:val="148D1EC2"/>
+    <w:multiLevelType w:val="hybridMultilevel"/>
+    <w:tmpl w:val="65E455BA"/>
+    <w:lvl w:ilvl="0" w:tplc="6BD423F8">
+      <w:numFmt w:val="bullet"/>
+      <w:lvlText w:val=""/>
+      <w:lvlJc w:val="left"/>
+      <w:pPr>
+        <w:ind w:left="720" w:hanging="360"/>
+      </w:pPr>
+      <w:rPr>
+        <w:rFonts w:ascii="Times New Roman" w:eastAsia="Times New Roman" w:hAnsi="Times New Roman" w:cs="Times New Roman" w:hint="default"/>
+      </w:rPr>
+    </w:lvl>
+    <w:lvl w:ilvl="1" w:tplc="04190003" w:tentative="1">
+      <w:start w:val="1"/>
+      <w:numFmt w:val="bullet"/>
+      <w:lvlText w:val="o"/>
+      <w:lvlJc w:val="left"/>
+      <w:pPr>
+        <w:ind w:left="1440" w:hanging="360"/>
+      </w:pPr>
+      <w:rPr>
+        <w:rFonts w:ascii="Courier New" w:hAnsi="Courier New" w:cs="Courier New" w:hint="default"/>
+      </w:rPr>
+    </w:lvl>
+    <w:lvl w:ilvl="2" w:tplc="04190005" w:tentative="1">
+      <w:start w:val="1"/>
+      <w:numFmt w:val="bullet"/>
+      <w:lvlText w:val=""/>
+      <w:lvlJc w:val="left"/>
+      <w:pPr>
+        <w:ind w:left="2160" w:hanging="360"/>
+      </w:pPr>
+      <w:rPr>
+        <w:rFonts w:ascii="Wingdings" w:hAnsi="Wingdings" w:hint="default"/>
+      </w:rPr>
+    </w:lvl>
+    <w:lvl w:ilvl="3" w:tplc="04190001" w:tentative="1">
+      <w:start w:val="1"/>
+      <w:numFmt w:val="bullet"/>
+      <w:lvlText w:val=""/>
+      <w:lvlJc w:val="left"/>
+      <w:pPr>
+        <w:ind w:left="2880" w:hanging="360"/>
+      </w:pPr>
+      <w:rPr>
+        <w:rFonts w:ascii="Symbol" w:hAnsi="Symbol" w:hint="default"/>
+      </w:rPr>
+    </w:lvl>
+    <w:lvl w:ilvl="4" w:tplc="04190003" w:tentative="1">
+      <w:start w:val="1"/>
+      <w:numFmt w:val="bullet"/>
+      <w:lvlText w:val="o"/>
+      <w:lvlJc w:val="left"/>
+      <w:pPr>
+        <w:ind w:left="3600" w:hanging="360"/>
+      </w:pPr>
+      <w:rPr>
+        <w:rFonts w:ascii="Courier New" w:hAnsi="Courier New" w:cs="Courier New" w:hint="default"/>
+      </w:rPr>
+    </w:lvl>
+    <w:lvl w:ilvl="5" w:tplc="04190005" w:tentative="1">
+      <w:start w:val="1"/>
+      <w:numFmt w:val="bullet"/>
+      <w:lvlText w:val=""/>
+      <w:lvlJc w:val="left"/>
+      <w:pPr>
+        <w:ind w:left="4320" w:hanging="360"/>
+      </w:pPr>
+      <w:rPr>
+        <w:rFonts w:ascii="Wingdings" w:hAnsi="Wingdings" w:hint="default"/>
+      </w:rPr>
+    </w:lvl>
+    <w:lvl w:ilvl="6" w:tplc="04190001" w:tentative="1">
+      <w:start w:val="1"/>
+      <w:numFmt w:val="bullet"/>
+      <w:lvlText w:val=""/>
+      <w:lvlJc w:val="left"/>
+      <w:pPr>
+        <w:ind w:left="5040" w:hanging="360"/>
+      </w:pPr>
+      <w:rPr>
+        <w:rFonts w:ascii="Symbol" w:hAnsi="Symbol" w:hint="default"/>
+      </w:rPr>
+    </w:lvl>
+    <w:lvl w:ilvl="7" w:tplc="04190003" w:tentative="1">
+      <w:start w:val="1"/>
+      <w:numFmt w:val="bullet"/>
+      <w:lvlText w:val="o"/>
+      <w:lvlJc w:val="left"/>
+      <w:pPr>
+        <w:ind w:left="5760" w:hanging="360"/>
+      </w:pPr>
+      <w:rPr>
+        <w:rFonts w:ascii="Courier New" w:hAnsi="Courier New" w:cs="Courier New" w:hint="default"/>
+      </w:rPr>
+    </w:lvl>
+    <w:lvl w:ilvl="8" w:tplc="04190005" w:tentative="1">
+      <w:start w:val="1"/>
+      <w:numFmt w:val="bullet"/>
+      <w:lvlText w:val=""/>
+      <w:lvlJc w:val="left"/>
+      <w:pPr>
+        <w:ind w:left="6480" w:hanging="360"/>
+      </w:pPr>
+      <w:rPr>
+        <w:rFonts w:ascii="Wingdings" w:hAnsi="Wingdings" w:hint="default"/>
+      </w:rPr>
+    </w:lvl>
+  </w:abstractNum>
+  <w:abstractNum w:abstractNumId="4" w15:restartNumberingAfterBreak="0">
     <w:nsid w:val="1D377EF4"/>
     <w:multiLevelType w:val="multilevel"/>
     <w:tmpl w:val="36E8F58E"/>
@@ -5004,7 +4775,7 @@
       </w:rPr>
     </w:lvl>
   </w:abstractNum>
-  <w:abstractNum w:abstractNumId="4" w15:restartNumberingAfterBreak="0">
+  <w:abstractNum w:abstractNumId="5" w15:restartNumberingAfterBreak="0">
     <w:nsid w:val="1DC3779D"/>
     <w:multiLevelType w:val="multilevel"/>
     <w:tmpl w:val="048A7760"/>
@@ -5153,7 +4924,7 @@
       </w:rPr>
     </w:lvl>
   </w:abstractNum>
-  <w:abstractNum w:abstractNumId="5" w15:restartNumberingAfterBreak="0">
+  <w:abstractNum w:abstractNumId="6" w15:restartNumberingAfterBreak="0">
     <w:nsid w:val="202903C9"/>
     <w:multiLevelType w:val="multilevel"/>
     <w:tmpl w:val="58EA8D14"/>
@@ -5266,7 +5037,7 @@
       </w:rPr>
     </w:lvl>
   </w:abstractNum>
-  <w:abstractNum w:abstractNumId="6" w15:restartNumberingAfterBreak="0">
+  <w:abstractNum w:abstractNumId="7" w15:restartNumberingAfterBreak="0">
     <w:nsid w:val="24F90BDC"/>
     <w:multiLevelType w:val="multilevel"/>
     <w:tmpl w:val="443E5DFA"/>
@@ -5379,7 +5150,7 @@
       </w:rPr>
     </w:lvl>
   </w:abstractNum>
-  <w:abstractNum w:abstractNumId="7" w15:restartNumberingAfterBreak="0">
+  <w:abstractNum w:abstractNumId="8" w15:restartNumberingAfterBreak="0">
     <w:nsid w:val="275056F9"/>
     <w:multiLevelType w:val="multilevel"/>
     <w:tmpl w:val="B128E432"/>
@@ -5492,7 +5263,7 @@
       </w:rPr>
     </w:lvl>
   </w:abstractNum>
-  <w:abstractNum w:abstractNumId="8" w15:restartNumberingAfterBreak="0">
+  <w:abstractNum w:abstractNumId="9" w15:restartNumberingAfterBreak="0">
     <w:nsid w:val="3C344F72"/>
     <w:multiLevelType w:val="multilevel"/>
     <w:tmpl w:val="0BE0E2CC"/>
@@ -5605,7 +5376,7 @@
       </w:rPr>
     </w:lvl>
   </w:abstractNum>
-  <w:abstractNum w:abstractNumId="9" w15:restartNumberingAfterBreak="0">
+  <w:abstractNum w:abstractNumId="10" w15:restartNumberingAfterBreak="0">
     <w:nsid w:val="3F5F6C9C"/>
     <w:multiLevelType w:val="multilevel"/>
     <w:tmpl w:val="D130D7E0"/>
@@ -5718,7 +5489,7 @@
       </w:rPr>
     </w:lvl>
   </w:abstractNum>
-  <w:abstractNum w:abstractNumId="10" w15:restartNumberingAfterBreak="0">
+  <w:abstractNum w:abstractNumId="11" w15:restartNumberingAfterBreak="0">
     <w:nsid w:val="4A4B7653"/>
     <w:multiLevelType w:val="multilevel"/>
     <w:tmpl w:val="62105D20"/>
@@ -5831,7 +5602,7 @@
       </w:rPr>
     </w:lvl>
   </w:abstractNum>
-  <w:abstractNum w:abstractNumId="11" w15:restartNumberingAfterBreak="0">
+  <w:abstractNum w:abstractNumId="12" w15:restartNumberingAfterBreak="0">
     <w:nsid w:val="4E927363"/>
     <w:multiLevelType w:val="multilevel"/>
     <w:tmpl w:val="E200964A"/>
@@ -5980,7 +5751,120 @@
       </w:rPr>
     </w:lvl>
   </w:abstractNum>
-  <w:abstractNum w:abstractNumId="12" w15:restartNumberingAfterBreak="0">
+  <w:abstractNum w:abstractNumId="13" w15:restartNumberingAfterBreak="0">
+    <w:nsid w:val="50DF31AC"/>
+    <w:multiLevelType w:val="hybridMultilevel"/>
+    <w:tmpl w:val="27F07EA4"/>
+    <w:lvl w:ilvl="0" w:tplc="04190001">
+      <w:start w:val="1"/>
+      <w:numFmt w:val="bullet"/>
+      <w:lvlText w:val=""/>
+      <w:lvlJc w:val="left"/>
+      <w:pPr>
+        <w:ind w:left="720" w:hanging="360"/>
+      </w:pPr>
+      <w:rPr>
+        <w:rFonts w:ascii="Symbol" w:hAnsi="Symbol" w:hint="default"/>
+      </w:rPr>
+    </w:lvl>
+    <w:lvl w:ilvl="1" w:tplc="04190003" w:tentative="1">
+      <w:start w:val="1"/>
+      <w:numFmt w:val="bullet"/>
+      <w:lvlText w:val="o"/>
+      <w:lvlJc w:val="left"/>
+      <w:pPr>
+        <w:ind w:left="1440" w:hanging="360"/>
+      </w:pPr>
+      <w:rPr>
+        <w:rFonts w:ascii="Courier New" w:hAnsi="Courier New" w:cs="Courier New" w:hint="default"/>
+      </w:rPr>
+    </w:lvl>
+    <w:lvl w:ilvl="2" w:tplc="04190005" w:tentative="1">
+      <w:start w:val="1"/>
+      <w:numFmt w:val="bullet"/>
+      <w:lvlText w:val=""/>
+      <w:lvlJc w:val="left"/>
+      <w:pPr>
+        <w:ind w:left="2160" w:hanging="360"/>
+      </w:pPr>
+      <w:rPr>
+        <w:rFonts w:ascii="Wingdings" w:hAnsi="Wingdings" w:hint="default"/>
+      </w:rPr>
+    </w:lvl>
+    <w:lvl w:ilvl="3" w:tplc="04190001" w:tentative="1">
+      <w:start w:val="1"/>
+      <w:numFmt w:val="bullet"/>
+      <w:lvlText w:val=""/>
+      <w:lvlJc w:val="left"/>
+      <w:pPr>
+        <w:ind w:left="2880" w:hanging="360"/>
+      </w:pPr>
+      <w:rPr>
+        <w:rFonts w:ascii="Symbol" w:hAnsi="Symbol" w:hint="default"/>
+      </w:rPr>
+    </w:lvl>
+    <w:lvl w:ilvl="4" w:tplc="04190003" w:tentative="1">
+      <w:start w:val="1"/>
+      <w:numFmt w:val="bullet"/>
+      <w:lvlText w:val="o"/>
+      <w:lvlJc w:val="left"/>
+      <w:pPr>
+        <w:ind w:left="3600" w:hanging="360"/>
+      </w:pPr>
+      <w:rPr>
+        <w:rFonts w:ascii="Courier New" w:hAnsi="Courier New" w:cs="Courier New" w:hint="default"/>
+      </w:rPr>
+    </w:lvl>
+    <w:lvl w:ilvl="5" w:tplc="04190005" w:tentative="1">
+      <w:start w:val="1"/>
+      <w:numFmt w:val="bullet"/>
+      <w:lvlText w:val=""/>
+      <w:lvlJc w:val="left"/>
+      <w:pPr>
+        <w:ind w:left="4320" w:hanging="360"/>
+      </w:pPr>
+      <w:rPr>
+        <w:rFonts w:ascii="Wingdings" w:hAnsi="Wingdings" w:hint="default"/>
+      </w:rPr>
+    </w:lvl>
+    <w:lvl w:ilvl="6" w:tplc="04190001" w:tentative="1">
+      <w:start w:val="1"/>
+      <w:numFmt w:val="bullet"/>
+      <w:lvlText w:val=""/>
+      <w:lvlJc w:val="left"/>
+      <w:pPr>
+        <w:ind w:left="5040" w:hanging="360"/>
+      </w:pPr>
+      <w:rPr>
+        <w:rFonts w:ascii="Symbol" w:hAnsi="Symbol" w:hint="default"/>
+      </w:rPr>
+    </w:lvl>
+    <w:lvl w:ilvl="7" w:tplc="04190003" w:tentative="1">
+      <w:start w:val="1"/>
+      <w:numFmt w:val="bullet"/>
+      <w:lvlText w:val="o"/>
+      <w:lvlJc w:val="left"/>
+      <w:pPr>
+        <w:ind w:left="5760" w:hanging="360"/>
+      </w:pPr>
+      <w:rPr>
+        <w:rFonts w:ascii="Courier New" w:hAnsi="Courier New" w:cs="Courier New" w:hint="default"/>
+      </w:rPr>
+    </w:lvl>
+    <w:lvl w:ilvl="8" w:tplc="04190005" w:tentative="1">
+      <w:start w:val="1"/>
+      <w:numFmt w:val="bullet"/>
+      <w:lvlText w:val=""/>
+      <w:lvlJc w:val="left"/>
+      <w:pPr>
+        <w:ind w:left="6480" w:hanging="360"/>
+      </w:pPr>
+      <w:rPr>
+        <w:rFonts w:ascii="Wingdings" w:hAnsi="Wingdings" w:hint="default"/>
+      </w:rPr>
+    </w:lvl>
+  </w:abstractNum>
+  <w:abstractNum w:abstractNumId="14" w15:restartNumberingAfterBreak="0">
     <w:nsid w:val="53D421E7"/>
     <w:multiLevelType w:val="multilevel"/>
     <w:tmpl w:val="BC2C8146"/>
@@ -6093,7 +5977,7 @@
       </w:rPr>
     </w:lvl>
   </w:abstractNum>
-  <w:abstractNum w:abstractNumId="13" w15:restartNumberingAfterBreak="0">
+  <w:abstractNum w:abstractNumId="15" w15:restartNumberingAfterBreak="0">
     <w:nsid w:val="585F0AE7"/>
     <w:multiLevelType w:val="multilevel"/>
     <w:tmpl w:val="07A0F900"/>
@@ -6206,7 +6090,7 @@
       </w:rPr>
     </w:lvl>
   </w:abstractNum>
-  <w:abstractNum w:abstractNumId="14" w15:restartNumberingAfterBreak="0">
+  <w:abstractNum w:abstractNumId="16" w15:restartNumberingAfterBreak="0">
     <w:nsid w:val="5B744B8F"/>
     <w:multiLevelType w:val="multilevel"/>
     <w:tmpl w:val="EADEF750"/>
@@ -6319,7 +6203,7 @@
       </w:rPr>
     </w:lvl>
   </w:abstractNum>
-  <w:abstractNum w:abstractNumId="15" w15:restartNumberingAfterBreak="0">
+  <w:abstractNum w:abstractNumId="17" w15:restartNumberingAfterBreak="0">
     <w:nsid w:val="65E673D5"/>
     <w:multiLevelType w:val="multilevel"/>
     <w:tmpl w:val="E4CCEDA0"/>
@@ -6432,7 +6316,7 @@
       </w:rPr>
     </w:lvl>
   </w:abstractNum>
-  <w:abstractNum w:abstractNumId="16" w15:restartNumberingAfterBreak="0">
+  <w:abstractNum w:abstractNumId="18" w15:restartNumberingAfterBreak="0">
     <w:nsid w:val="6EE213DD"/>
     <w:multiLevelType w:val="multilevel"/>
     <w:tmpl w:val="755605AE"/>
@@ -6545,7 +6429,7 @@
       </w:rPr>
     </w:lvl>
   </w:abstractNum>
-  <w:abstractNum w:abstractNumId="17" w15:restartNumberingAfterBreak="0">
+  <w:abstractNum w:abstractNumId="19" w15:restartNumberingAfterBreak="0">
     <w:nsid w:val="6F752CA1"/>
     <w:multiLevelType w:val="multilevel"/>
     <w:tmpl w:val="96CC9DC0"/>
@@ -6658,7 +6542,7 @@
       </w:rPr>
     </w:lvl>
   </w:abstractNum>
-  <w:abstractNum w:abstractNumId="18" w15:restartNumberingAfterBreak="0">
+  <w:abstractNum w:abstractNumId="20" w15:restartNumberingAfterBreak="0">
     <w:nsid w:val="72D7646E"/>
     <w:multiLevelType w:val="multilevel"/>
     <w:tmpl w:val="51FA438A"/>
@@ -6807,7 +6691,7 @@
       </w:rPr>
     </w:lvl>
   </w:abstractNum>
-  <w:abstractNum w:abstractNumId="19" w15:restartNumberingAfterBreak="0">
+  <w:abstractNum w:abstractNumId="21" w15:restartNumberingAfterBreak="0">
     <w:nsid w:val="75CC6AF3"/>
     <w:multiLevelType w:val="multilevel"/>
     <w:tmpl w:val="9822C63A"/>
@@ -6920,7 +6804,7 @@
       </w:rPr>
     </w:lvl>
   </w:abstractNum>
-  <w:abstractNum w:abstractNumId="20" w15:restartNumberingAfterBreak="0">
+  <w:abstractNum w:abstractNumId="22" w15:restartNumberingAfterBreak="0">
     <w:nsid w:val="75FF0B47"/>
     <w:multiLevelType w:val="multilevel"/>
     <w:tmpl w:val="50182BE0"/>
@@ -7066,7 +6950,7 @@
       </w:rPr>
     </w:lvl>
   </w:abstractNum>
-  <w:abstractNum w:abstractNumId="21" w15:restartNumberingAfterBreak="0">
+  <w:abstractNum w:abstractNumId="23" w15:restartNumberingAfterBreak="0">
     <w:nsid w:val="7A5C65E2"/>
     <w:multiLevelType w:val="multilevel"/>
     <w:tmpl w:val="BB7E5482"/>
@@ -7180,28 +7064,28 @@
     </w:lvl>
   </w:abstractNum>
   <w:num w:numId="1" w16cid:durableId="1041981131">
-    <w:abstractNumId w:val="5"/>
+    <w:abstractNumId w:val="6"/>
   </w:num>
   <w:num w:numId="2" w16cid:durableId="1756122101">
+    <w:abstractNumId w:val="21"/>
+  </w:num>
+  <w:num w:numId="3" w16cid:durableId="2112433461">
+    <w:abstractNumId w:val="4"/>
+  </w:num>
+  <w:num w:numId="4" w16cid:durableId="557403047">
+    <w:abstractNumId w:val="23"/>
+  </w:num>
+  <w:num w:numId="5" w16cid:durableId="1381786667">
+    <w:abstractNumId w:val="14"/>
+  </w:num>
+  <w:num w:numId="6" w16cid:durableId="848719374">
     <w:abstractNumId w:val="19"/>
   </w:num>
-  <w:num w:numId="3" w16cid:durableId="2112433461">
-    <w:abstractNumId w:val="3"/>
-  </w:num>
-  <w:num w:numId="4" w16cid:durableId="557403047">
-    <w:abstractNumId w:val="21"/>
-  </w:num>
-  <w:num w:numId="5" w16cid:durableId="1381786667">
-    <w:abstractNumId w:val="12"/>
-  </w:num>
-  <w:num w:numId="6" w16cid:durableId="848719374">
-    <w:abstractNumId w:val="17"/>
-  </w:num>
   <w:num w:numId="7" w16cid:durableId="1763256265">
-    <w:abstractNumId w:val="13"/>
+    <w:abstractNumId w:val="15"/>
   </w:num>
   <w:num w:numId="8" w16cid:durableId="1177188988">
-    <w:abstractNumId w:val="10"/>
+    <w:abstractNumId w:val="11"/>
   </w:num>
   <w:num w:numId="9" w16cid:durableId="287318946">
     <w:abstractNumId w:val="1"/>
@@ -7213,37 +7097,43 @@
     <w:abstractNumId w:val="2"/>
   </w:num>
   <w:num w:numId="12" w16cid:durableId="501161440">
+    <w:abstractNumId w:val="10"/>
+  </w:num>
+  <w:num w:numId="13" w16cid:durableId="1848519996">
     <w:abstractNumId w:val="9"/>
   </w:num>
-  <w:num w:numId="13" w16cid:durableId="1848519996">
+  <w:num w:numId="14" w16cid:durableId="183516669">
     <w:abstractNumId w:val="8"/>
   </w:num>
-  <w:num w:numId="14" w16cid:durableId="183516669">
+  <w:num w:numId="15" w16cid:durableId="949775725">
+    <w:abstractNumId w:val="16"/>
+  </w:num>
+  <w:num w:numId="16" w16cid:durableId="1476146879">
     <w:abstractNumId w:val="7"/>
   </w:num>
-  <w:num w:numId="15" w16cid:durableId="949775725">
-    <w:abstractNumId w:val="14"/>
-  </w:num>
-  <w:num w:numId="16" w16cid:durableId="1476146879">
-    <w:abstractNumId w:val="6"/>
-  </w:num>
   <w:num w:numId="17" w16cid:durableId="1323004438">
-    <w:abstractNumId w:val="16"/>
+    <w:abstractNumId w:val="18"/>
   </w:num>
   <w:num w:numId="18" w16cid:durableId="1829832406">
-    <w:abstractNumId w:val="15"/>
+    <w:abstractNumId w:val="17"/>
   </w:num>
   <w:num w:numId="19" w16cid:durableId="1162891863">
-    <w:abstractNumId w:val="18"/>
+    <w:abstractNumId w:val="20"/>
   </w:num>
   <w:num w:numId="20" w16cid:durableId="138116695">
-    <w:abstractNumId w:val="4"/>
+    <w:abstractNumId w:val="5"/>
   </w:num>
   <w:num w:numId="21" w16cid:durableId="27609535">
-    <w:abstractNumId w:val="20"/>
+    <w:abstractNumId w:val="22"/>
   </w:num>
   <w:num w:numId="22" w16cid:durableId="256252542">
-    <w:abstractNumId w:val="11"/>
+    <w:abstractNumId w:val="12"/>
+  </w:num>
+  <w:num w:numId="23" w16cid:durableId="1261794226">
+    <w:abstractNumId w:val="13"/>
+  </w:num>
+  <w:num w:numId="24" w16cid:durableId="944655322">
+    <w:abstractNumId w:val="3"/>
   </w:num>
 </w:numbering>
 </file>
@@ -7984,1060 +7874,26 @@
       <w:bCs/>
     </w:rPr>
   </w:style>
+  <w:style w:type="table" w:styleId="af">
+    <w:name w:val="Table Grid"/>
+    <w:basedOn w:val="a1"/>
+    <w:uiPriority w:val="39"/>
+    <w:rsid w:val="00AF0545"/>
+    <w:pPr>
+      <w:spacing w:line="240" w:lineRule="auto"/>
+    </w:pPr>
+    <w:tblPr>
+      <w:tblBorders>
+        <w:top w:val="single" w:sz="4" w:space="0" w:color="auto"/>
+        <w:left w:val="single" w:sz="4" w:space="0" w:color="auto"/>
+        <w:bottom w:val="single" w:sz="4" w:space="0" w:color="auto"/>
+        <w:right w:val="single" w:sz="4" w:space="0" w:color="auto"/>
+        <w:insideH w:val="single" w:sz="4" w:space="0" w:color="auto"/>
+        <w:insideV w:val="single" w:sz="4" w:space="0" w:color="auto"/>
+      </w:tblBorders>
+    </w:tblPr>
+  </w:style>
 </w:styles>
-</file>
-
-<file path=word/charts/chart1.xml><?xml version="1.0" encoding="utf-8"?>
-<c:chartSpace xmlns:c="http://schemas.openxmlformats.org/drawingml/2006/chart" xmlns:a="http://schemas.openxmlformats.org/drawingml/2006/main" xmlns:r="http://schemas.openxmlformats.org/officeDocument/2006/relationships" xmlns:c16r2="http://schemas.microsoft.com/office/drawing/2015/06/chart">
-  <c:date1904 val="0"/>
-  <c:lang val="ru-RU"/>
-  <c:roundedCorners val="0"/>
-  <mc:AlternateContent xmlns:mc="http://schemas.openxmlformats.org/markup-compatibility/2006">
-    <mc:Choice xmlns:c14="http://schemas.microsoft.com/office/drawing/2007/8/2/chart" Requires="c14">
-      <c14:style val="102"/>
-    </mc:Choice>
-    <mc:Fallback>
-      <c:style val="2"/>
-    </mc:Fallback>
-  </mc:AlternateContent>
-  <c:chart>
-    <c:title>
-      <c:tx>
-        <c:rich>
-          <a:bodyPr rot="0" spcFirstLastPara="1" vertOverflow="ellipsis" vert="horz" wrap="square" anchor="ctr" anchorCtr="1"/>
-          <a:lstStyle/>
-          <a:p>
-            <a:pPr>
-              <a:defRPr sz="1800" b="1" i="0" u="none" strike="noStrike" kern="1200" baseline="0">
-                <a:solidFill>
-                  <a:schemeClr val="dk1">
-                    <a:lumMod val="75000"/>
-                    <a:lumOff val="25000"/>
-                  </a:schemeClr>
-                </a:solidFill>
-                <a:latin typeface="+mn-lt"/>
-                <a:ea typeface="+mn-ea"/>
-                <a:cs typeface="+mn-cs"/>
-              </a:defRPr>
-            </a:pPr>
-            <a:r>
-              <a:rPr lang="ru-RU" sz="1400" b="1" i="0" u="none" strike="noStrike" baseline="0"/>
-              <a:t>Зависимость времени ответа (Response Time) от количества пользователей</a:t>
-            </a:r>
-            <a:endParaRPr lang="ru-RU" sz="1400"/>
-          </a:p>
-        </c:rich>
-      </c:tx>
-      <c:overlay val="0"/>
-      <c:spPr>
-        <a:noFill/>
-        <a:ln>
-          <a:noFill/>
-        </a:ln>
-        <a:effectLst/>
-      </c:spPr>
-      <c:txPr>
-        <a:bodyPr rot="0" spcFirstLastPara="1" vertOverflow="ellipsis" vert="horz" wrap="square" anchor="ctr" anchorCtr="1"/>
-        <a:lstStyle/>
-        <a:p>
-          <a:pPr>
-            <a:defRPr sz="1800" b="1" i="0" u="none" strike="noStrike" kern="1200" baseline="0">
-              <a:solidFill>
-                <a:schemeClr val="dk1">
-                  <a:lumMod val="75000"/>
-                  <a:lumOff val="25000"/>
-                </a:schemeClr>
-              </a:solidFill>
-              <a:latin typeface="+mn-lt"/>
-              <a:ea typeface="+mn-ea"/>
-              <a:cs typeface="+mn-cs"/>
-            </a:defRPr>
-          </a:pPr>
-          <a:endParaRPr lang="ru-RU"/>
-        </a:p>
-      </c:txPr>
-    </c:title>
-    <c:autoTitleDeleted val="0"/>
-    <c:plotArea>
-      <c:layout/>
-      <c:barChart>
-        <c:barDir val="col"/>
-        <c:grouping val="clustered"/>
-        <c:varyColors val="0"/>
-        <c:ser>
-          <c:idx val="0"/>
-          <c:order val="0"/>
-          <c:spPr>
-            <a:solidFill>
-              <a:schemeClr val="accent1">
-                <a:alpha val="85000"/>
-              </a:schemeClr>
-            </a:solidFill>
-            <a:ln w="9525" cap="flat" cmpd="sng" algn="ctr">
-              <a:solidFill>
-                <a:schemeClr val="lt1">
-                  <a:alpha val="50000"/>
-                </a:schemeClr>
-              </a:solidFill>
-              <a:round/>
-            </a:ln>
-            <a:effectLst/>
-          </c:spPr>
-          <c:invertIfNegative val="0"/>
-          <c:dLbls>
-            <c:spPr>
-              <a:noFill/>
-              <a:ln>
-                <a:noFill/>
-              </a:ln>
-              <a:effectLst/>
-            </c:spPr>
-            <c:txPr>
-              <a:bodyPr rot="0" spcFirstLastPara="1" vertOverflow="ellipsis" vert="horz" wrap="square" lIns="38100" tIns="19050" rIns="38100" bIns="19050" anchor="ctr" anchorCtr="1">
-                <a:spAutoFit/>
-              </a:bodyPr>
-              <a:lstStyle/>
-              <a:p>
-                <a:pPr>
-                  <a:defRPr sz="900" b="1" i="0" u="none" strike="noStrike" kern="1200" baseline="0">
-                    <a:solidFill>
-                      <a:schemeClr val="lt1"/>
-                    </a:solidFill>
-                    <a:latin typeface="+mn-lt"/>
-                    <a:ea typeface="+mn-ea"/>
-                    <a:cs typeface="+mn-cs"/>
-                  </a:defRPr>
-                </a:pPr>
-                <a:endParaRPr lang="ru-RU"/>
-              </a:p>
-            </c:txPr>
-            <c:dLblPos val="inEnd"/>
-            <c:showLegendKey val="0"/>
-            <c:showVal val="1"/>
-            <c:showCatName val="0"/>
-            <c:showSerName val="0"/>
-            <c:showPercent val="0"/>
-            <c:showBubbleSize val="0"/>
-            <c:showLeaderLines val="0"/>
-            <c:extLst>
-              <c:ext xmlns:c15="http://schemas.microsoft.com/office/drawing/2012/chart" uri="{CE6537A1-D6FC-4f65-9D91-7224C49458BB}">
-                <c15:showLeaderLines val="1"/>
-                <c15:leaderLines>
-                  <c:spPr>
-                    <a:ln w="9525">
-                      <a:solidFill>
-                        <a:schemeClr val="dk1">
-                          <a:lumMod val="50000"/>
-                          <a:lumOff val="50000"/>
-                        </a:schemeClr>
-                      </a:solidFill>
-                    </a:ln>
-                    <a:effectLst/>
-                  </c:spPr>
-                </c15:leaderLines>
-              </c:ext>
-            </c:extLst>
-          </c:dLbls>
-          <c:val>
-            <c:numRef>
-              <c:f>Диаграмма!$A$2:$A$6</c:f>
-              <c:numCache>
-                <c:formatCode>General</c:formatCode>
-                <c:ptCount val="5"/>
-                <c:pt idx="0">
-                  <c:v>100</c:v>
-                </c:pt>
-                <c:pt idx="2">
-                  <c:v>500</c:v>
-                </c:pt>
-                <c:pt idx="4">
-                  <c:v>1000</c:v>
-                </c:pt>
-              </c:numCache>
-            </c:numRef>
-          </c:val>
-          <c:extLst>
-            <c:ext xmlns:c16="http://schemas.microsoft.com/office/drawing/2014/chart" uri="{C3380CC4-5D6E-409C-BE32-E72D297353CC}">
-              <c16:uniqueId val="{00000000-330D-42A3-803E-736CB477ACE9}"/>
-            </c:ext>
-          </c:extLst>
-        </c:ser>
-        <c:ser>
-          <c:idx val="1"/>
-          <c:order val="1"/>
-          <c:spPr>
-            <a:solidFill>
-              <a:schemeClr val="accent2">
-                <a:alpha val="85000"/>
-              </a:schemeClr>
-            </a:solidFill>
-            <a:ln w="9525" cap="flat" cmpd="sng" algn="ctr">
-              <a:solidFill>
-                <a:schemeClr val="lt1">
-                  <a:alpha val="50000"/>
-                </a:schemeClr>
-              </a:solidFill>
-              <a:round/>
-            </a:ln>
-            <a:effectLst/>
-          </c:spPr>
-          <c:invertIfNegative val="0"/>
-          <c:dLbls>
-            <c:spPr>
-              <a:noFill/>
-              <a:ln>
-                <a:noFill/>
-              </a:ln>
-              <a:effectLst/>
-            </c:spPr>
-            <c:txPr>
-              <a:bodyPr rot="0" spcFirstLastPara="1" vertOverflow="ellipsis" vert="horz" wrap="square" lIns="38100" tIns="19050" rIns="38100" bIns="19050" anchor="ctr" anchorCtr="1">
-                <a:spAutoFit/>
-              </a:bodyPr>
-              <a:lstStyle/>
-              <a:p>
-                <a:pPr>
-                  <a:defRPr sz="900" b="1" i="0" u="none" strike="noStrike" kern="1200" baseline="0">
-                    <a:solidFill>
-                      <a:schemeClr val="lt1"/>
-                    </a:solidFill>
-                    <a:latin typeface="+mn-lt"/>
-                    <a:ea typeface="+mn-ea"/>
-                    <a:cs typeface="+mn-cs"/>
-                  </a:defRPr>
-                </a:pPr>
-                <a:endParaRPr lang="ru-RU"/>
-              </a:p>
-            </c:txPr>
-            <c:dLblPos val="inEnd"/>
-            <c:showLegendKey val="0"/>
-            <c:showVal val="1"/>
-            <c:showCatName val="0"/>
-            <c:showSerName val="0"/>
-            <c:showPercent val="0"/>
-            <c:showBubbleSize val="0"/>
-            <c:showLeaderLines val="0"/>
-            <c:extLst>
-              <c:ext xmlns:c15="http://schemas.microsoft.com/office/drawing/2012/chart" uri="{CE6537A1-D6FC-4f65-9D91-7224C49458BB}">
-                <c15:showLeaderLines val="1"/>
-                <c15:leaderLines>
-                  <c:spPr>
-                    <a:ln w="9525">
-                      <a:solidFill>
-                        <a:schemeClr val="dk1">
-                          <a:lumMod val="50000"/>
-                          <a:lumOff val="50000"/>
-                        </a:schemeClr>
-                      </a:solidFill>
-                    </a:ln>
-                    <a:effectLst/>
-                  </c:spPr>
-                </c15:leaderLines>
-              </c:ext>
-            </c:extLst>
-          </c:dLbls>
-          <c:val>
-            <c:numRef>
-              <c:f>Диаграмма!$E$2:$E$6</c:f>
-              <c:numCache>
-                <c:formatCode>General</c:formatCode>
-                <c:ptCount val="5"/>
-                <c:pt idx="0">
-                  <c:v>1450</c:v>
-                </c:pt>
-                <c:pt idx="2">
-                  <c:v>13500</c:v>
-                </c:pt>
-                <c:pt idx="4">
-                  <c:v>22500</c:v>
-                </c:pt>
-              </c:numCache>
-            </c:numRef>
-          </c:val>
-          <c:extLst>
-            <c:ext xmlns:c16="http://schemas.microsoft.com/office/drawing/2014/chart" uri="{C3380CC4-5D6E-409C-BE32-E72D297353CC}">
-              <c16:uniqueId val="{00000001-330D-42A3-803E-736CB477ACE9}"/>
-            </c:ext>
-          </c:extLst>
-        </c:ser>
-        <c:dLbls>
-          <c:dLblPos val="inEnd"/>
-          <c:showLegendKey val="0"/>
-          <c:showVal val="1"/>
-          <c:showCatName val="0"/>
-          <c:showSerName val="0"/>
-          <c:showPercent val="0"/>
-          <c:showBubbleSize val="0"/>
-        </c:dLbls>
-        <c:gapWidth val="65"/>
-        <c:axId val="615727183"/>
-        <c:axId val="507085823"/>
-      </c:barChart>
-      <c:catAx>
-        <c:axId val="615727183"/>
-        <c:scaling>
-          <c:orientation val="minMax"/>
-        </c:scaling>
-        <c:delete val="0"/>
-        <c:axPos val="b"/>
-        <c:majorTickMark val="none"/>
-        <c:minorTickMark val="none"/>
-        <c:tickLblPos val="nextTo"/>
-        <c:spPr>
-          <a:noFill/>
-          <a:ln w="19050" cap="flat" cmpd="sng" algn="ctr">
-            <a:solidFill>
-              <a:schemeClr val="dk1">
-                <a:lumMod val="75000"/>
-                <a:lumOff val="25000"/>
-              </a:schemeClr>
-            </a:solidFill>
-            <a:round/>
-          </a:ln>
-          <a:effectLst/>
-        </c:spPr>
-        <c:txPr>
-          <a:bodyPr rot="-60000000" spcFirstLastPara="1" vertOverflow="ellipsis" vert="horz" wrap="square" anchor="ctr" anchorCtr="1"/>
-          <a:lstStyle/>
-          <a:p>
-            <a:pPr>
-              <a:defRPr sz="900" b="0" i="0" u="none" strike="noStrike" kern="1200" cap="all" baseline="0">
-                <a:solidFill>
-                  <a:schemeClr val="dk1">
-                    <a:lumMod val="75000"/>
-                    <a:lumOff val="25000"/>
-                  </a:schemeClr>
-                </a:solidFill>
-                <a:latin typeface="+mn-lt"/>
-                <a:ea typeface="+mn-ea"/>
-                <a:cs typeface="+mn-cs"/>
-              </a:defRPr>
-            </a:pPr>
-            <a:endParaRPr lang="ru-RU"/>
-          </a:p>
-        </c:txPr>
-        <c:crossAx val="507085823"/>
-        <c:crosses val="autoZero"/>
-        <c:auto val="1"/>
-        <c:lblAlgn val="ctr"/>
-        <c:lblOffset val="100"/>
-        <c:noMultiLvlLbl val="0"/>
-      </c:catAx>
-      <c:valAx>
-        <c:axId val="507085823"/>
-        <c:scaling>
-          <c:orientation val="minMax"/>
-        </c:scaling>
-        <c:delete val="1"/>
-        <c:axPos val="l"/>
-        <c:majorGridlines>
-          <c:spPr>
-            <a:ln w="9525" cap="flat" cmpd="sng" algn="ctr">
-              <a:gradFill>
-                <a:gsLst>
-                  <a:gs pos="100000">
-                    <a:schemeClr val="dk1">
-                      <a:lumMod val="95000"/>
-                      <a:lumOff val="5000"/>
-                      <a:alpha val="42000"/>
-                    </a:schemeClr>
-                  </a:gs>
-                  <a:gs pos="0">
-                    <a:schemeClr val="lt1">
-                      <a:lumMod val="75000"/>
-                      <a:alpha val="36000"/>
-                    </a:schemeClr>
-                  </a:gs>
-                </a:gsLst>
-                <a:lin ang="5400000" scaled="0"/>
-              </a:gradFill>
-              <a:round/>
-            </a:ln>
-            <a:effectLst/>
-          </c:spPr>
-        </c:majorGridlines>
-        <c:numFmt formatCode="General" sourceLinked="1"/>
-        <c:majorTickMark val="none"/>
-        <c:minorTickMark val="none"/>
-        <c:tickLblPos val="nextTo"/>
-        <c:crossAx val="615727183"/>
-        <c:crosses val="autoZero"/>
-        <c:crossBetween val="between"/>
-      </c:valAx>
-      <c:spPr>
-        <a:noFill/>
-        <a:ln>
-          <a:noFill/>
-        </a:ln>
-        <a:effectLst/>
-      </c:spPr>
-    </c:plotArea>
-    <c:plotVisOnly val="1"/>
-    <c:dispBlanksAs val="gap"/>
-    <c:showDLblsOverMax val="0"/>
-    <c:extLst>
-      <c:ext xmlns:c16r3="http://schemas.microsoft.com/office/drawing/2017/03/chart" uri="{56B9EC1D-385E-4148-901F-78D8002777C0}">
-        <c16r3:dataDisplayOptions16>
-          <c16r3:dispNaAsBlank val="1"/>
-        </c16r3:dataDisplayOptions16>
-      </c:ext>
-    </c:extLst>
-  </c:chart>
-  <c:spPr>
-    <a:gradFill flip="none" rotWithShape="1">
-      <a:gsLst>
-        <a:gs pos="0">
-          <a:schemeClr val="lt1"/>
-        </a:gs>
-        <a:gs pos="39000">
-          <a:schemeClr val="lt1"/>
-        </a:gs>
-        <a:gs pos="100000">
-          <a:schemeClr val="lt1">
-            <a:lumMod val="75000"/>
-          </a:schemeClr>
-        </a:gs>
-      </a:gsLst>
-      <a:path path="circle">
-        <a:fillToRect l="50000" t="-80000" r="50000" b="180000"/>
-      </a:path>
-      <a:tileRect/>
-    </a:gradFill>
-    <a:ln w="9525" cap="flat" cmpd="sng" algn="ctr">
-      <a:solidFill>
-        <a:schemeClr val="dk1">
-          <a:lumMod val="25000"/>
-          <a:lumOff val="75000"/>
-        </a:schemeClr>
-      </a:solidFill>
-      <a:round/>
-    </a:ln>
-    <a:effectLst/>
-  </c:spPr>
-  <c:txPr>
-    <a:bodyPr/>
-    <a:lstStyle/>
-    <a:p>
-      <a:pPr>
-        <a:defRPr/>
-      </a:pPr>
-      <a:endParaRPr lang="ru-RU"/>
-    </a:p>
-  </c:txPr>
-  <c:externalData r:id="rId3">
-    <c:autoUpdate val="0"/>
-  </c:externalData>
-</c:chartSpace>
-</file>
-
-<file path=word/charts/colors1.xml><?xml version="1.0" encoding="utf-8"?>
-<cs:colorStyle xmlns:cs="http://schemas.microsoft.com/office/drawing/2012/chartStyle" xmlns:a="http://schemas.openxmlformats.org/drawingml/2006/main" meth="cycle" id="10">
-  <a:schemeClr val="accent1"/>
-  <a:schemeClr val="accent2"/>
-  <a:schemeClr val="accent3"/>
-  <a:schemeClr val="accent4"/>
-  <a:schemeClr val="accent5"/>
-  <a:schemeClr val="accent6"/>
-  <cs:variation/>
-  <cs:variation>
-    <a:lumMod val="60000"/>
-  </cs:variation>
-  <cs:variation>
-    <a:lumMod val="80000"/>
-    <a:lumOff val="20000"/>
-  </cs:variation>
-  <cs:variation>
-    <a:lumMod val="80000"/>
-  </cs:variation>
-  <cs:variation>
-    <a:lumMod val="60000"/>
-    <a:lumOff val="40000"/>
-  </cs:variation>
-  <cs:variation>
-    <a:lumMod val="50000"/>
-  </cs:variation>
-  <cs:variation>
-    <a:lumMod val="70000"/>
-    <a:lumOff val="30000"/>
-  </cs:variation>
-  <cs:variation>
-    <a:lumMod val="70000"/>
-  </cs:variation>
-  <cs:variation>
-    <a:lumMod val="50000"/>
-    <a:lumOff val="50000"/>
-  </cs:variation>
-</cs:colorStyle>
-</file>
-
-<file path=word/charts/style1.xml><?xml version="1.0" encoding="utf-8"?>
-<cs:chartStyle xmlns:cs="http://schemas.microsoft.com/office/drawing/2012/chartStyle" xmlns:a="http://schemas.openxmlformats.org/drawingml/2006/main" id="205">
-  <cs:axisTitle>
-    <cs:lnRef idx="0"/>
-    <cs:fillRef idx="0"/>
-    <cs:effectRef idx="0"/>
-    <cs:fontRef idx="minor">
-      <a:schemeClr val="dk1">
-        <a:lumMod val="75000"/>
-        <a:lumOff val="25000"/>
-      </a:schemeClr>
-    </cs:fontRef>
-    <cs:defRPr sz="900" b="1" kern="1200"/>
-  </cs:axisTitle>
-  <cs:categoryAxis>
-    <cs:lnRef idx="0"/>
-    <cs:fillRef idx="0"/>
-    <cs:effectRef idx="0"/>
-    <cs:fontRef idx="minor">
-      <a:schemeClr val="dk1">
-        <a:lumMod val="75000"/>
-        <a:lumOff val="25000"/>
-      </a:schemeClr>
-    </cs:fontRef>
-    <cs:spPr>
-      <a:ln w="19050" cap="flat" cmpd="sng" algn="ctr">
-        <a:solidFill>
-          <a:schemeClr val="dk1">
-            <a:lumMod val="75000"/>
-            <a:lumOff val="25000"/>
-          </a:schemeClr>
-        </a:solidFill>
-        <a:round/>
-      </a:ln>
-    </cs:spPr>
-    <cs:defRPr sz="900" kern="1200" cap="all" baseline="0"/>
-  </cs:categoryAxis>
-  <cs:chartArea>
-    <cs:lnRef idx="0"/>
-    <cs:fillRef idx="0"/>
-    <cs:effectRef idx="0"/>
-    <cs:fontRef idx="minor">
-      <a:schemeClr val="dk1"/>
-    </cs:fontRef>
-    <cs:spPr>
-      <a:gradFill flip="none" rotWithShape="1">
-        <a:gsLst>
-          <a:gs pos="0">
-            <a:schemeClr val="lt1"/>
-          </a:gs>
-          <a:gs pos="39000">
-            <a:schemeClr val="lt1"/>
-          </a:gs>
-          <a:gs pos="100000">
-            <a:schemeClr val="lt1">
-              <a:lumMod val="75000"/>
-            </a:schemeClr>
-          </a:gs>
-        </a:gsLst>
-        <a:path path="circle">
-          <a:fillToRect l="50000" t="-80000" r="50000" b="180000"/>
-        </a:path>
-        <a:tileRect/>
-      </a:gradFill>
-      <a:ln w="9525" cap="flat" cmpd="sng" algn="ctr">
-        <a:solidFill>
-          <a:schemeClr val="dk1">
-            <a:lumMod val="25000"/>
-            <a:lumOff val="75000"/>
-          </a:schemeClr>
-        </a:solidFill>
-        <a:round/>
-      </a:ln>
-    </cs:spPr>
-    <cs:defRPr sz="900" kern="1200"/>
-  </cs:chartArea>
-  <cs:dataLabel>
-    <cs:lnRef idx="0"/>
-    <cs:fillRef idx="0"/>
-    <cs:effectRef idx="0"/>
-    <cs:fontRef idx="minor">
-      <a:schemeClr val="lt1"/>
-    </cs:fontRef>
-    <cs:defRPr sz="900" b="1" i="0" u="none" strike="noStrike" kern="1200" baseline="0"/>
-  </cs:dataLabel>
-  <cs:dataLabelCallout>
-    <cs:lnRef idx="0"/>
-    <cs:fillRef idx="0"/>
-    <cs:effectRef idx="0"/>
-    <cs:fontRef idx="minor">
-      <a:schemeClr val="lt1"/>
-    </cs:fontRef>
-    <cs:spPr>
-      <a:solidFill>
-        <a:schemeClr val="dk1">
-          <a:lumMod val="65000"/>
-          <a:lumOff val="35000"/>
-          <a:alpha val="75000"/>
-        </a:schemeClr>
-      </a:solidFill>
-    </cs:spPr>
-    <cs:defRPr sz="900" b="1" kern="1200"/>
-    <cs:bodyPr rot="0" spcFirstLastPara="1" vertOverflow="clip" horzOverflow="clip" vert="horz" wrap="square" lIns="36576" tIns="18288" rIns="36576" bIns="18288" anchor="ctr" anchorCtr="1">
-      <a:spAutoFit/>
-    </cs:bodyPr>
-  </cs:dataLabelCallout>
-  <cs:dataPoint>
-    <cs:lnRef idx="0"/>
-    <cs:fillRef idx="0">
-      <cs:styleClr val="auto"/>
-    </cs:fillRef>
-    <cs:effectRef idx="0"/>
-    <cs:fontRef idx="minor">
-      <a:schemeClr val="dk1"/>
-    </cs:fontRef>
-    <cs:spPr>
-      <a:solidFill>
-        <a:schemeClr val="phClr">
-          <a:alpha val="85000"/>
-        </a:schemeClr>
-      </a:solidFill>
-      <a:ln w="9525" cap="flat" cmpd="sng" algn="ctr">
-        <a:solidFill>
-          <a:schemeClr val="lt1">
-            <a:alpha val="50000"/>
-          </a:schemeClr>
-        </a:solidFill>
-        <a:round/>
-      </a:ln>
-    </cs:spPr>
-  </cs:dataPoint>
-  <cs:dataPoint3D>
-    <cs:lnRef idx="0"/>
-    <cs:fillRef idx="0">
-      <cs:styleClr val="auto"/>
-    </cs:fillRef>
-    <cs:effectRef idx="0"/>
-    <cs:fontRef idx="minor">
-      <a:schemeClr val="dk1"/>
-    </cs:fontRef>
-    <cs:spPr>
-      <a:solidFill>
-        <a:schemeClr val="phClr">
-          <a:alpha val="85000"/>
-        </a:schemeClr>
-      </a:solidFill>
-      <a:ln w="9525" cap="flat" cmpd="sng" algn="ctr">
-        <a:solidFill>
-          <a:schemeClr val="lt1">
-            <a:alpha val="50000"/>
-          </a:schemeClr>
-        </a:solidFill>
-        <a:round/>
-      </a:ln>
-    </cs:spPr>
-  </cs:dataPoint3D>
-  <cs:dataPointLine>
-    <cs:lnRef idx="0">
-      <cs:styleClr val="auto"/>
-    </cs:lnRef>
-    <cs:fillRef idx="0"/>
-    <cs:effectRef idx="0"/>
-    <cs:fontRef idx="minor">
-      <a:schemeClr val="dk1"/>
-    </cs:fontRef>
-    <cs:spPr>
-      <a:ln w="31750" cap="rnd">
-        <a:solidFill>
-          <a:schemeClr val="phClr">
-            <a:alpha val="85000"/>
-          </a:schemeClr>
-        </a:solidFill>
-        <a:round/>
-      </a:ln>
-    </cs:spPr>
-  </cs:dataPointLine>
-  <cs:dataPointMarker>
-    <cs:lnRef idx="0"/>
-    <cs:fillRef idx="0">
-      <cs:styleClr val="auto"/>
-    </cs:fillRef>
-    <cs:effectRef idx="0"/>
-    <cs:fontRef idx="minor">
-      <a:schemeClr val="dk1"/>
-    </cs:fontRef>
-    <cs:spPr>
-      <a:solidFill>
-        <a:schemeClr val="phClr">
-          <a:alpha val="85000"/>
-        </a:schemeClr>
-      </a:solidFill>
-    </cs:spPr>
-  </cs:dataPointMarker>
-  <cs:dataPointMarkerLayout symbol="circle" size="6"/>
-  <cs:dataPointWireframe>
-    <cs:lnRef idx="0">
-      <cs:styleClr val="auto"/>
-    </cs:lnRef>
-    <cs:fillRef idx="0"/>
-    <cs:effectRef idx="0"/>
-    <cs:fontRef idx="minor">
-      <a:schemeClr val="dk1"/>
-    </cs:fontRef>
-    <cs:spPr>
-      <a:ln w="9525" cap="rnd">
-        <a:solidFill>
-          <a:schemeClr val="phClr"/>
-        </a:solidFill>
-        <a:round/>
-      </a:ln>
-    </cs:spPr>
-  </cs:dataPointWireframe>
-  <cs:dataTable>
-    <cs:lnRef idx="0"/>
-    <cs:fillRef idx="0"/>
-    <cs:effectRef idx="0"/>
-    <cs:fontRef idx="minor">
-      <a:schemeClr val="dk1">
-        <a:lumMod val="75000"/>
-        <a:lumOff val="25000"/>
-      </a:schemeClr>
-    </cs:fontRef>
-    <cs:spPr>
-      <a:ln w="9525">
-        <a:solidFill>
-          <a:schemeClr val="dk1">
-            <a:lumMod val="35000"/>
-            <a:lumOff val="65000"/>
-          </a:schemeClr>
-        </a:solidFill>
-      </a:ln>
-    </cs:spPr>
-    <cs:defRPr sz="900" kern="1200"/>
-  </cs:dataTable>
-  <cs:downBar>
-    <cs:lnRef idx="0"/>
-    <cs:fillRef idx="0"/>
-    <cs:effectRef idx="0"/>
-    <cs:fontRef idx="minor">
-      <a:schemeClr val="dk1"/>
-    </cs:fontRef>
-    <cs:spPr>
-      <a:solidFill>
-        <a:schemeClr val="dk1">
-          <a:lumMod val="50000"/>
-          <a:lumOff val="50000"/>
-        </a:schemeClr>
-      </a:solidFill>
-      <a:ln w="9525">
-        <a:solidFill>
-          <a:schemeClr val="dk1">
-            <a:lumMod val="65000"/>
-            <a:lumOff val="35000"/>
-          </a:schemeClr>
-        </a:solidFill>
-      </a:ln>
-    </cs:spPr>
-  </cs:downBar>
-  <cs:dropLine>
-    <cs:lnRef idx="0"/>
-    <cs:fillRef idx="0"/>
-    <cs:effectRef idx="0"/>
-    <cs:fontRef idx="minor">
-      <a:schemeClr val="dk1"/>
-    </cs:fontRef>
-    <cs:spPr>
-      <a:ln w="9525">
-        <a:solidFill>
-          <a:schemeClr val="dk1">
-            <a:lumMod val="35000"/>
-            <a:lumOff val="65000"/>
-          </a:schemeClr>
-        </a:solidFill>
-        <a:prstDash val="dash"/>
-      </a:ln>
-    </cs:spPr>
-  </cs:dropLine>
-  <cs:errorBar>
-    <cs:lnRef idx="0"/>
-    <cs:fillRef idx="0"/>
-    <cs:effectRef idx="0"/>
-    <cs:fontRef idx="minor">
-      <a:schemeClr val="dk1"/>
-    </cs:fontRef>
-    <cs:spPr>
-      <a:ln w="9525">
-        <a:solidFill>
-          <a:schemeClr val="dk1">
-            <a:lumMod val="65000"/>
-            <a:lumOff val="35000"/>
-          </a:schemeClr>
-        </a:solidFill>
-        <a:round/>
-      </a:ln>
-    </cs:spPr>
-  </cs:errorBar>
-  <cs:floor>
-    <cs:lnRef idx="0"/>
-    <cs:fillRef idx="0"/>
-    <cs:effectRef idx="0"/>
-    <cs:fontRef idx="minor">
-      <a:schemeClr val="dk1"/>
-    </cs:fontRef>
-  </cs:floor>
-  <cs:gridlineMajor>
-    <cs:lnRef idx="0"/>
-    <cs:fillRef idx="0"/>
-    <cs:effectRef idx="0"/>
-    <cs:fontRef idx="minor">
-      <a:schemeClr val="dk1"/>
-    </cs:fontRef>
-    <cs:spPr>
-      <a:ln w="9525" cap="flat" cmpd="sng" algn="ctr">
-        <a:gradFill>
-          <a:gsLst>
-            <a:gs pos="100000">
-              <a:schemeClr val="dk1">
-                <a:lumMod val="95000"/>
-                <a:lumOff val="5000"/>
-                <a:alpha val="42000"/>
-              </a:schemeClr>
-            </a:gs>
-            <a:gs pos="0">
-              <a:schemeClr val="lt1">
-                <a:lumMod val="75000"/>
-                <a:alpha val="36000"/>
-              </a:schemeClr>
-            </a:gs>
-          </a:gsLst>
-          <a:lin ang="5400000" scaled="0"/>
-        </a:gradFill>
-        <a:round/>
-      </a:ln>
-    </cs:spPr>
-  </cs:gridlineMajor>
-  <cs:gridlineMinor>
-    <cs:lnRef idx="0"/>
-    <cs:fillRef idx="0"/>
-    <cs:effectRef idx="0"/>
-    <cs:fontRef idx="minor">
-      <a:schemeClr val="dk1"/>
-    </cs:fontRef>
-    <cs:spPr>
-      <a:ln>
-        <a:gradFill>
-          <a:gsLst>
-            <a:gs pos="100000">
-              <a:schemeClr val="dk1">
-                <a:lumMod val="95000"/>
-                <a:lumOff val="5000"/>
-                <a:alpha val="42000"/>
-              </a:schemeClr>
-            </a:gs>
-            <a:gs pos="0">
-              <a:schemeClr val="lt1">
-                <a:lumMod val="75000"/>
-                <a:alpha val="36000"/>
-              </a:schemeClr>
-            </a:gs>
-          </a:gsLst>
-          <a:lin ang="5400000" scaled="0"/>
-        </a:gradFill>
-      </a:ln>
-    </cs:spPr>
-  </cs:gridlineMinor>
-  <cs:hiLoLine>
-    <cs:lnRef idx="0"/>
-    <cs:fillRef idx="0"/>
-    <cs:effectRef idx="0"/>
-    <cs:fontRef idx="minor">
-      <a:schemeClr val="dk1"/>
-    </cs:fontRef>
-    <cs:spPr>
-      <a:ln w="9525">
-        <a:solidFill>
-          <a:schemeClr val="dk1">
-            <a:lumMod val="35000"/>
-            <a:lumOff val="65000"/>
-          </a:schemeClr>
-        </a:solidFill>
-        <a:prstDash val="dash"/>
-      </a:ln>
-    </cs:spPr>
-  </cs:hiLoLine>
-  <cs:leaderLine>
-    <cs:lnRef idx="0"/>
-    <cs:fillRef idx="0"/>
-    <cs:effectRef idx="0"/>
-    <cs:fontRef idx="minor">
-      <a:schemeClr val="dk1"/>
-    </cs:fontRef>
-    <cs:spPr>
-      <a:ln w="9525">
-        <a:solidFill>
-          <a:schemeClr val="dk1">
-            <a:lumMod val="50000"/>
-            <a:lumOff val="50000"/>
-          </a:schemeClr>
-        </a:solidFill>
-      </a:ln>
-    </cs:spPr>
-  </cs:leaderLine>
-  <cs:legend>
-    <cs:lnRef idx="0"/>
-    <cs:fillRef idx="0"/>
-    <cs:effectRef idx="0"/>
-    <cs:fontRef idx="minor">
-      <a:schemeClr val="dk1">
-        <a:lumMod val="75000"/>
-        <a:lumOff val="25000"/>
-      </a:schemeClr>
-    </cs:fontRef>
-    <cs:spPr>
-      <a:solidFill>
-        <a:schemeClr val="lt1">
-          <a:lumMod val="95000"/>
-          <a:alpha val="39000"/>
-        </a:schemeClr>
-      </a:solidFill>
-    </cs:spPr>
-    <cs:defRPr sz="900" kern="1200"/>
-  </cs:legend>
-  <cs:plotArea>
-    <cs:lnRef idx="0"/>
-    <cs:fillRef idx="0"/>
-    <cs:effectRef idx="0"/>
-    <cs:fontRef idx="minor">
-      <a:schemeClr val="dk1"/>
-    </cs:fontRef>
-  </cs:plotArea>
-  <cs:plotArea3D>
-    <cs:lnRef idx="0"/>
-    <cs:fillRef idx="0"/>
-    <cs:effectRef idx="0"/>
-    <cs:fontRef idx="minor">
-      <a:schemeClr val="dk1"/>
-    </cs:fontRef>
-  </cs:plotArea3D>
-  <cs:seriesAxis>
-    <cs:lnRef idx="0"/>
-    <cs:fillRef idx="0"/>
-    <cs:effectRef idx="0"/>
-    <cs:fontRef idx="minor">
-      <a:schemeClr val="dk1">
-        <a:lumMod val="75000"/>
-        <a:lumOff val="25000"/>
-      </a:schemeClr>
-    </cs:fontRef>
-    <cs:spPr>
-      <a:ln w="31750" cap="flat" cmpd="sng" algn="ctr">
-        <a:solidFill>
-          <a:schemeClr val="dk1">
-            <a:lumMod val="75000"/>
-            <a:lumOff val="25000"/>
-          </a:schemeClr>
-        </a:solidFill>
-        <a:round/>
-      </a:ln>
-    </cs:spPr>
-    <cs:defRPr sz="900" kern="1200"/>
-  </cs:seriesAxis>
-  <cs:seriesLine>
-    <cs:lnRef idx="0"/>
-    <cs:fillRef idx="0"/>
-    <cs:effectRef idx="0"/>
-    <cs:fontRef idx="minor">
-      <a:schemeClr val="dk1"/>
-    </cs:fontRef>
-    <cs:spPr>
-      <a:ln w="9525">
-        <a:solidFill>
-          <a:schemeClr val="dk1">
-            <a:lumMod val="50000"/>
-            <a:lumOff val="50000"/>
-          </a:schemeClr>
-        </a:solidFill>
-        <a:round/>
-      </a:ln>
-    </cs:spPr>
-  </cs:seriesLine>
-  <cs:title>
-    <cs:lnRef idx="0"/>
-    <cs:fillRef idx="0"/>
-    <cs:effectRef idx="0"/>
-    <cs:fontRef idx="minor">
-      <a:schemeClr val="dk1">
-        <a:lumMod val="75000"/>
-        <a:lumOff val="25000"/>
-      </a:schemeClr>
-    </cs:fontRef>
-    <cs:defRPr sz="1800" b="1" kern="1200" baseline="0"/>
-  </cs:title>
-  <cs:trendline>
-    <cs:lnRef idx="0">
-      <cs:styleClr val="auto"/>
-    </cs:lnRef>
-    <cs:fillRef idx="0"/>
-    <cs:effectRef idx="0"/>
-    <cs:fontRef idx="minor">
-      <a:schemeClr val="dk1"/>
-    </cs:fontRef>
-    <cs:spPr>
-      <a:ln w="19050" cap="rnd">
-        <a:solidFill>
-          <a:schemeClr val="phClr"/>
-        </a:solidFill>
-      </a:ln>
-    </cs:spPr>
-  </cs:trendline>
-  <cs:trendlineLabel>
-    <cs:lnRef idx="0"/>
-    <cs:fillRef idx="0"/>
-    <cs:effectRef idx="0"/>
-    <cs:fontRef idx="minor">
-      <a:schemeClr val="dk1">
-        <a:lumMod val="75000"/>
-        <a:lumOff val="25000"/>
-      </a:schemeClr>
-    </cs:fontRef>
-    <cs:defRPr sz="900" kern="1200"/>
-  </cs:trendlineLabel>
-  <cs:upBar>
-    <cs:lnRef idx="0"/>
-    <cs:fillRef idx="0"/>
-    <cs:effectRef idx="0"/>
-    <cs:fontRef idx="minor">
-      <a:schemeClr val="dk1"/>
-    </cs:fontRef>
-    <cs:spPr>
-      <a:solidFill>
-        <a:schemeClr val="lt1"/>
-      </a:solidFill>
-      <a:ln w="9525">
-        <a:solidFill>
-          <a:schemeClr val="dk1">
-            <a:lumMod val="65000"/>
-            <a:lumOff val="35000"/>
-          </a:schemeClr>
-        </a:solidFill>
-      </a:ln>
-    </cs:spPr>
-  </cs:upBar>
-  <cs:valueAxis>
-    <cs:lnRef idx="0"/>
-    <cs:fillRef idx="0"/>
-    <cs:effectRef idx="0"/>
-    <cs:fontRef idx="minor">
-      <a:schemeClr val="dk1">
-        <a:lumMod val="75000"/>
-        <a:lumOff val="25000"/>
-      </a:schemeClr>
-    </cs:fontRef>
-    <cs:spPr>
-      <a:ln>
-        <a:noFill/>
-      </a:ln>
-    </cs:spPr>
-    <cs:defRPr sz="900" kern="1200"/>
-  </cs:valueAxis>
-  <cs:wall>
-    <cs:lnRef idx="0"/>
-    <cs:fillRef idx="0"/>
-    <cs:effectRef idx="0"/>
-    <cs:fontRef idx="minor">
-      <a:schemeClr val="dk1"/>
-    </cs:fontRef>
-  </cs:wall>
-</cs:chartStyle>
 </file>
 
 <file path=word/theme/theme1.xml><?xml version="1.0" encoding="utf-8"?>

--- a/Отчет о завершении тестирования (Test Completion Report).docx
+++ b/Отчет о завершении тестирования (Test Completion Report).docx
@@ -2766,7 +2766,25 @@
           <w:szCs w:val="28"/>
           <w:lang w:val="ru-RU"/>
         </w:rPr>
-        <w:t xml:space="preserve"> целевых браузерах. Ошибок, специфичных для отдельных браузерных движков, не обнаружено. Это указывает на связь дефектов с общей логикой работы интерфейса и серверной части сайта, а не с особенностями рендеринга.</w:t>
+        <w:t xml:space="preserve"> </w:t>
+      </w:r>
+      <w:r>
+        <w:rPr>
+          <w:rFonts w:ascii="Times New Roman" w:eastAsia="Times New Roman" w:hAnsi="Times New Roman" w:cs="Times New Roman"/>
+          <w:sz w:val="28"/>
+          <w:szCs w:val="28"/>
+          <w:lang w:val="ru-RU"/>
+        </w:rPr>
+        <w:t>проверяемых</w:t>
+      </w:r>
+      <w:r>
+        <w:rPr>
+          <w:rFonts w:ascii="Times New Roman" w:eastAsia="Times New Roman" w:hAnsi="Times New Roman" w:cs="Times New Roman"/>
+          <w:sz w:val="28"/>
+          <w:szCs w:val="28"/>
+          <w:lang w:val="ru-RU"/>
+        </w:rPr>
+        <w:t xml:space="preserve"> браузерах. Ошибок, специфичных для отдельных браузерных движков, не обнаружено. Это указывает на связь дефектов с общей логикой работы интерфейса и серверной части сайта, а не с особенностями рендеринга.</w:t>
       </w:r>
     </w:p>
     <w:p>
@@ -2808,7 +2826,6 @@
           <w:sz w:val="28"/>
           <w:szCs w:val="28"/>
         </w:rPr>
-        <w:lastRenderedPageBreak/>
         <w:t xml:space="preserve">3. </w:t>
       </w:r>
       <w:r>
@@ -2884,25 +2901,24 @@
           <w:sz w:val="28"/>
           <w:szCs w:val="28"/>
         </w:rPr>
-        <w:t xml:space="preserve">В рамках комплексного контроля качества было проведено ступенчатое нагрузочное стресс-тестирование серверной инфраструктуры в среде фреймворка </w:t>
-      </w:r>
-      <w:r>
-        <w:rPr>
-          <w:rFonts w:ascii="Times New Roman" w:eastAsia="Times New Roman" w:hAnsi="Times New Roman" w:cs="Times New Roman"/>
-          <w:b/>
-          <w:bCs/>
-          <w:sz w:val="28"/>
-          <w:szCs w:val="28"/>
-        </w:rPr>
-        <w:t>Locust (Python)</w:t>
-      </w:r>
-      <w:r>
-        <w:rPr>
-          <w:rFonts w:ascii="Times New Roman" w:eastAsia="Times New Roman" w:hAnsi="Times New Roman" w:cs="Times New Roman"/>
-          <w:sz w:val="28"/>
-          <w:szCs w:val="28"/>
-        </w:rPr>
-        <w:t xml:space="preserve"> со следующими ключевыми параметрами:</w:t>
+        <w:t>В рамках комплексного контроля качества было проведено ступенчатое нагрузочное тестирование главной страницы сайта в среде фреймворка Locust (Python) со следующими ключевыми</w:t>
+      </w:r>
+      <w:r>
+        <w:rPr>
+          <w:rFonts w:ascii="Times New Roman" w:eastAsia="Times New Roman" w:hAnsi="Times New Roman" w:cs="Times New Roman"/>
+          <w:sz w:val="28"/>
+          <w:szCs w:val="28"/>
+          <w:lang w:val="ru-RU"/>
+        </w:rPr>
+        <w:t xml:space="preserve"> параметрами</w:t>
+      </w:r>
+      <w:r>
+        <w:rPr>
+          <w:rFonts w:ascii="Times New Roman" w:eastAsia="Times New Roman" w:hAnsi="Times New Roman" w:cs="Times New Roman"/>
+          <w:sz w:val="28"/>
+          <w:szCs w:val="28"/>
+        </w:rPr>
+        <w:t>:</w:t>
       </w:r>
     </w:p>
     <w:p>
@@ -7654,7 +7670,6 @@
   <w:style w:type="character" w:default="1" w:styleId="a0">
     <w:name w:val="Default Paragraph Font"/>
     <w:uiPriority w:val="1"/>
-    <w:semiHidden/>
     <w:unhideWhenUsed/>
   </w:style>
   <w:style w:type="table" w:default="1" w:styleId="a1">
